--- a/README.docx
+++ b/README.docx
@@ -28,7 +28,7 @@
           <w:color w:val="606060"/>
           <w:sz w:val="20"/>
         </w:rPr>
-        <w:t>用「真实公开数据锚定 + 带已知异常的模拟数据」验证一套银行网点运营监控与预警方法。</w:t>
+        <w:t>用「真实公开数据锚定 + 带已知异常的模拟数据」，验证一套银行网点运营监控与预警方法。</w:t>
       </w:r>
     </w:p>
     <w:p>
@@ -57,21 +57,43 @@
       </w:r>
     </w:p>
     <w:p>
-      <w:r>
-        <w:rPr>
-          <w:rFonts w:ascii="微软雅黑" w:hAnsi="微软雅黑" w:eastAsia="微软雅黑" w:cs="微软雅黑"/>
-          <w:b w:val="0"/>
-        </w:rPr>
-        <w:t>![Python](https://img.shields.io/badge/Python-3.13-3776AB)</w:t>
-      </w:r>
+      <w:pPr>
+        <w:ind w:left="340"/>
+      </w:pPr>
     </w:p>
     <w:p>
+      <w:pPr>
+        <w:ind w:left="340"/>
+      </w:pPr>
       <w:r>
         <w:rPr>
           <w:rFonts w:ascii="微软雅黑" w:hAnsi="微软雅黑" w:eastAsia="微软雅黑" w:cs="微软雅黑"/>
           <w:b w:val="0"/>
-        </w:rPr>
-        <w:t>![SQL](https://img.shields.io/badge/MySQL-8.0-4479A1)</w:t>
+          <w:i/>
+          <w:color w:val="606060"/>
+          <w:sz w:val="20"/>
+        </w:rPr>
+        <w:t xml:space="preserve">附带一个可交互的 </w:t>
+      </w:r>
+      <w:r>
+        <w:rPr>
+          <w:rFonts w:ascii="微软雅黑" w:hAnsi="微软雅黑" w:eastAsia="微软雅黑" w:cs="微软雅黑"/>
+          <w:b/>
+          <w:i/>
+          <w:color w:val="606060"/>
+          <w:sz w:val="20"/>
+        </w:rPr>
+        <w:t>Text-to-Excel Agent</w:t>
+      </w:r>
+      <w:r>
+        <w:rPr>
+          <w:rFonts w:ascii="微软雅黑" w:hAnsi="微软雅黑" w:eastAsia="微软雅黑" w:cs="微软雅黑"/>
+          <w:b w:val="0"/>
+          <w:i/>
+          <w:color w:val="606060"/>
+          <w:sz w:val="20"/>
+        </w:rPr>
+        <w:t xml:space="preserve"> 网页：用自然语言提问，看到 Agent 完整工作流程，拿到带格式的 Excel。</w:t>
       </w:r>
     </w:p>
     <w:p>
@@ -80,7 +102,7 @@
           <w:rFonts w:ascii="微软雅黑" w:hAnsi="微软雅黑" w:eastAsia="微软雅黑" w:cs="微软雅黑"/>
           <w:b w:val="0"/>
         </w:rPr>
-        <w:t>![样本](https://img.shields.io/badge/样本-20%20网点%20×%2090%20天-BLUE)</w:t>
+        <w:t>![Python](https://img.shields.io/badge/Python-3.13-3776AB)</w:t>
       </w:r>
     </w:p>
     <w:p>
@@ -89,7 +111,7 @@
           <w:rFonts w:ascii="微软雅黑" w:hAnsi="微软雅黑" w:eastAsia="微软雅黑" w:cs="微软雅黑"/>
           <w:b w:val="0"/>
         </w:rPr>
-        <w:t>![查全率](https://img.shields.io/badge/异常查全率-7%2F7-success)</w:t>
+        <w:t>![DuckDB](https://img.shields.io/badge/DuckDB-1.5-FFF000)</w:t>
       </w:r>
     </w:p>
     <w:p>
@@ -98,7 +120,43 @@
           <w:rFonts w:ascii="微软雅黑" w:hAnsi="微软雅黑" w:eastAsia="微软雅黑" w:cs="微软雅黑"/>
           <w:b w:val="0"/>
         </w:rPr>
+        <w:t>![SQL](https://img.shields.io/badge/SQL-窗口函数%2FCTE-4479A1)</w:t>
+      </w:r>
+    </w:p>
+    <w:p>
+      <w:r>
+        <w:rPr>
+          <w:rFonts w:ascii="微软雅黑" w:hAnsi="微软雅黑" w:eastAsia="微软雅黑" w:cs="微软雅黑"/>
+          <w:b w:val="0"/>
+        </w:rPr>
+        <w:t>![样本](https://img.shields.io/badge/样本-20%20网点%20×%2090%20天-BLUE)</w:t>
+      </w:r>
+    </w:p>
+    <w:p>
+      <w:r>
+        <w:rPr>
+          <w:rFonts w:ascii="微软雅黑" w:hAnsi="微软雅黑" w:eastAsia="微软雅黑" w:cs="微软雅黑"/>
+          <w:b w:val="0"/>
+        </w:rPr>
+        <w:t>![查全率](https://img.shields.io/badge/异常查全率-7%2F7-success)</w:t>
+      </w:r>
+    </w:p>
+    <w:p>
+      <w:r>
+        <w:rPr>
+          <w:rFonts w:ascii="微软雅黑" w:hAnsi="微软雅黑" w:eastAsia="微软雅黑" w:cs="微软雅黑"/>
+          <w:b w:val="0"/>
+        </w:rPr>
         <w:t>![成因判定](https://img.shields.io/badge/成因判定-7%2F7-success)</w:t>
+      </w:r>
+    </w:p>
+    <w:p>
+      <w:r>
+        <w:rPr>
+          <w:rFonts w:ascii="微软雅黑" w:hAnsi="微软雅黑" w:eastAsia="微软雅黑" w:cs="微软雅黑"/>
+          <w:b w:val="0"/>
+        </w:rPr>
+        <w:t>![License](https://img.shields.io/badge/License-MIT-green)</w:t>
       </w:r>
     </w:p>
     <w:p>
@@ -452,7 +510,7 @@
           <w:rFonts w:ascii="微软雅黑" w:hAnsi="微软雅黑" w:eastAsia="微软雅黑" w:cs="微软雅黑"/>
           <w:b w:val="0"/>
         </w:rPr>
-        <w:t>——它们属于各行内部经营数据。</w:t>
+        <w:t>——它们属于各行内部经营数据。我实际检索过：人行 17 份报告全文均无</w:t>
       </w:r>
     </w:p>
     <w:p>
@@ -461,7 +519,7 @@
           <w:rFonts w:ascii="微软雅黑" w:hAnsi="微软雅黑" w:eastAsia="微软雅黑" w:cs="微软雅黑"/>
           <w:b w:val="0"/>
         </w:rPr>
-        <w:t>我实际检索过：人行 17 份报告全文均无「营业网点数量」「柜面业务量」口径；</w:t>
+        <w:t>「营业网点数量」「柜面业务量」口径；「助农取款服务点」检索命中 0 次（口径已废止）。</w:t>
       </w:r>
     </w:p>
     <w:p>
@@ -470,7 +528,7 @@
           <w:rFonts w:ascii="微软雅黑" w:hAnsi="微软雅黑" w:eastAsia="微软雅黑" w:cs="微软雅黑"/>
           <w:b w:val="0"/>
         </w:rPr>
-        <w:t xml:space="preserve">「助农取款服务点」检索命中 0 次（口径已废止）。共 </w:t>
+        <w:t xml:space="preserve">共 </w:t>
       </w:r>
       <w:r>
         <w:rPr>
@@ -547,6 +605,56 @@
           <w:sz w:val="30"/>
         </w:rPr>
         <w:t>🎯 先看这三个</w:t>
+      </w:r>
+    </w:p>
+    <w:p>
+      <w:r>
+        <w:rPr>
+          <w:rFonts w:ascii="微软雅黑" w:hAnsi="微软雅黑" w:eastAsia="微软雅黑" w:cs="微软雅黑"/>
+          <w:b/>
+        </w:rPr>
+        <w:t>在线直接打开</w:t>
+      </w:r>
+      <w:r>
+        <w:rPr>
+          <w:rFonts w:ascii="微软雅黑" w:hAnsi="微软雅黑" w:eastAsia="微软雅黑" w:cs="微软雅黑"/>
+          <w:b w:val="0"/>
+        </w:rPr>
+        <w:t>（GitHub Pages，无需下载）：</w:t>
+      </w:r>
+    </w:p>
+    <w:p>
+      <w:r>
+        <w:rPr>
+          <w:rFonts w:ascii="微软雅黑" w:hAnsi="微软雅黑" w:eastAsia="微软雅黑" w:cs="微软雅黑"/>
+          <w:b w:val="0"/>
+        </w:rPr>
+        <w:t>🤖 [Text-to-Excel Agent](https://arnoldwang-86.github.io/pingan-branch-ops-monitoring/results/%E8%BF%90%E8%90%A5%E9%97%AE%E6%95%B0Agent.html)</w:t>
+      </w:r>
+    </w:p>
+    <w:p>
+      <w:r>
+        <w:rPr>
+          <w:rFonts w:ascii="微软雅黑" w:hAnsi="微软雅黑" w:eastAsia="微软雅黑" w:cs="微软雅黑"/>
+          <w:b w:val="0"/>
+        </w:rPr>
+        <w:t>· 📊 [交互式看板](https://arnoldwang-86.github.io/pingan-branch-ops-monitoring/results/%E7%9C%8B%E6%9D%BF.html)</w:t>
+      </w:r>
+    </w:p>
+    <w:p>
+      <w:r>
+        <w:rPr>
+          <w:rFonts w:ascii="微软雅黑" w:hAnsi="微软雅黑" w:eastAsia="微软雅黑" w:cs="微软雅黑"/>
+          <w:b/>
+        </w:rPr>
+        <w:t>本地打开</w:t>
+      </w:r>
+      <w:r>
+        <w:rPr>
+          <w:rFonts w:ascii="微软雅黑" w:hAnsi="微软雅黑" w:eastAsia="微软雅黑" w:cs="微软雅黑"/>
+          <w:b w:val="0"/>
+        </w:rPr>
+        <w:t>（离线可用）：</w:t>
       </w:r>
     </w:p>
     <w:tbl>
@@ -623,6 +731,69 @@
                 <w:b w:val="0"/>
                 <w:sz w:val="18"/>
               </w:rPr>
+              <w:t xml:space="preserve">🤖 </w:t>
+            </w:r>
+            <w:r>
+              <w:rPr>
+                <w:rFonts w:ascii="微软雅黑" w:hAnsi="微软雅黑" w:eastAsia="微软雅黑" w:cs="微软雅黑"/>
+                <w:b/>
+                <w:sz w:val="18"/>
+              </w:rPr>
+              <w:t>Text-to-Excel Agent</w:t>
+            </w:r>
+          </w:p>
+        </w:tc>
+        <w:tc>
+          <w:tcPr>
+            <w:tcW w:type="dxa" w:w="4320"/>
+          </w:tcPr>
+          <w:p>
+            <w:pPr>
+              <w:spacing w:after="40"/>
+            </w:pPr>
+            <w:r/>
+            <w:r>
+              <w:rPr>
+                <w:rFonts w:ascii="微软雅黑" w:hAnsi="微软雅黑" w:eastAsia="微软雅黑" w:cs="微软雅黑"/>
+                <w:b w:val="0"/>
+                <w:sz w:val="18"/>
+              </w:rPr>
+              <w:t xml:space="preserve">双击 </w:t>
+            </w:r>
+            <w:r>
+              <w:rPr>
+                <w:rFonts w:ascii="Consolas" w:hAnsi="Consolas" w:eastAsia="微软雅黑"/>
+                <w:sz w:val="16"/>
+              </w:rPr>
+              <w:t>results/运营问数Agent.html</w:t>
+            </w:r>
+            <w:r>
+              <w:rPr>
+                <w:rFonts w:ascii="微软雅黑" w:hAnsi="微软雅黑" w:eastAsia="微软雅黑" w:cs="微软雅黑"/>
+                <w:b w:val="0"/>
+                <w:sz w:val="18"/>
+              </w:rPr>
+              <w:t>（单文件、离线可用）</w:t>
+            </w:r>
+          </w:p>
+        </w:tc>
+      </w:tr>
+      <w:tr>
+        <w:tc>
+          <w:tcPr>
+            <w:tcW w:type="dxa" w:w="4320"/>
+          </w:tcPr>
+          <w:p>
+            <w:pPr>
+              <w:spacing w:after="40"/>
+            </w:pPr>
+            <w:r/>
+            <w:r>
+              <w:rPr>
+                <w:rFonts w:ascii="微软雅黑" w:hAnsi="微软雅黑" w:eastAsia="微软雅黑" w:cs="微软雅黑"/>
+                <w:b w:val="0"/>
+                <w:sz w:val="18"/>
+              </w:rPr>
               <w:t xml:space="preserve">📊 </w:t>
             </w:r>
             <w:r>
@@ -665,7 +836,7 @@
                 <w:b w:val="0"/>
                 <w:sz w:val="18"/>
               </w:rPr>
-              <w:t>（单文件、断网可用、8 张可交互图表）</w:t>
+              <w:t>（单文件、断网可用、9 张可交互图表）</w:t>
             </w:r>
           </w:p>
         </w:tc>
@@ -714,76 +885,20 @@
               </w:rPr>
               <w:t>results/运营建议报告.docx</w:t>
             </w:r>
-          </w:p>
-        </w:tc>
-      </w:tr>
-      <w:tr>
-        <w:tc>
-          <w:tcPr>
-            <w:tcW w:type="dxa" w:w="4320"/>
-          </w:tcPr>
-          <w:p>
-            <w:pPr>
-              <w:spacing w:after="40"/>
-            </w:pPr>
-            <w:r/>
             <w:r>
               <w:rPr>
                 <w:rFonts w:ascii="微软雅黑" w:hAnsi="微软雅黑" w:eastAsia="微软雅黑" w:cs="微软雅黑"/>
                 <w:b w:val="0"/>
                 <w:sz w:val="18"/>
               </w:rPr>
-              <w:t xml:space="preserve">📘 </w:t>
+              <w:t xml:space="preserve"> ｜ 方法说明：</w:t>
             </w:r>
-            <w:r>
-              <w:rPr>
-                <w:rFonts w:ascii="微软雅黑" w:hAnsi="微软雅黑" w:eastAsia="微软雅黑" w:cs="微软雅黑"/>
-                <w:b/>
-                <w:sz w:val="18"/>
-              </w:rPr>
-              <w:t>方法说明书</w:t>
-            </w:r>
-          </w:p>
-        </w:tc>
-        <w:tc>
-          <w:tcPr>
-            <w:tcW w:type="dxa" w:w="4320"/>
-          </w:tcPr>
-          <w:p>
-            <w:pPr>
-              <w:spacing w:after="40"/>
-            </w:pPr>
-            <w:r/>
             <w:r>
               <w:rPr>
                 <w:rFonts w:ascii="Consolas" w:hAnsi="Consolas" w:eastAsia="微软雅黑"/>
                 <w:sz w:val="16"/>
               </w:rPr>
               <w:t>docs/方法说明书.docx</w:t>
-            </w:r>
-            <w:r>
-              <w:rPr>
-                <w:rFonts w:ascii="微软雅黑" w:hAnsi="微软雅黑" w:eastAsia="微软雅黑" w:cs="微软雅黑"/>
-                <w:b w:val="0"/>
-                <w:sz w:val="18"/>
-              </w:rPr>
-              <w:t>（含方法与</w:t>
-            </w:r>
-            <w:r>
-              <w:rPr>
-                <w:rFonts w:ascii="微软雅黑" w:hAnsi="微软雅黑" w:eastAsia="微软雅黑" w:cs="微软雅黑"/>
-                <w:b/>
-                <w:sz w:val="18"/>
-              </w:rPr>
-              <w:t>四次自我纠错</w:t>
-            </w:r>
-            <w:r>
-              <w:rPr>
-                <w:rFonts w:ascii="微软雅黑" w:hAnsi="微软雅黑" w:eastAsia="微软雅黑" w:cs="微软雅黑"/>
-                <w:b w:val="0"/>
-                <w:sz w:val="18"/>
-              </w:rPr>
-              <w:t>记录）</w:t>
             </w:r>
           </w:p>
         </w:tc>
@@ -1244,7 +1359,7 @@
         <w:br/>
         <w:t xml:space="preserve">      ★ 注入自检：效应量必须可观测，否则报错退出</w:t>
         <w:br/>
-        <w:t xml:space="preserve">        ↓ SQL 四层建模（MySQL 8 窗口函数 / CTE）</w:t>
+        <w:t xml:space="preserve">        ↓ SQL 四层建模（窗口函数 / CTE，已真正落库执行）</w:t>
         <w:br/>
         <w:t xml:space="preserve">        ↓ 三路检测：MAD 横截面 + EWMA 控制图 + STL 周期分解</w:t>
         <w:br/>
@@ -1252,7 +1367,7 @@
         <w:br/>
         <w:t xml:space="preserve">        ↓ 成因判定：数据错误 / 口径差异 / 真实风险</w:t>
         <w:br/>
-        <w:t xml:space="preserve">     运营建议报告 + 交互式看板</w:t>
+        <w:t xml:space="preserve">     运营建议报告 + 交互式看板 + Text-to-Excel Agent</w:t>
       </w:r>
     </w:p>
     <w:p>
@@ -1543,7 +1658,55 @@
           <w:color w:val="1F3864"/>
           <w:sz w:val="30"/>
         </w:rPr>
-        <w:t>方法上值得说的四点</w:t>
+        <w:t>🤖 Text-to-Excel Agent</w:t>
+      </w:r>
+    </w:p>
+    <w:p>
+      <w:r>
+        <w:rPr>
+          <w:rFonts w:ascii="微软雅黑" w:hAnsi="微软雅黑" w:eastAsia="微软雅黑" w:cs="微软雅黑"/>
+          <w:b w:val="0"/>
+        </w:rPr>
+        <w:t>![Agent 完整工作流程](images/agent-pipeline.png)</w:t>
+      </w:r>
+    </w:p>
+    <w:p>
+      <w:r>
+        <w:rPr>
+          <w:rFonts w:ascii="Consolas" w:hAnsi="Consolas" w:eastAsia="微软雅黑"/>
+          <w:sz w:val="19"/>
+        </w:rPr>
+        <w:t>results/运营问数Agent.html</w:t>
+      </w:r>
+      <w:r>
+        <w:rPr>
+          <w:rFonts w:ascii="微软雅黑" w:hAnsi="微软雅黑" w:eastAsia="微软雅黑" w:cs="微软雅黑"/>
+          <w:b w:val="0"/>
+        </w:rPr>
+        <w:t xml:space="preserve"> —— </w:t>
+      </w:r>
+      <w:r>
+        <w:rPr>
+          <w:rFonts w:ascii="微软雅黑" w:hAnsi="微软雅黑" w:eastAsia="微软雅黑" w:cs="微软雅黑"/>
+          <w:b/>
+        </w:rPr>
+        <w:t>双击即用、无需联网、无需后端</w:t>
+      </w:r>
+      <w:r>
+        <w:rPr>
+          <w:rFonts w:ascii="微软雅黑" w:hAnsi="微软雅黑" w:eastAsia="微软雅黑" w:cs="微软雅黑"/>
+          <w:b w:val="0"/>
+        </w:rPr>
+        <w:t>。</w:t>
+      </w:r>
+    </w:p>
+    <w:p>
+      <w:r>
+        <w:rPr>
+          <w:rFonts w:ascii="微软雅黑" w:hAnsi="微软雅黑" w:eastAsia="微软雅黑" w:cs="微软雅黑"/>
+          <w:b w:val="0"/>
+        </w:rPr>
+        <w:t>在页面里用中文提问，Agent 逐步展示它的完整工作流程，最后给出一份带格式的 Excel。</w:t>
       </w:r>
     </w:p>
     <w:p>
@@ -1557,7 +1720,7 @@
           <w:color w:val="2E5C9A"/>
           <w:sz w:val="26"/>
         </w:rPr>
-        <w:t>1. 基线必须按「同星期几」对齐 —— 这是返工最多的一处</w:t>
+        <w:t>为什么是 Text-to-Excel</w:t>
       </w:r>
     </w:p>
     <w:p>
@@ -1566,21 +1729,7 @@
           <w:rFonts w:ascii="微软雅黑" w:hAnsi="微软雅黑" w:eastAsia="微软雅黑" w:cs="微软雅黑"/>
           <w:b w:val="0"/>
         </w:rPr>
-        <w:t xml:space="preserve">周日业务量只有工作日的约 </w:t>
-      </w:r>
-      <w:r>
-        <w:rPr>
-          <w:rFonts w:ascii="微软雅黑" w:hAnsi="微软雅黑" w:eastAsia="微软雅黑" w:cs="微软雅黑"/>
-          <w:b/>
-        </w:rPr>
-        <w:t>1/3</w:t>
-      </w:r>
-      <w:r>
-        <w:rPr>
-          <w:rFonts w:ascii="微软雅黑" w:hAnsi="微软雅黑" w:eastAsia="微软雅黑" w:cs="微软雅黑"/>
-          <w:b w:val="0"/>
-        </w:rPr>
-        <w:t>。第一版用「前 7 日滚动均值」做基线，</w:t>
+        <w:t>对运营岗位来说，日常真正交付的东西是 Excel，不是查询结果。</w:t>
       </w:r>
     </w:p>
     <w:p>
@@ -1589,23 +1738,30 @@
           <w:rFonts w:ascii="微软雅黑" w:hAnsi="微软雅黑" w:eastAsia="微软雅黑" w:cs="微软雅黑"/>
           <w:b w:val="0"/>
         </w:rPr>
-        <w:t>结果每个周日都显示「业务量 -65%」，每周固定制造一次假异常；</w:t>
+        <w:t>所以 Agent 的产出是一份</w:t>
+      </w:r>
+      <w:r>
+        <w:rPr>
+          <w:rFonts w:ascii="微软雅黑" w:hAnsi="微软雅黑" w:eastAsia="微软雅黑" w:cs="微软雅黑"/>
+          <w:b/>
+        </w:rPr>
+        <w:t>工作簿</w:t>
+      </w:r>
+      <w:r>
+        <w:rPr>
+          <w:rFonts w:ascii="微软雅黑" w:hAnsi="微软雅黑" w:eastAsia="微软雅黑" w:cs="微软雅黑"/>
+          <w:b w:val="0"/>
+        </w:rPr>
+        <w:t>：多张工作表、数字格式、列宽、冻结表头、</w:t>
       </w:r>
     </w:p>
     <w:p>
       <w:r>
         <w:rPr>
           <w:rFonts w:ascii="微软雅黑" w:hAnsi="微软雅黑" w:eastAsia="微软雅黑" w:cs="微软雅黑"/>
-          <w:b/>
-        </w:rPr>
-        <w:t>更致命的是</w:t>
-      </w:r>
-      <w:r>
-        <w:rPr>
-          <w:rFonts w:ascii="微软雅黑" w:hAnsi="微软雅黑" w:eastAsia="微软雅黑" w:cs="微软雅黑"/>
           <w:b w:val="0"/>
         </w:rPr>
-        <w:t>，为了压制假异常而设的持续性门槛，</w:t>
+        <w:t>第 1 张固定是「说明与数据性质」、每张表附口径备注。</w:t>
       </w:r>
     </w:p>
     <w:p>
@@ -1614,16 +1770,977 @@
           <w:rFonts w:ascii="微软雅黑" w:hAnsi="微软雅黑" w:eastAsia="微软雅黑" w:cs="微软雅黑"/>
           <w:b w:val="0"/>
         </w:rPr>
-        <w:t>把真实的缓慢异常也一起滤掉了——7 例只检出 4 例。</w:t>
+        <w:t>它也弥补了看板的短板——</w:t>
+      </w:r>
+      <w:r>
+        <w:rPr>
+          <w:rFonts w:ascii="微软雅黑" w:hAnsi="微软雅黑" w:eastAsia="微软雅黑" w:cs="微软雅黑"/>
+          <w:b/>
+        </w:rPr>
+        <w:t>看板只能讲一个固定故事，问数能回答当场冒出来的问题</w:t>
+      </w:r>
+      <w:r>
+        <w:rPr>
+          <w:rFonts w:ascii="微软雅黑" w:hAnsi="微软雅黑" w:eastAsia="微软雅黑" w:cs="微软雅黑"/>
+          <w:b w:val="0"/>
+        </w:rPr>
+        <w:t>。</w:t>
       </w:r>
     </w:p>
     <w:p>
+      <w:pPr>
+        <w:spacing w:before="180" w:after="120"/>
+      </w:pPr>
+      <w:r>
+        <w:rPr>
+          <w:rFonts w:ascii="微软雅黑" w:hAnsi="微软雅黑" w:eastAsia="微软雅黑" w:cs="微软雅黑"/>
+          <w:b/>
+          <w:color w:val="2E5C9A"/>
+          <w:sz w:val="26"/>
+        </w:rPr>
+        <w:t>七阶段可观测流水线</w:t>
+      </w:r>
+    </w:p>
+    <w:p>
       <w:r>
         <w:rPr>
           <w:rFonts w:ascii="微软雅黑" w:hAnsi="微软雅黑" w:eastAsia="微软雅黑" w:cs="微软雅黑"/>
           <w:b w:val="0"/>
         </w:rPr>
-        <w:t>改成「同星期几中位数基线」后，7 例全部检出。</w:t>
+        <w:t>每一步都展开显示「输入 / 输出 / 依据 / 耗时」，而不是只给结论：</w:t>
+      </w:r>
+    </w:p>
+    <w:tbl>
+      <w:tblPr>
+        <w:tblStyle w:val="LightGrid-Accent1"/>
+        <w:tblW w:type="auto" w:w="0"/>
+        <w:tblLayout w:type="fixed"/>
+        <w:tblLook w:firstColumn="1" w:firstRow="1" w:lastColumn="0" w:lastRow="0" w:noHBand="0" w:noVBand="1" w:val="04A0"/>
+        <w:tblW w:w="8640" w:type="dxa"/>
+        <w:tblCellMar>
+          <w:top w:w="20" w:type="dxa"/>
+          <w:left w:w="60" w:type="dxa"/>
+          <w:bottom w:w="20" w:type="dxa"/>
+          <w:right w:w="60" w:type="dxa"/>
+        </w:tblCellMar>
+      </w:tblPr>
+      <w:tblGrid>
+        <w:gridCol w:w="2880"/>
+        <w:gridCol w:w="2880"/>
+        <w:gridCol w:w="2880"/>
+      </w:tblGrid>
+      <w:tr>
+        <w:tc>
+          <w:tcPr>
+            <w:tcW w:type="dxa" w:w="2880"/>
+          </w:tcPr>
+          <w:p>
+            <w:pPr>
+              <w:spacing w:after="40"/>
+            </w:pPr>
+            <w:r/>
+            <w:r>
+              <w:rPr>
+                <w:rFonts w:ascii="微软雅黑" w:hAnsi="微软雅黑" w:eastAsia="微软雅黑" w:cs="微软雅黑"/>
+                <w:b/>
+                <w:sz w:val="18"/>
+              </w:rPr>
+              <w:t>阶段</w:t>
+            </w:r>
+          </w:p>
+        </w:tc>
+        <w:tc>
+          <w:tcPr>
+            <w:tcW w:type="dxa" w:w="2880"/>
+          </w:tcPr>
+          <w:p>
+            <w:pPr>
+              <w:spacing w:after="40"/>
+            </w:pPr>
+            <w:r/>
+            <w:r>
+              <w:rPr>
+                <w:rFonts w:ascii="微软雅黑" w:hAnsi="微软雅黑" w:eastAsia="微软雅黑" w:cs="微软雅黑"/>
+                <w:b/>
+                <w:sz w:val="18"/>
+              </w:rPr>
+              <w:t>做什么</w:t>
+            </w:r>
+          </w:p>
+        </w:tc>
+        <w:tc>
+          <w:tcPr>
+            <w:tcW w:type="dxa" w:w="2880"/>
+          </w:tcPr>
+          <w:p>
+            <w:pPr>
+              <w:spacing w:after="40"/>
+            </w:pPr>
+            <w:r/>
+            <w:r>
+              <w:rPr>
+                <w:rFonts w:ascii="微软雅黑" w:hAnsi="微软雅黑" w:eastAsia="微软雅黑" w:cs="微软雅黑"/>
+                <w:b/>
+                <w:sz w:val="18"/>
+              </w:rPr>
+              <w:t>页面上能看到什么</w:t>
+            </w:r>
+          </w:p>
+        </w:tc>
+      </w:tr>
+      <w:tr>
+        <w:tc>
+          <w:tcPr>
+            <w:tcW w:type="dxa" w:w="2880"/>
+          </w:tcPr>
+          <w:p>
+            <w:pPr>
+              <w:spacing w:after="40"/>
+            </w:pPr>
+            <w:r/>
+            <w:r>
+              <w:rPr>
+                <w:rFonts w:ascii="微软雅黑" w:hAnsi="微软雅黑" w:eastAsia="微软雅黑" w:cs="微软雅黑"/>
+                <w:b w:val="0"/>
+                <w:sz w:val="18"/>
+              </w:rPr>
+              <w:t>1 意图识别</w:t>
+            </w:r>
+          </w:p>
+        </w:tc>
+        <w:tc>
+          <w:tcPr>
+            <w:tcW w:type="dxa" w:w="2880"/>
+          </w:tcPr>
+          <w:p>
+            <w:pPr>
+              <w:spacing w:after="40"/>
+            </w:pPr>
+            <w:r/>
+            <w:r>
+              <w:rPr>
+                <w:rFonts w:ascii="微软雅黑" w:hAnsi="微软雅黑" w:eastAsia="微软雅黑" w:cs="微软雅黑"/>
+                <w:b w:val="0"/>
+                <w:sz w:val="18"/>
+              </w:rPr>
+              <w:t>模板规则匹配，或（填了 Key 时）调 LLM 路由</w:t>
+            </w:r>
+          </w:p>
+        </w:tc>
+        <w:tc>
+          <w:tcPr>
+            <w:tcW w:type="dxa" w:w="2880"/>
+          </w:tcPr>
+          <w:p>
+            <w:pPr>
+              <w:spacing w:after="40"/>
+            </w:pPr>
+            <w:r/>
+            <w:r>
+              <w:rPr>
+                <w:rFonts w:ascii="微软雅黑" w:hAnsi="微软雅黑" w:eastAsia="微软雅黑" w:cs="微软雅黑"/>
+                <w:b w:val="0"/>
+                <w:sz w:val="18"/>
+              </w:rPr>
+              <w:t>识别方式、识别理由、选定的操作</w:t>
+            </w:r>
+          </w:p>
+        </w:tc>
+      </w:tr>
+      <w:tr>
+        <w:tc>
+          <w:tcPr>
+            <w:tcW w:type="dxa" w:w="2880"/>
+          </w:tcPr>
+          <w:p>
+            <w:pPr>
+              <w:spacing w:after="40"/>
+            </w:pPr>
+            <w:r/>
+            <w:r>
+              <w:rPr>
+                <w:rFonts w:ascii="微软雅黑" w:hAnsi="微软雅黑" w:eastAsia="微软雅黑" w:cs="微软雅黑"/>
+                <w:b w:val="0"/>
+                <w:sz w:val="18"/>
+              </w:rPr>
+              <w:t>2 操作选择</w:t>
+            </w:r>
+          </w:p>
+        </w:tc>
+        <w:tc>
+          <w:tcPr>
+            <w:tcW w:type="dxa" w:w="2880"/>
+          </w:tcPr>
+          <w:p>
+            <w:pPr>
+              <w:spacing w:after="40"/>
+            </w:pPr>
+            <w:r/>
+            <w:r>
+              <w:rPr>
+                <w:rFonts w:ascii="微软雅黑" w:hAnsi="微软雅黑" w:eastAsia="微软雅黑" w:cs="微软雅黑"/>
+                <w:b/>
+                <w:sz w:val="18"/>
+              </w:rPr>
+              <w:t>白名单校验</w:t>
+            </w:r>
+          </w:p>
+        </w:tc>
+        <w:tc>
+          <w:tcPr>
+            <w:tcW w:type="dxa" w:w="2880"/>
+          </w:tcPr>
+          <w:p>
+            <w:pPr>
+              <w:spacing w:after="40"/>
+            </w:pPr>
+            <w:r/>
+            <w:r>
+              <w:rPr>
+                <w:rFonts w:ascii="微软雅黑" w:hAnsi="微软雅黑" w:eastAsia="微软雅黑" w:cs="微软雅黑"/>
+                <w:b w:val="0"/>
+                <w:sz w:val="18"/>
+              </w:rPr>
+              <w:t>白名单规模、校验是否通过、参数模式</w:t>
+            </w:r>
+          </w:p>
+        </w:tc>
+      </w:tr>
+      <w:tr>
+        <w:tc>
+          <w:tcPr>
+            <w:tcW w:type="dxa" w:w="2880"/>
+          </w:tcPr>
+          <w:p>
+            <w:pPr>
+              <w:spacing w:after="40"/>
+            </w:pPr>
+            <w:r/>
+            <w:r>
+              <w:rPr>
+                <w:rFonts w:ascii="微软雅黑" w:hAnsi="微软雅黑" w:eastAsia="微软雅黑" w:cs="微软雅黑"/>
+                <w:b w:val="0"/>
+                <w:sz w:val="18"/>
+              </w:rPr>
+              <w:t>3 口径守卫</w:t>
+            </w:r>
+          </w:p>
+        </w:tc>
+        <w:tc>
+          <w:tcPr>
+            <w:tcW w:type="dxa" w:w="2880"/>
+          </w:tcPr>
+          <w:p>
+            <w:pPr>
+              <w:spacing w:after="40"/>
+            </w:pPr>
+            <w:r/>
+            <w:r>
+              <w:rPr>
+                <w:rFonts w:ascii="微软雅黑" w:hAnsi="微软雅黑" w:eastAsia="微软雅黑" w:cs="微软雅黑"/>
+                <w:b w:val="0"/>
+                <w:sz w:val="18"/>
+              </w:rPr>
+              <w:t>抽取参数并</w:t>
+            </w:r>
+            <w:r>
+              <w:rPr>
+                <w:rFonts w:ascii="微软雅黑" w:hAnsi="微软雅黑" w:eastAsia="微软雅黑" w:cs="微软雅黑"/>
+                <w:b/>
+                <w:sz w:val="18"/>
+              </w:rPr>
+              <w:t>按语义层纪律自动纠正</w:t>
+            </w:r>
+          </w:p>
+        </w:tc>
+        <w:tc>
+          <w:tcPr>
+            <w:tcW w:type="dxa" w:w="2880"/>
+          </w:tcPr>
+          <w:p>
+            <w:pPr>
+              <w:spacing w:after="40"/>
+            </w:pPr>
+            <w:r/>
+            <w:r>
+              <w:rPr>
+                <w:rFonts w:ascii="微软雅黑" w:hAnsi="微软雅黑" w:eastAsia="微软雅黑" w:cs="微软雅黑"/>
+                <w:b w:val="0"/>
+                <w:sz w:val="18"/>
+              </w:rPr>
+              <w:t>抽取日志、最终参数、触发了哪条纠正</w:t>
+            </w:r>
+          </w:p>
+        </w:tc>
+      </w:tr>
+      <w:tr>
+        <w:tc>
+          <w:tcPr>
+            <w:tcW w:type="dxa" w:w="2880"/>
+          </w:tcPr>
+          <w:p>
+            <w:pPr>
+              <w:spacing w:after="40"/>
+            </w:pPr>
+            <w:r/>
+            <w:r>
+              <w:rPr>
+                <w:rFonts w:ascii="微软雅黑" w:hAnsi="微软雅黑" w:eastAsia="微软雅黑" w:cs="微软雅黑"/>
+                <w:b w:val="0"/>
+                <w:sz w:val="18"/>
+              </w:rPr>
+              <w:t>4 执行引擎</w:t>
+            </w:r>
+          </w:p>
+        </w:tc>
+        <w:tc>
+          <w:tcPr>
+            <w:tcW w:type="dxa" w:w="2880"/>
+          </w:tcPr>
+          <w:p>
+            <w:pPr>
+              <w:spacing w:after="40"/>
+            </w:pPr>
+            <w:r/>
+            <w:r>
+              <w:rPr>
+                <w:rFonts w:ascii="微软雅黑" w:hAnsi="微软雅黑" w:eastAsia="微软雅黑" w:cs="微软雅黑"/>
+                <w:b w:val="0"/>
+                <w:sz w:val="18"/>
+              </w:rPr>
+              <w:t>在浏览器内计算</w:t>
+            </w:r>
+          </w:p>
+        </w:tc>
+        <w:tc>
+          <w:tcPr>
+            <w:tcW w:type="dxa" w:w="2880"/>
+          </w:tcPr>
+          <w:p>
+            <w:pPr>
+              <w:spacing w:after="40"/>
+            </w:pPr>
+            <w:r/>
+            <w:r>
+              <w:rPr>
+                <w:rFonts w:ascii="微软雅黑" w:hAnsi="微软雅黑" w:eastAsia="微软雅黑" w:cs="微软雅黑"/>
+                <w:b w:val="0"/>
+                <w:sz w:val="18"/>
+              </w:rPr>
+              <w:t>计算范围、产出工作表、行数、图表数</w:t>
+            </w:r>
+          </w:p>
+        </w:tc>
+      </w:tr>
+      <w:tr>
+        <w:tc>
+          <w:tcPr>
+            <w:tcW w:type="dxa" w:w="2880"/>
+          </w:tcPr>
+          <w:p>
+            <w:pPr>
+              <w:spacing w:after="40"/>
+            </w:pPr>
+            <w:r/>
+            <w:r>
+              <w:rPr>
+                <w:rFonts w:ascii="微软雅黑" w:hAnsi="微软雅黑" w:eastAsia="微软雅黑" w:cs="微软雅黑"/>
+                <w:b w:val="0"/>
+                <w:sz w:val="18"/>
+              </w:rPr>
+              <w:t>5 工作簿构建</w:t>
+            </w:r>
+          </w:p>
+        </w:tc>
+        <w:tc>
+          <w:tcPr>
+            <w:tcW w:type="dxa" w:w="2880"/>
+          </w:tcPr>
+          <w:p>
+            <w:pPr>
+              <w:spacing w:after="40"/>
+            </w:pPr>
+            <w:r/>
+            <w:r>
+              <w:rPr>
+                <w:rFonts w:ascii="微软雅黑" w:hAnsi="微软雅黑" w:eastAsia="微软雅黑" w:cs="微软雅黑"/>
+                <w:b w:val="0"/>
+                <w:sz w:val="18"/>
+              </w:rPr>
+              <w:t>生成 Excel 规格</w:t>
+            </w:r>
+          </w:p>
+        </w:tc>
+        <w:tc>
+          <w:tcPr>
+            <w:tcW w:type="dxa" w:w="2880"/>
+          </w:tcPr>
+          <w:p>
+            <w:pPr>
+              <w:spacing w:after="40"/>
+            </w:pPr>
+            <w:r/>
+            <w:r>
+              <w:rPr>
+                <w:rFonts w:ascii="微软雅黑" w:hAnsi="微软雅黑" w:eastAsia="微软雅黑" w:cs="微软雅黑"/>
+                <w:b w:val="0"/>
+                <w:sz w:val="18"/>
+              </w:rPr>
+              <w:t>文件名、工作表清单、格式、声明已写入</w:t>
+            </w:r>
+          </w:p>
+        </w:tc>
+      </w:tr>
+      <w:tr>
+        <w:tc>
+          <w:tcPr>
+            <w:tcW w:type="dxa" w:w="2880"/>
+          </w:tcPr>
+          <w:p>
+            <w:pPr>
+              <w:spacing w:after="40"/>
+            </w:pPr>
+            <w:r/>
+            <w:r>
+              <w:rPr>
+                <w:rFonts w:ascii="微软雅黑" w:hAnsi="微软雅黑" w:eastAsia="微软雅黑" w:cs="微软雅黑"/>
+                <w:b w:val="0"/>
+                <w:sz w:val="18"/>
+              </w:rPr>
+              <w:t>6 文件产出</w:t>
+            </w:r>
+          </w:p>
+        </w:tc>
+        <w:tc>
+          <w:tcPr>
+            <w:tcW w:type="dxa" w:w="2880"/>
+          </w:tcPr>
+          <w:p>
+            <w:pPr>
+              <w:spacing w:after="40"/>
+            </w:pPr>
+            <w:r/>
+            <w:r>
+              <w:rPr>
+                <w:rFonts w:ascii="微软雅黑" w:hAnsi="微软雅黑" w:eastAsia="微软雅黑" w:cs="微软雅黑"/>
+                <w:b w:val="0"/>
+                <w:sz w:val="18"/>
+              </w:rPr>
+              <w:t>SheetJS 现场构造 xlsx</w:t>
+            </w:r>
+          </w:p>
+        </w:tc>
+        <w:tc>
+          <w:tcPr>
+            <w:tcW w:type="dxa" w:w="2880"/>
+          </w:tcPr>
+          <w:p>
+            <w:pPr>
+              <w:spacing w:after="40"/>
+            </w:pPr>
+            <w:r/>
+            <w:r>
+              <w:rPr>
+                <w:rFonts w:ascii="微软雅黑" w:hAnsi="微软雅黑" w:eastAsia="微软雅黑" w:cs="微软雅黑"/>
+                <w:b w:val="0"/>
+                <w:sz w:val="18"/>
+              </w:rPr>
+              <w:t>文件大小、是否含宏、兼容性</w:t>
+            </w:r>
+          </w:p>
+        </w:tc>
+      </w:tr>
+      <w:tr>
+        <w:tc>
+          <w:tcPr>
+            <w:tcW w:type="dxa" w:w="2880"/>
+          </w:tcPr>
+          <w:p>
+            <w:pPr>
+              <w:spacing w:after="40"/>
+            </w:pPr>
+            <w:r/>
+            <w:r>
+              <w:rPr>
+                <w:rFonts w:ascii="微软雅黑" w:hAnsi="微软雅黑" w:eastAsia="微软雅黑" w:cs="微软雅黑"/>
+                <w:b w:val="0"/>
+                <w:sz w:val="18"/>
+              </w:rPr>
+              <w:t>7 结果与解读</w:t>
+            </w:r>
+          </w:p>
+        </w:tc>
+        <w:tc>
+          <w:tcPr>
+            <w:tcW w:type="dxa" w:w="2880"/>
+          </w:tcPr>
+          <w:p>
+            <w:pPr>
+              <w:spacing w:after="40"/>
+            </w:pPr>
+            <w:r/>
+            <w:r>
+              <w:rPr>
+                <w:rFonts w:ascii="微软雅黑" w:hAnsi="微软雅黑" w:eastAsia="微软雅黑" w:cs="微软雅黑"/>
+                <w:b w:val="0"/>
+                <w:sz w:val="18"/>
+              </w:rPr>
+              <w:t>渲染结果并给业务解读</w:t>
+            </w:r>
+          </w:p>
+        </w:tc>
+        <w:tc>
+          <w:tcPr>
+            <w:tcW w:type="dxa" w:w="2880"/>
+          </w:tcPr>
+          <w:p>
+            <w:pPr>
+              <w:spacing w:after="40"/>
+            </w:pPr>
+            <w:r/>
+            <w:r>
+              <w:rPr>
+                <w:rFonts w:ascii="微软雅黑" w:hAnsi="微软雅黑" w:eastAsia="微软雅黑" w:cs="微软雅黑"/>
+                <w:b w:val="0"/>
+                <w:sz w:val="18"/>
+              </w:rPr>
+              <w:t>解读文本、总耗时、数据性质复述</w:t>
+            </w:r>
+          </w:p>
+        </w:tc>
+      </w:tr>
+    </w:tbl>
+    <w:p/>
+    <w:p>
+      <w:r>
+        <w:rPr>
+          <w:rFonts w:ascii="微软雅黑" w:hAnsi="微软雅黑" w:eastAsia="微软雅黑" w:cs="微软雅黑"/>
+          <w:b w:val="0"/>
+        </w:rPr>
+        <w:t>![预警分析路径](images/agent-alert-analysis.png)</w:t>
+      </w:r>
+    </w:p>
+    <w:p>
+      <w:pPr>
+        <w:spacing w:before="180" w:after="120"/>
+      </w:pPr>
+      <w:r>
+        <w:rPr>
+          <w:rFonts w:ascii="微软雅黑" w:hAnsi="微软雅黑" w:eastAsia="微软雅黑" w:cs="微软雅黑"/>
+          <w:b/>
+          <w:color w:val="2E5C9A"/>
+          <w:sz w:val="26"/>
+        </w:rPr>
+        <w:t>一条关键的安全设计：不让 LLM 写代码</w:t>
+      </w:r>
+    </w:p>
+    <w:p>
+      <w:r>
+        <w:rPr>
+          <w:rFonts w:ascii="微软雅黑" w:hAnsi="微软雅黑" w:eastAsia="微软雅黑" w:cs="微软雅黑"/>
+          <w:b w:val="0"/>
+        </w:rPr>
+        <w:t xml:space="preserve">结构是 </w:t>
+      </w:r>
+      <w:r>
+        <w:rPr>
+          <w:rFonts w:ascii="微软雅黑" w:hAnsi="微软雅黑" w:eastAsia="微软雅黑" w:cs="微软雅黑"/>
+          <w:b/>
+        </w:rPr>
+        <w:t>自然语言 → 意图 → 白名单操作 + 参数 → 受控执行</w:t>
+      </w:r>
+      <w:r>
+        <w:rPr>
+          <w:rFonts w:ascii="微软雅黑" w:hAnsi="微软雅黑" w:eastAsia="微软雅黑" w:cs="微软雅黑"/>
+          <w:b w:val="0"/>
+        </w:rPr>
+        <w:t>。</w:t>
+      </w:r>
+    </w:p>
+    <w:p>
+      <w:r>
+        <w:rPr>
+          <w:rFonts w:ascii="微软雅黑" w:hAnsi="微软雅黑" w:eastAsia="微软雅黑" w:cs="微软雅黑"/>
+          <w:b w:val="0"/>
+        </w:rPr>
+        <w:t>模型</w:t>
+      </w:r>
+      <w:r>
+        <w:rPr>
+          <w:rFonts w:ascii="微软雅黑" w:hAnsi="微软雅黑" w:eastAsia="微软雅黑" w:cs="微软雅黑"/>
+          <w:b/>
+        </w:rPr>
+        <w:t>永远不生成可执行代码</w:t>
+      </w:r>
+      <w:r>
+        <w:rPr>
+          <w:rFonts w:ascii="微软雅黑" w:hAnsi="微软雅黑" w:eastAsia="微软雅黑" w:cs="微软雅黑"/>
+          <w:b w:val="0"/>
+        </w:rPr>
+        <w:t>，只能在 6 个预定义操作里选一个并填参数，</w:t>
+      </w:r>
+    </w:p>
+    <w:p>
+      <w:r>
+        <w:rPr>
+          <w:rFonts w:ascii="微软雅黑" w:hAnsi="微软雅黑" w:eastAsia="微软雅黑" w:cs="微软雅黑"/>
+          <w:b w:val="0"/>
+        </w:rPr>
+        <w:t>参数还会被逐项校验范围。这样从结构上排除了代码注入与幻觉带来的风险——</w:t>
+      </w:r>
+    </w:p>
+    <w:p>
+      <w:r>
+        <w:rPr>
+          <w:rFonts w:ascii="微软雅黑" w:hAnsi="微软雅黑" w:eastAsia="微软雅黑" w:cs="微软雅黑"/>
+          <w:b w:val="0"/>
+        </w:rPr>
+        <w:t>这与「让模型自由写 pandas 代码」是本质区别。页面上把这一点直接写给了使用者看。</w:t>
+      </w:r>
+    </w:p>
+    <w:p>
+      <w:pPr>
+        <w:spacing w:before="180" w:after="120"/>
+      </w:pPr>
+      <w:r>
+        <w:rPr>
+          <w:rFonts w:ascii="微软雅黑" w:hAnsi="微软雅黑" w:eastAsia="微软雅黑" w:cs="微软雅黑"/>
+          <w:b/>
+          <w:color w:val="2E5C9A"/>
+          <w:sz w:val="26"/>
+        </w:rPr>
+        <w:t>内置的 6 个操作</w:t>
+      </w:r>
+    </w:p>
+    <w:tbl>
+      <w:tblPr>
+        <w:tblStyle w:val="LightGrid-Accent1"/>
+        <w:tblW w:type="auto" w:w="0"/>
+        <w:tblLayout w:type="fixed"/>
+        <w:tblLook w:firstColumn="1" w:firstRow="1" w:lastColumn="0" w:lastRow="0" w:noHBand="0" w:noVBand="1" w:val="04A0"/>
+        <w:tblW w:w="8640" w:type="dxa"/>
+        <w:tblCellMar>
+          <w:top w:w="20" w:type="dxa"/>
+          <w:left w:w="60" w:type="dxa"/>
+          <w:bottom w:w="20" w:type="dxa"/>
+          <w:right w:w="60" w:type="dxa"/>
+        </w:tblCellMar>
+      </w:tblPr>
+      <w:tblGrid>
+        <w:gridCol w:w="4320"/>
+        <w:gridCol w:w="4320"/>
+      </w:tblGrid>
+      <w:tr>
+        <w:tc>
+          <w:tcPr>
+            <w:tcW w:type="dxa" w:w="4320"/>
+          </w:tcPr>
+          <w:p>
+            <w:pPr>
+              <w:spacing w:after="40"/>
+            </w:pPr>
+            <w:r/>
+            <w:r>
+              <w:rPr>
+                <w:rFonts w:ascii="微软雅黑" w:hAnsi="微软雅黑" w:eastAsia="微软雅黑" w:cs="微软雅黑"/>
+                <w:b/>
+                <w:sz w:val="18"/>
+              </w:rPr>
+              <w:t>操作</w:t>
+            </w:r>
+          </w:p>
+        </w:tc>
+        <w:tc>
+          <w:tcPr>
+            <w:tcW w:type="dxa" w:w="4320"/>
+          </w:tcPr>
+          <w:p>
+            <w:pPr>
+              <w:spacing w:after="40"/>
+            </w:pPr>
+            <w:r/>
+            <w:r>
+              <w:rPr>
+                <w:rFonts w:ascii="微软雅黑" w:hAnsi="微软雅黑" w:eastAsia="微软雅黑" w:cs="微软雅黑"/>
+                <w:b/>
+                <w:sz w:val="18"/>
+              </w:rPr>
+              <w:t>回答什么</w:t>
+            </w:r>
+          </w:p>
+        </w:tc>
+      </w:tr>
+      <w:tr>
+        <w:tc>
+          <w:tcPr>
+            <w:tcW w:type="dxa" w:w="4320"/>
+          </w:tcPr>
+          <w:p>
+            <w:pPr>
+              <w:spacing w:after="40"/>
+            </w:pPr>
+            <w:r/>
+            <w:r>
+              <w:rPr>
+                <w:rFonts w:ascii="Consolas" w:hAnsi="Consolas" w:eastAsia="微软雅黑"/>
+                <w:sz w:val="16"/>
+              </w:rPr>
+              <w:t>branch_rank</w:t>
+            </w:r>
+          </w:p>
+        </w:tc>
+        <w:tc>
+          <w:tcPr>
+            <w:tcW w:type="dxa" w:w="4320"/>
+          </w:tcPr>
+          <w:p>
+            <w:pPr>
+              <w:spacing w:after="40"/>
+            </w:pPr>
+            <w:r/>
+            <w:r>
+              <w:rPr>
+                <w:rFonts w:ascii="微软雅黑" w:hAnsi="微软雅黑" w:eastAsia="微软雅黑" w:cs="微软雅黑"/>
+                <w:b w:val="0"/>
+                <w:sz w:val="18"/>
+              </w:rPr>
+              <w:t>哪些网点某指标最高/最低</w:t>
+            </w:r>
+          </w:p>
+        </w:tc>
+      </w:tr>
+      <w:tr>
+        <w:tc>
+          <w:tcPr>
+            <w:tcW w:type="dxa" w:w="4320"/>
+          </w:tcPr>
+          <w:p>
+            <w:pPr>
+              <w:spacing w:after="40"/>
+            </w:pPr>
+            <w:r/>
+            <w:r>
+              <w:rPr>
+                <w:rFonts w:ascii="Consolas" w:hAnsi="Consolas" w:eastAsia="微软雅黑"/>
+                <w:sz w:val="16"/>
+              </w:rPr>
+              <w:t>weekday_pattern</w:t>
+            </w:r>
+          </w:p>
+        </w:tc>
+        <w:tc>
+          <w:tcPr>
+            <w:tcW w:type="dxa" w:w="4320"/>
+          </w:tcPr>
+          <w:p>
+            <w:pPr>
+              <w:spacing w:after="40"/>
+            </w:pPr>
+            <w:r/>
+            <w:r>
+              <w:rPr>
+                <w:rFonts w:ascii="微软雅黑" w:hAnsi="微软雅黑" w:eastAsia="微软雅黑" w:cs="微软雅黑"/>
+                <w:b w:val="0"/>
+                <w:sz w:val="18"/>
+              </w:rPr>
+              <w:t>周一到周日业务量怎么变</w:t>
+            </w:r>
+          </w:p>
+        </w:tc>
+      </w:tr>
+      <w:tr>
+        <w:tc>
+          <w:tcPr>
+            <w:tcW w:type="dxa" w:w="4320"/>
+          </w:tcPr>
+          <w:p>
+            <w:pPr>
+              <w:spacing w:after="40"/>
+            </w:pPr>
+            <w:r/>
+            <w:r>
+              <w:rPr>
+                <w:rFonts w:ascii="Consolas" w:hAnsi="Consolas" w:eastAsia="微软雅黑"/>
+                <w:sz w:val="16"/>
+              </w:rPr>
+              <w:t>trend</w:t>
+            </w:r>
+          </w:p>
+        </w:tc>
+        <w:tc>
+          <w:tcPr>
+            <w:tcW w:type="dxa" w:w="4320"/>
+          </w:tcPr>
+          <w:p>
+            <w:pPr>
+              <w:spacing w:after="40"/>
+            </w:pPr>
+            <w:r/>
+            <w:r>
+              <w:rPr>
+                <w:rFonts w:ascii="微软雅黑" w:hAnsi="微软雅黑" w:eastAsia="微软雅黑" w:cs="微软雅黑"/>
+                <w:b w:val="0"/>
+                <w:sz w:val="18"/>
+              </w:rPr>
+              <w:t>某指标在某区间的趋势、前后期对比</w:t>
+            </w:r>
+          </w:p>
+        </w:tc>
+      </w:tr>
+      <w:tr>
+        <w:tc>
+          <w:tcPr>
+            <w:tcW w:type="dxa" w:w="4320"/>
+          </w:tcPr>
+          <w:p>
+            <w:pPr>
+              <w:spacing w:after="40"/>
+            </w:pPr>
+            <w:r/>
+            <w:r>
+              <w:rPr>
+                <w:rFonts w:ascii="Consolas" w:hAnsi="Consolas" w:eastAsia="微软雅黑"/>
+                <w:sz w:val="16"/>
+              </w:rPr>
+              <w:t>branch_drill</w:t>
+            </w:r>
+          </w:p>
+        </w:tc>
+        <w:tc>
+          <w:tcPr>
+            <w:tcW w:type="dxa" w:w="4320"/>
+          </w:tcPr>
+          <w:p>
+            <w:pPr>
+              <w:spacing w:after="40"/>
+            </w:pPr>
+            <w:r/>
+            <w:r>
+              <w:rPr>
+                <w:rFonts w:ascii="微软雅黑" w:hAnsi="微软雅黑" w:eastAsia="微软雅黑" w:cs="微软雅黑"/>
+                <w:b w:val="0"/>
+                <w:sz w:val="18"/>
+              </w:rPr>
+              <w:t>某个网点的完整画像 + 时序 + 该网点预警</w:t>
+            </w:r>
+          </w:p>
+        </w:tc>
+      </w:tr>
+      <w:tr>
+        <w:tc>
+          <w:tcPr>
+            <w:tcW w:type="dxa" w:w="4320"/>
+          </w:tcPr>
+          <w:p>
+            <w:pPr>
+              <w:spacing w:after="40"/>
+            </w:pPr>
+            <w:r/>
+            <w:r>
+              <w:rPr>
+                <w:rFonts w:ascii="Consolas" w:hAnsi="Consolas" w:eastAsia="微软雅黑"/>
+                <w:sz w:val="16"/>
+              </w:rPr>
+              <w:t>alert_analysis</w:t>
+            </w:r>
+          </w:p>
+        </w:tc>
+        <w:tc>
+          <w:tcPr>
+            <w:tcW w:type="dxa" w:w="4320"/>
+          </w:tcPr>
+          <w:p>
+            <w:pPr>
+              <w:spacing w:after="40"/>
+            </w:pPr>
+            <w:r/>
+            <w:r>
+              <w:rPr>
+                <w:rFonts w:ascii="微软雅黑" w:hAnsi="微软雅黑" w:eastAsia="微软雅黑" w:cs="微软雅黑"/>
+                <w:b w:val="0"/>
+                <w:sz w:val="18"/>
+              </w:rPr>
+              <w:t>预警按性质/严重度/主因/网点分布</w:t>
+            </w:r>
+          </w:p>
+        </w:tc>
+      </w:tr>
+      <w:tr>
+        <w:tc>
+          <w:tcPr>
+            <w:tcW w:type="dxa" w:w="4320"/>
+          </w:tcPr>
+          <w:p>
+            <w:pPr>
+              <w:spacing w:after="40"/>
+            </w:pPr>
+            <w:r/>
+            <w:r>
+              <w:rPr>
+                <w:rFonts w:ascii="Consolas" w:hAnsi="Consolas" w:eastAsia="微软雅黑"/>
+                <w:sz w:val="16"/>
+              </w:rPr>
+              <w:t>data_quality</w:t>
+            </w:r>
+          </w:p>
+        </w:tc>
+        <w:tc>
+          <w:tcPr>
+            <w:tcW w:type="dxa" w:w="4320"/>
+          </w:tcPr>
+          <w:p>
+            <w:pPr>
+              <w:spacing w:after="40"/>
+            </w:pPr>
+            <w:r/>
+            <w:r>
+              <w:rPr>
+                <w:rFonts w:ascii="微软雅黑" w:hAnsi="微软雅黑" w:eastAsia="微软雅黑" w:cs="微软雅黑"/>
+                <w:b w:val="0"/>
+                <w:sz w:val="18"/>
+              </w:rPr>
+              <w:t>疑似字段单位错误、指标间不自洽记录</w:t>
+            </w:r>
+          </w:p>
+        </w:tc>
+      </w:tr>
+    </w:tbl>
+    <w:p/>
+    <w:p>
+      <w:pPr>
+        <w:spacing w:before="180" w:after="120"/>
+      </w:pPr>
+      <w:r>
+        <w:rPr>
+          <w:rFonts w:ascii="微软雅黑" w:hAnsi="微软雅黑" w:eastAsia="微软雅黑" w:cs="微软雅黑"/>
+          <w:b/>
+          <w:color w:val="2E5C9A"/>
+          <w:sz w:val="26"/>
+        </w:rPr>
+        <w:t>口径守卫：把「语义层」变成可执行约束</w:t>
+      </w:r>
+    </w:p>
+    <w:p>
+      <w:r>
+        <w:rPr>
+          <w:rFonts w:ascii="微软雅黑" w:hAnsi="微软雅黑" w:eastAsia="微软雅黑" w:cs="微软雅黑"/>
+          <w:b w:val="0"/>
+        </w:rPr>
+        <w:t>其中一条会</w:t>
+      </w:r>
+      <w:r>
+        <w:rPr>
+          <w:rFonts w:ascii="微软雅黑" w:hAnsi="微软雅黑" w:eastAsia="微软雅黑" w:cs="微软雅黑"/>
+          <w:b/>
+        </w:rPr>
+        <w:t>主动改写参数</w:t>
+      </w:r>
+      <w:r>
+        <w:rPr>
+          <w:rFonts w:ascii="微软雅黑" w:hAnsi="微软雅黑" w:eastAsia="微软雅黑" w:cs="微软雅黑"/>
+          <w:b w:val="0"/>
+        </w:rPr>
+        <w:t>并把理由展示给用户：</w:t>
       </w:r>
     </w:p>
     <w:p>
@@ -1638,7 +2755,65 @@
           <w:color w:val="606060"/>
           <w:sz w:val="20"/>
         </w:rPr>
-        <w:t>教训：做异常检测先把数据的固有周期结构搞清楚，否则你不是在检测异常，是在检测星期几。</w:t>
+        <w:t>问「差错率」的趋势时，Agent 自动把日度切到</w:t>
+      </w:r>
+      <w:r>
+        <w:rPr>
+          <w:rFonts w:ascii="微软雅黑" w:hAnsi="微软雅黑" w:eastAsia="微软雅黑" w:cs="微软雅黑"/>
+          <w:b/>
+          <w:i/>
+          <w:color w:val="606060"/>
+          <w:sz w:val="20"/>
+        </w:rPr>
+        <w:t>周度</w:t>
+      </w:r>
+      <w:r>
+        <w:rPr>
+          <w:rFonts w:ascii="微软雅黑" w:hAnsi="微软雅黑" w:eastAsia="微软雅黑" w:cs="微软雅黑"/>
+          <w:b w:val="0"/>
+          <w:i/>
+          <w:color w:val="606060"/>
+          <w:sz w:val="20"/>
+        </w:rPr>
+        <w:t>，并提示</w:t>
+      </w:r>
+    </w:p>
+    <w:p>
+      <w:pPr>
+        <w:ind w:left="340"/>
+      </w:pPr>
+      <w:r>
+        <w:rPr>
+          <w:rFonts w:ascii="微软雅黑" w:hAnsi="微软雅黑" w:eastAsia="微软雅黑" w:cs="微软雅黑"/>
+          <w:b w:val="0"/>
+          <w:i/>
+          <w:color w:val="606060"/>
+          <w:sz w:val="20"/>
+        </w:rPr>
+        <w:t>「差错是低频计数事件，日粒度信噪比过低，已切换为周度口径」。</w:t>
+      </w:r>
+    </w:p>
+    <w:p>
+      <w:r>
+        <w:rPr>
+          <w:rFonts w:ascii="微软雅黑" w:hAnsi="微软雅黑" w:eastAsia="微软雅黑" w:cs="微软雅黑"/>
+          <w:b w:val="0"/>
+        </w:rPr>
+        <w:t>这是把「口径知识」从文档变成代码约束的例子——不是提示模型注意，而是</w:t>
+      </w:r>
+      <w:r>
+        <w:rPr>
+          <w:rFonts w:ascii="微软雅黑" w:hAnsi="微软雅黑" w:eastAsia="微软雅黑" w:cs="微软雅黑"/>
+          <w:b/>
+        </w:rPr>
+        <w:t>不让它犯错</w:t>
+      </w:r>
+      <w:r>
+        <w:rPr>
+          <w:rFonts w:ascii="微软雅黑" w:hAnsi="微软雅黑" w:eastAsia="微软雅黑" w:cs="微软雅黑"/>
+          <w:b w:val="0"/>
+        </w:rPr>
+        <w:t>。</w:t>
       </w:r>
     </w:p>
     <w:p>
@@ -1652,7 +2827,7 @@
           <w:color w:val="2E5C9A"/>
           <w:sz w:val="26"/>
         </w:rPr>
-        <w:t>2. 用 MAD 而不是 3σ</w:t>
+        <w:t>可选：接入你自己的 API Key</w:t>
       </w:r>
     </w:p>
     <w:p>
@@ -1661,21 +2836,7 @@
           <w:rFonts w:ascii="微软雅黑" w:hAnsi="微软雅黑" w:eastAsia="微软雅黑" w:cs="微软雅黑"/>
           <w:b w:val="0"/>
         </w:rPr>
-        <w:t>运营数据里有</w:t>
-      </w:r>
-      <w:r>
-        <w:rPr>
-          <w:rFonts w:ascii="微软雅黑" w:hAnsi="微软雅黑" w:eastAsia="微软雅黑" w:cs="微软雅黑"/>
-          <w:b/>
-        </w:rPr>
-        <w:t>真实的</w:t>
-      </w:r>
-      <w:r>
-        <w:rPr>
-          <w:rFonts w:ascii="微软雅黑" w:hAnsi="微软雅黑" w:eastAsia="微软雅黑" w:cs="微软雅黑"/>
-          <w:b w:val="0"/>
-        </w:rPr>
-        <w:t>极端值（设备故障、营销活动）。标准差会被这些值撑大，</w:t>
+        <w:t>页面留了一个 API Key 输入框（默认空）。不填就用模板匹配，全程离线；</w:t>
       </w:r>
     </w:p>
     <w:p>
@@ -1684,7 +2845,23 @@
           <w:rFonts w:ascii="微软雅黑" w:hAnsi="微软雅黑" w:eastAsia="微软雅黑" w:cs="微软雅黑"/>
           <w:b w:val="0"/>
         </w:rPr>
-        <w:t>导致真正的异常反而落进 3σ 以内检不出来。MAD 对极端值不敏感。</w:t>
+        <w:t>填了则任意问法都能被理解（浏览器直接调 DeepSeek）。</w:t>
+      </w:r>
+    </w:p>
+    <w:p>
+      <w:r>
+        <w:rPr>
+          <w:rFonts w:ascii="微软雅黑" w:hAnsi="微软雅黑" w:eastAsia="微软雅黑" w:cs="微软雅黑"/>
+          <w:b/>
+        </w:rPr>
+        <w:t>Key 只存在 sessionStorage，不写入文件、不发给第三方</w:t>
+      </w:r>
+      <w:r>
+        <w:rPr>
+          <w:rFonts w:ascii="微软雅黑" w:hAnsi="微软雅黑" w:eastAsia="微软雅黑" w:cs="微软雅黑"/>
+          <w:b w:val="0"/>
+        </w:rPr>
+        <w:t>，页面上明写了这一点。</w:t>
       </w:r>
     </w:p>
     <w:p>
@@ -1698,25 +2875,458 @@
           <w:color w:val="2E5C9A"/>
           <w:sz w:val="26"/>
         </w:rPr>
-        <w:t>3. 差错率必须按周看</w:t>
+        <w:t>两个 Excel 的分工（如实说明）</w:t>
+      </w:r>
+    </w:p>
+    <w:tbl>
+      <w:tblPr>
+        <w:tblStyle w:val="LightGrid-Accent1"/>
+        <w:tblW w:type="auto" w:w="0"/>
+        <w:tblLayout w:type="fixed"/>
+        <w:tblLook w:firstColumn="1" w:firstRow="1" w:lastColumn="0" w:lastRow="0" w:noHBand="0" w:noVBand="1" w:val="04A0"/>
+        <w:tblW w:w="8640" w:type="dxa"/>
+        <w:tblCellMar>
+          <w:top w:w="20" w:type="dxa"/>
+          <w:left w:w="60" w:type="dxa"/>
+          <w:bottom w:w="20" w:type="dxa"/>
+          <w:right w:w="60" w:type="dxa"/>
+        </w:tblCellMar>
+      </w:tblPr>
+      <w:tblGrid>
+        <w:gridCol w:w="2880"/>
+        <w:gridCol w:w="2880"/>
+        <w:gridCol w:w="2880"/>
+      </w:tblGrid>
+      <w:tr>
+        <w:tc>
+          <w:tcPr>
+            <w:tcW w:type="dxa" w:w="2880"/>
+          </w:tcPr>
+          <w:p>
+            <w:pPr>
+              <w:spacing w:after="40"/>
+            </w:pPr>
+            <w:r/>
+            <w:r>
+              <w:rPr>
+                <w:rFonts w:ascii="微软雅黑" w:hAnsi="微软雅黑" w:eastAsia="微软雅黑" w:cs="微软雅黑"/>
+                <w:b/>
+                <w:sz w:val="18"/>
+              </w:rPr>
+              <w:t>文件</w:t>
+            </w:r>
+          </w:p>
+        </w:tc>
+        <w:tc>
+          <w:tcPr>
+            <w:tcW w:type="dxa" w:w="2880"/>
+          </w:tcPr>
+          <w:p>
+            <w:pPr>
+              <w:spacing w:after="40"/>
+            </w:pPr>
+            <w:r/>
+            <w:r>
+              <w:rPr>
+                <w:rFonts w:ascii="微软雅黑" w:hAnsi="微软雅黑" w:eastAsia="微软雅黑" w:cs="微软雅黑"/>
+                <w:b/>
+                <w:sz w:val="18"/>
+              </w:rPr>
+              <w:t>生成方</w:t>
+            </w:r>
+          </w:p>
+        </w:tc>
+        <w:tc>
+          <w:tcPr>
+            <w:tcW w:type="dxa" w:w="2880"/>
+          </w:tcPr>
+          <w:p>
+            <w:pPr>
+              <w:spacing w:after="40"/>
+            </w:pPr>
+            <w:r/>
+            <w:r>
+              <w:rPr>
+                <w:rFonts w:ascii="微软雅黑" w:hAnsi="微软雅黑" w:eastAsia="微软雅黑" w:cs="微软雅黑"/>
+                <w:b/>
+                <w:sz w:val="18"/>
+              </w:rPr>
+              <w:t>能力</w:t>
+            </w:r>
+          </w:p>
+        </w:tc>
+      </w:tr>
+      <w:tr>
+        <w:tc>
+          <w:tcPr>
+            <w:tcW w:type="dxa" w:w="2880"/>
+          </w:tcPr>
+          <w:p>
+            <w:pPr>
+              <w:spacing w:after="40"/>
+            </w:pPr>
+            <w:r/>
+            <w:r>
+              <w:rPr>
+                <w:rFonts w:ascii="微软雅黑" w:hAnsi="微软雅黑" w:eastAsia="微软雅黑" w:cs="微软雅黑"/>
+                <w:b w:val="0"/>
+                <w:sz w:val="18"/>
+              </w:rPr>
+              <w:t>网页里下载的 xlsx</w:t>
+            </w:r>
+          </w:p>
+        </w:tc>
+        <w:tc>
+          <w:tcPr>
+            <w:tcW w:type="dxa" w:w="2880"/>
+          </w:tcPr>
+          <w:p>
+            <w:pPr>
+              <w:spacing w:after="40"/>
+            </w:pPr>
+            <w:r/>
+            <w:r>
+              <w:rPr>
+                <w:rFonts w:ascii="微软雅黑" w:hAnsi="微软雅黑" w:eastAsia="微软雅黑" w:cs="微软雅黑"/>
+                <w:b w:val="0"/>
+                <w:sz w:val="18"/>
+              </w:rPr>
+              <w:t>浏览器端 SheetJS</w:t>
+            </w:r>
+          </w:p>
+        </w:tc>
+        <w:tc>
+          <w:tcPr>
+            <w:tcW w:type="dxa" w:w="2880"/>
+          </w:tcPr>
+          <w:p>
+            <w:pPr>
+              <w:spacing w:after="40"/>
+            </w:pPr>
+            <w:r/>
+            <w:r>
+              <w:rPr>
+                <w:rFonts w:ascii="微软雅黑" w:hAnsi="微软雅黑" w:eastAsia="微软雅黑" w:cs="微软雅黑"/>
+                <w:b w:val="0"/>
+                <w:sz w:val="18"/>
+              </w:rPr>
+              <w:t>数字格式、列宽、冻结表头；</w:t>
+            </w:r>
+            <w:r>
+              <w:rPr>
+                <w:rFonts w:ascii="微软雅黑" w:hAnsi="微软雅黑" w:eastAsia="微软雅黑" w:cs="微软雅黑"/>
+                <w:b/>
+                <w:sz w:val="18"/>
+              </w:rPr>
+              <w:t>不含图表</w:t>
+            </w:r>
+          </w:p>
+        </w:tc>
+      </w:tr>
+      <w:tr>
+        <w:tc>
+          <w:tcPr>
+            <w:tcW w:type="dxa" w:w="2880"/>
+          </w:tcPr>
+          <w:p>
+            <w:pPr>
+              <w:spacing w:after="40"/>
+            </w:pPr>
+            <w:r/>
+            <w:r>
+              <w:rPr>
+                <w:rFonts w:ascii="Consolas" w:hAnsi="Consolas" w:eastAsia="微软雅黑"/>
+                <w:sz w:val="16"/>
+              </w:rPr>
+              <w:t>results/参考工作簿_网点运营总览.xlsx</w:t>
+            </w:r>
+          </w:p>
+        </w:tc>
+        <w:tc>
+          <w:tcPr>
+            <w:tcW w:type="dxa" w:w="2880"/>
+          </w:tcPr>
+          <w:p>
+            <w:pPr>
+              <w:spacing w:after="40"/>
+            </w:pPr>
+            <w:r/>
+            <w:r>
+              <w:rPr>
+                <w:rFonts w:ascii="微软雅黑" w:hAnsi="微软雅黑" w:eastAsia="微软雅黑" w:cs="微软雅黑"/>
+                <w:b w:val="0"/>
+                <w:sz w:val="18"/>
+              </w:rPr>
+              <w:t>openpyxl</w:t>
+            </w:r>
+          </w:p>
+        </w:tc>
+        <w:tc>
+          <w:tcPr>
+            <w:tcW w:type="dxa" w:w="2880"/>
+          </w:tcPr>
+          <w:p>
+            <w:pPr>
+              <w:spacing w:after="40"/>
+            </w:pPr>
+            <w:r/>
+            <w:r>
+              <w:rPr>
+                <w:rFonts w:ascii="微软雅黑" w:hAnsi="微软雅黑" w:eastAsia="微软雅黑" w:cs="微软雅黑"/>
+                <w:b w:val="0"/>
+                <w:sz w:val="18"/>
+              </w:rPr>
+              <w:t xml:space="preserve">含 </w:t>
+            </w:r>
+            <w:r>
+              <w:rPr>
+                <w:rFonts w:ascii="微软雅黑" w:hAnsi="微软雅黑" w:eastAsia="微软雅黑" w:cs="微软雅黑"/>
+                <w:b/>
+                <w:sz w:val="18"/>
+              </w:rPr>
+              <w:t>3 张真实图表</w:t>
+            </w:r>
+            <w:r>
+              <w:rPr>
+                <w:rFonts w:ascii="微软雅黑" w:hAnsi="微软雅黑" w:eastAsia="微软雅黑" w:cs="微软雅黑"/>
+                <w:b w:val="0"/>
+                <w:sz w:val="18"/>
+              </w:rPr>
+              <w:t>（条形/柱状/折线）</w:t>
+            </w:r>
+          </w:p>
+        </w:tc>
+      </w:tr>
+    </w:tbl>
+    <w:p/>
+    <w:p>
+      <w:r>
+        <w:rPr>
+          <w:rFonts w:ascii="微软雅黑" w:hAnsi="微软雅黑" w:eastAsia="微软雅黑" w:cs="微软雅黑"/>
+          <w:b w:val="0"/>
+        </w:rPr>
+        <w:t>浏览器端格式能力有边界，页面上阶段 5 直接把这条边界写给使用者看，不假装支持图表。</w:t>
       </w:r>
     </w:p>
     <w:p>
       <w:r>
         <w:rPr>
           <w:rFonts w:ascii="微软雅黑" w:hAnsi="微软雅黑" w:eastAsia="微软雅黑" w:cs="微软雅黑"/>
-          <w:b w:val="0"/>
-        </w:rPr>
-        <w:t>差错是低频计数事件，日粒度上分母只有几十到几百笔、分子是 0~2 笔，</w:t>
+          <w:color w:val="C0C0C0"/>
+        </w:rPr>
+        <w:t>────────────────────────────────────────</w:t>
       </w:r>
     </w:p>
     <w:p>
+      <w:pPr>
+        <w:spacing w:before="280" w:after="120"/>
+      </w:pPr>
+      <w:r>
+        <w:rPr>
+          <w:rFonts w:ascii="微软雅黑" w:hAnsi="微软雅黑" w:eastAsia="微软雅黑" w:cs="微软雅黑"/>
+          <w:b/>
+          <w:color w:val="1F3864"/>
+          <w:sz w:val="30"/>
+        </w:rPr>
+        <w:t>方法上值得说的四点</w:t>
+      </w:r>
+    </w:p>
+    <w:p>
+      <w:pPr>
+        <w:spacing w:before="180" w:after="120"/>
+      </w:pPr>
+      <w:r>
+        <w:rPr>
+          <w:rFonts w:ascii="微软雅黑" w:hAnsi="微软雅黑" w:eastAsia="微软雅黑" w:cs="微软雅黑"/>
+          <w:b/>
+          <w:color w:val="2E5C9A"/>
+          <w:sz w:val="26"/>
+        </w:rPr>
+        <w:t>1. 基线必须按「同星期几」对齐 —— 这是返工最多的一处</w:t>
+      </w:r>
+    </w:p>
+    <w:p>
       <w:r>
         <w:rPr>
           <w:rFonts w:ascii="微软雅黑" w:hAnsi="微软雅黑" w:eastAsia="微软雅黑" w:cs="微软雅黑"/>
           <w:b w:val="0"/>
         </w:rPr>
-        <w:t>偏离几乎全是抽样噪声。改成「7 天累计差错 / 7 天累计业务量」后才能稳定识别漂移。</w:t>
+        <w:t xml:space="preserve">周日业务量只有工作日的约 </w:t>
+      </w:r>
+      <w:r>
+        <w:rPr>
+          <w:rFonts w:ascii="微软雅黑" w:hAnsi="微软雅黑" w:eastAsia="微软雅黑" w:cs="微软雅黑"/>
+          <w:b/>
+        </w:rPr>
+        <w:t>1/3</w:t>
+      </w:r>
+      <w:r>
+        <w:rPr>
+          <w:rFonts w:ascii="微软雅黑" w:hAnsi="微软雅黑" w:eastAsia="微软雅黑" w:cs="微软雅黑"/>
+          <w:b w:val="0"/>
+        </w:rPr>
+        <w:t>。第一版用「前 7 日滚动均值」做基线，</w:t>
+      </w:r>
+    </w:p>
+    <w:p>
+      <w:r>
+        <w:rPr>
+          <w:rFonts w:ascii="微软雅黑" w:hAnsi="微软雅黑" w:eastAsia="微软雅黑" w:cs="微软雅黑"/>
+          <w:b w:val="0"/>
+        </w:rPr>
+        <w:t>结果每个周日都显示「业务量 -65%」，每周固定制造一次假异常；</w:t>
+      </w:r>
+    </w:p>
+    <w:p>
+      <w:r>
+        <w:rPr>
+          <w:rFonts w:ascii="微软雅黑" w:hAnsi="微软雅黑" w:eastAsia="微软雅黑" w:cs="微软雅黑"/>
+          <w:b/>
+        </w:rPr>
+        <w:t>更致命的是</w:t>
+      </w:r>
+      <w:r>
+        <w:rPr>
+          <w:rFonts w:ascii="微软雅黑" w:hAnsi="微软雅黑" w:eastAsia="微软雅黑" w:cs="微软雅黑"/>
+          <w:b w:val="0"/>
+        </w:rPr>
+        <w:t>，为了压制假异常而设的持续性门槛，</w:t>
+      </w:r>
+    </w:p>
+    <w:p>
+      <w:r>
+        <w:rPr>
+          <w:rFonts w:ascii="微软雅黑" w:hAnsi="微软雅黑" w:eastAsia="微软雅黑" w:cs="微软雅黑"/>
+          <w:b w:val="0"/>
+        </w:rPr>
+        <w:t>把真实的缓慢异常也一起滤掉了——7 例只检出 4 例。</w:t>
+      </w:r>
+    </w:p>
+    <w:p>
+      <w:r>
+        <w:rPr>
+          <w:rFonts w:ascii="微软雅黑" w:hAnsi="微软雅黑" w:eastAsia="微软雅黑" w:cs="微软雅黑"/>
+          <w:b w:val="0"/>
+        </w:rPr>
+        <w:t>改成「同星期几中位数基线」后，7 例全部检出。</w:t>
+      </w:r>
+    </w:p>
+    <w:p>
+      <w:pPr>
+        <w:ind w:left="340"/>
+      </w:pPr>
+      <w:r>
+        <w:rPr>
+          <w:rFonts w:ascii="微软雅黑" w:hAnsi="微软雅黑" w:eastAsia="微软雅黑" w:cs="微软雅黑"/>
+          <w:b w:val="0"/>
+          <w:i/>
+          <w:color w:val="606060"/>
+          <w:sz w:val="20"/>
+        </w:rPr>
+        <w:t>教训：做异常检测先把数据的固有周期结构搞清楚，否则你不是在检测异常，是在检测星期几。</w:t>
+      </w:r>
+    </w:p>
+    <w:p>
+      <w:pPr>
+        <w:spacing w:before="180" w:after="120"/>
+      </w:pPr>
+      <w:r>
+        <w:rPr>
+          <w:rFonts w:ascii="微软雅黑" w:hAnsi="微软雅黑" w:eastAsia="微软雅黑" w:cs="微软雅黑"/>
+          <w:b/>
+          <w:color w:val="2E5C9A"/>
+          <w:sz w:val="26"/>
+        </w:rPr>
+        <w:t>2. 用 MAD 而不是 3σ</w:t>
+      </w:r>
+    </w:p>
+    <w:p>
+      <w:r>
+        <w:rPr>
+          <w:rFonts w:ascii="微软雅黑" w:hAnsi="微软雅黑" w:eastAsia="微软雅黑" w:cs="微软雅黑"/>
+          <w:b w:val="0"/>
+        </w:rPr>
+        <w:t>运营数据里有</w:t>
+      </w:r>
+      <w:r>
+        <w:rPr>
+          <w:rFonts w:ascii="微软雅黑" w:hAnsi="微软雅黑" w:eastAsia="微软雅黑" w:cs="微软雅黑"/>
+          <w:b/>
+        </w:rPr>
+        <w:t>真实的</w:t>
+      </w:r>
+      <w:r>
+        <w:rPr>
+          <w:rFonts w:ascii="微软雅黑" w:hAnsi="微软雅黑" w:eastAsia="微软雅黑" w:cs="微软雅黑"/>
+          <w:b w:val="0"/>
+        </w:rPr>
+        <w:t>极端值（设备故障、营销活动）。标准差会被这些值撑大，</w:t>
+      </w:r>
+    </w:p>
+    <w:p>
+      <w:r>
+        <w:rPr>
+          <w:rFonts w:ascii="微软雅黑" w:hAnsi="微软雅黑" w:eastAsia="微软雅黑" w:cs="微软雅黑"/>
+          <w:b w:val="0"/>
+        </w:rPr>
+        <w:t>导致真正的异常反而落进 3σ 以内检不出来。MAD 对极端值不敏感。</w:t>
+      </w:r>
+    </w:p>
+    <w:p>
+      <w:pPr>
+        <w:spacing w:before="180" w:after="120"/>
+      </w:pPr>
+      <w:r>
+        <w:rPr>
+          <w:rFonts w:ascii="微软雅黑" w:hAnsi="微软雅黑" w:eastAsia="微软雅黑" w:cs="微软雅黑"/>
+          <w:b/>
+          <w:color w:val="2E5C9A"/>
+          <w:sz w:val="26"/>
+        </w:rPr>
+        <w:t>3. 低频计数指标不能用相对变化率</w:t>
+      </w:r>
+    </w:p>
+    <w:p>
+      <w:r>
+        <w:rPr>
+          <w:rFonts w:ascii="微软雅黑" w:hAnsi="微软雅黑" w:eastAsia="微软雅黑" w:cs="微软雅黑"/>
+          <w:b w:val="0"/>
+        </w:rPr>
+        <w:t>差错是低频计数事件：上一周基线可能只有 5 笔，</w:t>
+      </w:r>
+    </w:p>
+    <w:p>
+      <w:r>
+        <w:rPr>
+          <w:rFonts w:ascii="微软雅黑" w:hAnsi="微软雅黑" w:eastAsia="微软雅黑" w:cs="微软雅黑"/>
+          <w:b w:val="0"/>
+        </w:rPr>
+        <w:t>那么「5 笔 → 15 笔」的相对变化是 +200%，看着极严重，但绝对只差 10 笔。</w:t>
+      </w:r>
+    </w:p>
+    <w:p>
+      <w:r>
+        <w:rPr>
+          <w:rFonts w:ascii="微软雅黑" w:hAnsi="微软雅黑" w:eastAsia="微软雅黑" w:cs="微软雅黑"/>
+          <w:b w:val="0"/>
+        </w:rPr>
+        <w:t>用相对阈值会把这类正常抽样波动全部报成异常。投诉率更极端——基线常为 0，</w:t>
+      </w:r>
+    </w:p>
+    <w:p>
+      <w:r>
+        <w:rPr>
+          <w:rFonts w:ascii="微软雅黑" w:hAnsi="微软雅黑" w:eastAsia="微软雅黑" w:cs="微软雅黑"/>
+          <w:b w:val="0"/>
+        </w:rPr>
+        <w:t>相对变化率会直接变成无穷大。</w:t>
+      </w:r>
+      <w:r>
+        <w:rPr>
+          <w:rFonts w:ascii="微软雅黑" w:hAnsi="微软雅黑" w:eastAsia="微软雅黑" w:cs="微软雅黑"/>
+          <w:b/>
+        </w:rPr>
+        <w:t>这两类指标必须用绝对增量判定。</w:t>
       </w:r>
     </w:p>
     <w:p>
@@ -1968,7 +3578,7 @@
                 <w:b w:val="0"/>
                 <w:sz w:val="18"/>
               </w:rPr>
-              <w:t>（分子分母不自洽）</w:t>
+              <w:t>（指标间不自洽）</w:t>
             </w:r>
           </w:p>
         </w:tc>
@@ -2806,7 +4416,7 @@
                 <w:b w:val="0"/>
                 <w:sz w:val="18"/>
               </w:rPr>
-              <w:t>重标定各类型业务量/窗口档位，使常态饱和度落在 0.6~0.9；同时把「字段单位」判据从纯相对倍数改为「绝对量级 + 相对倍数」三重条件</w:t>
+              <w:t>重标定档位使常态饱和度落在 0.6~0.9；同时把「字段单位」判据从纯相对倍数改为「绝对量级 + 相对倍数」</w:t>
             </w:r>
           </w:p>
         </w:tc>
@@ -2825,7 +4435,7 @@
           <w:color w:val="606060"/>
           <w:sz w:val="20"/>
         </w:rPr>
-        <w:t>这四条都不是「调参数」，而是</w:t>
+        <w:t>第 4 条是最基础的一条：</w:t>
       </w:r>
       <w:r>
         <w:rPr>
@@ -2835,7 +4445,7 @@
           <w:color w:val="606060"/>
           <w:sz w:val="20"/>
         </w:rPr>
-        <w:t>方法或前提本身错了</w:t>
+        <w:t>先确认数据本身合理，再去评价模型好不好</w:t>
       </w:r>
       <w:r>
         <w:rPr>
@@ -2845,7 +4455,7 @@
           <w:color w:val="606060"/>
           <w:sz w:val="20"/>
         </w:rPr>
-        <w:t>。</w:t>
+        <w:t>——</w:t>
       </w:r>
     </w:p>
     <w:p>
@@ -2860,7 +4470,7 @@
           <w:color w:val="606060"/>
           <w:sz w:val="20"/>
         </w:rPr>
-        <w:t>第 1 条尤其危险：如果不发现，检测算法会去「检出」一个不存在的异常，</w:t>
+        <w:t>如果只盯着「检出率 7/7」，是发现不了「有个网点在正常状态下就排了 3.5 小时队」的，</w:t>
       </w:r>
     </w:p>
     <w:p>
@@ -2875,295 +4485,7 @@
           <w:color w:val="606060"/>
           <w:sz w:val="20"/>
         </w:rPr>
-        <w:t>查全率 100% 会是一个自欺欺人的数字。</w:t>
-      </w:r>
-    </w:p>
-    <w:p>
-      <w:pPr>
-        <w:ind w:left="340"/>
-      </w:pPr>
-      <w:r>
-        <w:rPr>
-          <w:rFonts w:ascii="微软雅黑" w:hAnsi="微软雅黑" w:eastAsia="微软雅黑" w:cs="微软雅黑"/>
-          <w:b w:val="0"/>
-          <w:i/>
-          <w:color w:val="606060"/>
-          <w:sz w:val="20"/>
-        </w:rPr>
-        <w:t>第 4 条是最基础的一条：</w:t>
-      </w:r>
-      <w:r>
-        <w:rPr>
-          <w:rFonts w:ascii="微软雅黑" w:hAnsi="微软雅黑" w:eastAsia="微软雅黑" w:cs="微软雅黑"/>
-          <w:b/>
-          <w:i/>
-          <w:color w:val="606060"/>
-          <w:sz w:val="20"/>
-        </w:rPr>
-        <w:t>先确认数据本身合理，再去评价模型好不好</w:t>
-      </w:r>
-      <w:r>
-        <w:rPr>
-          <w:rFonts w:ascii="微软雅黑" w:hAnsi="微软雅黑" w:eastAsia="微软雅黑" w:cs="微软雅黑"/>
-          <w:b w:val="0"/>
-          <w:i/>
-          <w:color w:val="606060"/>
-          <w:sz w:val="20"/>
-        </w:rPr>
-        <w:t>——</w:t>
-      </w:r>
-    </w:p>
-    <w:p>
-      <w:pPr>
-        <w:ind w:left="340"/>
-      </w:pPr>
-      <w:r>
-        <w:rPr>
-          <w:rFonts w:ascii="微软雅黑" w:hAnsi="微软雅黑" w:eastAsia="微软雅黑" w:cs="微软雅黑"/>
-          <w:b w:val="0"/>
-          <w:i/>
-          <w:color w:val="606060"/>
-          <w:sz w:val="20"/>
-        </w:rPr>
-        <w:t>如果只盯着「检出率 7/7」，是发现不了「有个网点在正常状态下就排了 3.5 小时队」的，</w:t>
-      </w:r>
-    </w:p>
-    <w:p>
-      <w:pPr>
-        <w:ind w:left="340"/>
-      </w:pPr>
-      <w:r>
-        <w:rPr>
-          <w:rFonts w:ascii="微软雅黑" w:hAnsi="微软雅黑" w:eastAsia="微软雅黑" w:cs="微软雅黑"/>
-          <w:b w:val="0"/>
-          <w:i/>
-          <w:color w:val="606060"/>
-          <w:sz w:val="20"/>
-        </w:rPr>
         <w:t>因为检测器没报错，它只是忠实反映了错的输入。</w:t>
-      </w:r>
-    </w:p>
-    <w:p>
-      <w:r>
-        <w:rPr>
-          <w:rFonts w:ascii="微软雅黑" w:hAnsi="微软雅黑" w:eastAsia="微软雅黑" w:cs="微软雅黑"/>
-          <w:color w:val="C0C0C0"/>
-        </w:rPr>
-        <w:t>────────────────────────────────────────</w:t>
-      </w:r>
-    </w:p>
-    <w:p>
-      <w:pPr>
-        <w:spacing w:before="280" w:after="120"/>
-      </w:pPr>
-      <w:r>
-        <w:rPr>
-          <w:rFonts w:ascii="微软雅黑" w:hAnsi="微软雅黑" w:eastAsia="微软雅黑" w:cs="微软雅黑"/>
-          <w:b/>
-          <w:color w:val="1F3864"/>
-          <w:sz w:val="30"/>
-        </w:rPr>
-        <w:t>目录结构</w:t>
-      </w:r>
-    </w:p>
-    <w:p>
-      <w:pPr>
-        <w:spacing w:before="80" w:after="160"/>
-        <w:ind w:left="340"/>
-      </w:pPr>
-      <w:r>
-        <w:rPr>
-          <w:rFonts w:ascii="Consolas" w:hAnsi="Consolas" w:eastAsia="微软雅黑"/>
-          <w:color w:val="1F3864"/>
-          <w:sz w:val="18"/>
-        </w:rPr>
-        <w:t>平安银行运营指标监控/</w:t>
-        <w:br/>
-        <w:t>├── results/                       ★ 交付物</w:t>
-        <w:br/>
-        <w:t>│   ├── 看板.html                   交互式看板（单文件离线可用）</w:t>
-        <w:br/>
-        <w:t>│   ├── 运营建议报告.md / .docx      核心交付物</w:t>
-        <w:br/>
-        <w:t>│   ├── 01_检测证据_全量.csv          三路检测的全部证据</w:t>
-        <w:br/>
-        <w:t>│   ├── 02_预警清单.csv              预警 + 严重度 + 疑似成因 + 处置建议</w:t>
-        <w:br/>
-        <w:t>│   ├── 03_异常检出评估.csv          逐例检出与性质判定（含首次判对时间）</w:t>
-        <w:br/>
-        <w:t>│   ├── 04_网点运营画像.csv          网点级运营画像</w:t>
-        <w:br/>
-        <w:t>│   ├── 05~07_*.csv                 预警结构 / 主因分布 / 全行日度趋势</w:t>
-        <w:br/>
-        <w:t>│   ├── analysis.json              汇总指标</w:t>
-        <w:br/>
-        <w:t>│   └── db_validation.json         SQL 层落库执行的逐表校验结果</w:t>
-        <w:br/>
-        <w:t>├── data/</w:t>
-        <w:br/>
-        <w:t>│   ├── raw/</w:t>
-        <w:br/>
-        <w:t>│   │   ├── 公开数据_原始提取.json     ★ 601 条已核实指标，逐条可溯源</w:t>
-        <w:br/>
-        <w:t>│   │   ├── branch_ops_detail.jsonl   模拟明细（1,800 行）★ 模拟</w:t>
-        <w:br/>
-        <w:t>│   │   ├── anomaly_ground_truth.json 注入异常清单 ★ 评估基准</w:t>
-        <w:br/>
-        <w:t>│   │   ├── injection_selfcheck.json  注入自检结果</w:t>
-        <w:br/>
-        <w:t>│   │   └── simulation_meta.json      模拟参数与锚点来源</w:t>
-        <w:br/>
-        <w:t>│   └── clean/ops_indicators.csv      派生指标 + 同星期几基线</w:t>
-        <w:br/>
-        <w:t>├── docs/</w:t>
-        <w:br/>
-        <w:t>│   ├── 方法说明书.md / .docx</w:t>
-        <w:br/>
-        <w:t>│   └── 公开数据来源清单.md            全部来源 + 未获取到的 11 项指标</w:t>
-        <w:br/>
-        <w:t>├── src/</w:t>
-        <w:br/>
-        <w:t>│   ├── py/</w:t>
-        <w:br/>
-        <w:t>│   │   ├── check_env.py             环境自检（依赖 / 引擎 / 五层表 / API 连通）</w:t>
-        <w:br/>
-        <w:t>│   │   ├── gen_operation_data.py    模拟数据生成 + 注入自检</w:t>
-        <w:br/>
-        <w:t>│   │   ├── analyze_ops.py           三路检测 + 分级 + 成因判定 + 评估</w:t>
-        <w:br/>
-        <w:t>│   │   ├── make_dashboard.py        看板生成</w:t>
-        <w:br/>
-        <w:t>│   │   ├── gen_report.py            报告生成（数字全部读自 CSV）</w:t>
-        <w:br/>
-        <w:t>│   │   ├── load_to_db.py            落库 + 真正执行 SQL 指标层 + 逐层校验</w:t>
-        <w:br/>
-        <w:t>│   │   ├── verify_engine.py         执行引擎语法兼容性逐项验证（8/8）</w:t>
-        <w:br/>
-        <w:t>│   │   ├── probe_sources.py         下载源实测探测（本机无可用 MySQL 源）</w:t>
-        <w:br/>
-        <w:t>│   │   ├── md2docx.py               Markdown → Word（已处理 eastAsia 字体）</w:t>
-        <w:br/>
-        <w:t>│   │   └── layout_budget.py         版面预算（估算段落占几行）</w:t>
-        <w:br/>
-        <w:t>│   └── sql/01_indicator_layer.sql   四层建模 + 窗口函数 + 预警规则（468 行）</w:t>
-        <w:br/>
-        <w:t>├── tools/</w:t>
-        <w:br/>
-        <w:t>│   ├── pingan_ops.duckdb            本地数据库（load_to_db.py 生成，已 gitignore）</w:t>
-        <w:br/>
-        <w:t>│   └── engine_check.txt             引擎能力验证原始输出</w:t>
-        <w:br/>
-        <w:t>├── assets/证件照.jpg</w:t>
-        <w:br/>
-        <w:t>└── run_all.bat</w:t>
-      </w:r>
-    </w:p>
-    <w:p>
-      <w:r>
-        <w:rPr>
-          <w:rFonts w:ascii="微软雅黑" w:hAnsi="微软雅黑" w:eastAsia="微软雅黑" w:cs="微软雅黑"/>
-          <w:color w:val="C0C0C0"/>
-        </w:rPr>
-        <w:t>────────────────────────────────────────</w:t>
-      </w:r>
-    </w:p>
-    <w:p>
-      <w:pPr>
-        <w:spacing w:before="280" w:after="120"/>
-      </w:pPr>
-      <w:r>
-        <w:rPr>
-          <w:rFonts w:ascii="微软雅黑" w:hAnsi="微软雅黑" w:eastAsia="微软雅黑" w:cs="微软雅黑"/>
-          <w:b/>
-          <w:color w:val="1F3864"/>
-          <w:sz w:val="30"/>
-        </w:rPr>
-        <w:t>复现步骤</w:t>
-      </w:r>
-    </w:p>
-    <w:p>
-      <w:pPr>
-        <w:spacing w:before="80" w:after="160"/>
-        <w:ind w:left="340"/>
-      </w:pPr>
-      <w:r>
-        <w:rPr>
-          <w:rFonts w:ascii="Consolas" w:hAnsi="Consolas" w:eastAsia="微软雅黑"/>
-          <w:color w:val="1F3864"/>
-          <w:sz w:val="18"/>
-        </w:rPr>
-        <w:t>cd "D:\秋招\平安银行运营指标监控"</w:t>
-        <w:br/>
-        <w:t>pip install pandas numpy scipy statsmodels plotly</w:t>
-        <w:br/>
-        <w:br/>
-        <w:t># 一键跑完（推荐 run_all.bat：不受 PowerShell 执行策略影响）</w:t>
-        <w:br/>
-        <w:t>run_all.bat</w:t>
-        <w:br/>
-        <w:br/>
-        <w:t># 若想用 PowerShell 版（中文提示更清楚）</w:t>
-        <w:br/>
-        <w:t>powershell -ExecutionPolicy Bypass -File .\run_all.ps1</w:t>
-        <w:br/>
-        <w:br/>
-        <w:t># 也可分步</w:t>
-        <w:br/>
-        <w:t>python src\py\gen_operation_data.py    # 生成数据（含注入自检，7/7 必须通过）</w:t>
-        <w:br/>
-        <w:t>python src\py\analyze_ops.py           # 检测 + 定性 + 评估</w:t>
-        <w:br/>
-        <w:t>python src\py\make_dashboard.py        # 看板</w:t>
-        <w:br/>
-        <w:t>python src\py\gen_report.py            # 报告</w:t>
-        <w:br/>
-        <w:t>python src\py\md2docx.py --all         # Markdown 转 Word</w:t>
-      </w:r>
-    </w:p>
-    <w:p>
-      <w:r>
-        <w:rPr>
-          <w:rFonts w:ascii="微软雅黑" w:hAnsi="微软雅黑" w:eastAsia="微软雅黑" w:cs="微软雅黑"/>
-          <w:b w:val="0"/>
-        </w:rPr>
-        <w:t>MySQL 层（</w:t>
-      </w:r>
-      <w:r>
-        <w:rPr>
-          <w:rFonts w:ascii="Consolas" w:hAnsi="Consolas" w:eastAsia="微软雅黑"/>
-          <w:sz w:val="19"/>
-        </w:rPr>
-        <w:t>src/sql/01_indicator_layer.sql</w:t>
-      </w:r>
-      <w:r>
-        <w:rPr>
-          <w:rFonts w:ascii="微软雅黑" w:hAnsi="微软雅黑" w:eastAsia="微软雅黑" w:cs="微软雅黑"/>
-          <w:b w:val="0"/>
-        </w:rPr>
-        <w:t>）用于展示指标建模与窗口函数写法。</w:t>
-      </w:r>
-    </w:p>
-    <w:p>
-      <w:r>
-        <w:rPr>
-          <w:rFonts w:ascii="微软雅黑" w:hAnsi="微软雅黑" w:eastAsia="微软雅黑" w:cs="微软雅黑"/>
-          <w:b w:val="0"/>
-        </w:rPr>
-        <w:t>它已被</w:t>
-      </w:r>
-      <w:r>
-        <w:rPr>
-          <w:rFonts w:ascii="微软雅黑" w:hAnsi="微软雅黑" w:eastAsia="微软雅黑" w:cs="微软雅黑"/>
-          <w:b/>
-        </w:rPr>
-        <w:t>真正落库执行</w:t>
-      </w:r>
-      <w:r>
-        <w:rPr>
-          <w:rFonts w:ascii="微软雅黑" w:hAnsi="微软雅黑" w:eastAsia="微软雅黑" w:cs="微软雅黑"/>
-          <w:b w:val="0"/>
-        </w:rPr>
-        <w:t>过（见下一节），本地执行引擎是 DuckDB。</w:t>
       </w:r>
     </w:p>
     <w:p>
@@ -3368,7 +4690,7 @@
                 <w:b w:val="0"/>
                 <w:sz w:val="18"/>
               </w:rPr>
-              <w:t xml:space="preserve"> 的 CTE 引用 </w:t>
+              <w:t xml:space="preserve"> 引用 </w:t>
             </w:r>
             <w:r>
               <w:rPr>
@@ -3414,7 +4736,7 @@
                 <w:b w:val="0"/>
                 <w:sz w:val="18"/>
               </w:rPr>
-              <w:t>、没带差错</w:t>
+              <w:t>、没带</w:t>
             </w:r>
             <w:r>
               <w:rPr>
@@ -3440,7 +4762,7 @@
                 <w:rFonts w:ascii="Consolas" w:hAnsi="Consolas" w:eastAsia="微软雅黑"/>
                 <w:sz w:val="16"/>
               </w:rPr>
-              <w:t>Binder Error: no column named txn_error_cnt</w:t>
+              <w:t>no column named txn_error_cnt</w:t>
             </w:r>
           </w:p>
         </w:tc>
@@ -3459,44 +4781,7 @@
                 <w:b w:val="0"/>
                 <w:sz w:val="18"/>
               </w:rPr>
-              <w:t xml:space="preserve">dwd 层补带 </w:t>
-            </w:r>
-            <w:r>
-              <w:rPr>
-                <w:rFonts w:ascii="Consolas" w:hAnsi="Consolas" w:eastAsia="微软雅黑"/>
-                <w:sz w:val="16"/>
-              </w:rPr>
-              <w:t>txn_error_cnt</w:t>
-            </w:r>
-            <w:r>
-              <w:rPr>
-                <w:rFonts w:ascii="微软雅黑" w:hAnsi="微软雅黑" w:eastAsia="微软雅黑" w:cs="微软雅黑"/>
-                <w:b w:val="0"/>
-                <w:sz w:val="18"/>
-              </w:rPr>
-              <w:t xml:space="preserve"> / </w:t>
-            </w:r>
-            <w:r>
-              <w:rPr>
-                <w:rFonts w:ascii="Consolas" w:hAnsi="Consolas" w:eastAsia="微软雅黑"/>
-                <w:sz w:val="16"/>
-              </w:rPr>
-              <w:t>complaint_cnt</w:t>
-            </w:r>
-            <w:r>
-              <w:rPr>
-                <w:rFonts w:ascii="微软雅黑" w:hAnsi="微软雅黑" w:eastAsia="微软雅黑" w:cs="微软雅黑"/>
-                <w:b w:val="0"/>
-                <w:sz w:val="18"/>
-              </w:rPr>
-              <w:t xml:space="preserve"> / </w:t>
-            </w:r>
-            <w:r>
-              <w:rPr>
-                <w:rFonts w:ascii="Consolas" w:hAnsi="Consolas" w:eastAsia="微软雅黑"/>
-                <w:sz w:val="16"/>
-              </w:rPr>
-              <w:t>post_review_cnt</w:t>
+              <w:t>dwd 层补带计数列</w:t>
             </w:r>
           </w:p>
         </w:tc>
@@ -3543,7 +4828,7 @@
                 <w:b w:val="0"/>
                 <w:sz w:val="18"/>
               </w:rPr>
-              <w:t xml:space="preserve"> 层用 </w:t>
+              <w:t xml:space="preserve"> 用 </w:t>
             </w:r>
             <w:r>
               <w:rPr>
@@ -3558,7 +4843,7 @@
                 <w:b w:val="0"/>
                 <w:sz w:val="18"/>
               </w:rPr>
-              <w:t xml:space="preserve"> 判定「批量重跑」，但 </w:t>
+              <w:t>，</w:t>
             </w:r>
             <w:r>
               <w:rPr>
@@ -3573,7 +4858,7 @@
                 <w:b w:val="0"/>
                 <w:sz w:val="18"/>
               </w:rPr>
-              <w:t xml:space="preserve"> 没算这一列</w:t>
+              <w:t xml:space="preserve"> 没算这列</w:t>
             </w:r>
           </w:p>
         </w:tc>
@@ -3617,7 +4902,7 @@
                 <w:rFonts w:ascii="Consolas" w:hAnsi="Consolas" w:eastAsia="微软雅黑"/>
                 <w:sz w:val="16"/>
               </w:rPr>
-              <w:t>AVG(op_cost_ratio) OVER w7</w:t>
+              <w:t>AVG(...) OVER w7</w:t>
             </w:r>
           </w:p>
         </w:tc>
@@ -3679,7 +4964,7 @@
                 <w:b w:val="0"/>
                 <w:sz w:val="18"/>
               </w:rPr>
-              <w:t>，join 进来的同星期几基线列</w:t>
+              <w:t>，join 来的同星期几基线列</w:t>
             </w:r>
             <w:r>
               <w:rPr>
@@ -3739,7 +5024,7 @@
                 <w:b w:val="0"/>
                 <w:sz w:val="18"/>
               </w:rPr>
-              <w:t xml:space="preserve"> 里显式列出 join 来的基线列</w:t>
+              <w:t xml:space="preserve"> 里显式列出</w:t>
             </w:r>
           </w:p>
         </w:tc>
@@ -3775,18 +5060,11 @@
             <w:r/>
             <w:r>
               <w:rPr>
-                <w:rFonts w:ascii="Consolas" w:hAnsi="Consolas" w:eastAsia="微软雅黑"/>
-                <w:sz w:val="16"/>
-              </w:rPr>
-              <w:t>error_rate_7d_dev</w:t>
-            </w:r>
-            <w:r>
-              <w:rPr>
                 <w:rFonts w:ascii="微软雅黑" w:hAnsi="微软雅黑" w:eastAsia="微软雅黑" w:cs="微软雅黑"/>
                 <w:b w:val="0"/>
                 <w:sz w:val="18"/>
               </w:rPr>
-              <w:t xml:space="preserve"> 基线用 21 日均值，</w:t>
+              <w:t>周度差错基线用 21 日均值，</w:t>
             </w:r>
             <w:r>
               <w:rPr>
@@ -3813,7 +5091,7 @@
                 <w:b w:val="0"/>
                 <w:sz w:val="18"/>
               </w:rPr>
-              <w:t>业务量被注入异常污染后基线失真，周度判据误触发 427/837 行</w:t>
+              <w:t>业务量被污染后基线失真，误触发 427/837 行</w:t>
             </w:r>
           </w:p>
         </w:tc>
@@ -3832,22 +5110,7 @@
                 <w:b w:val="0"/>
                 <w:sz w:val="18"/>
               </w:rPr>
-              <w:t xml:space="preserve">基线改用「上一周」（窗口 </w:t>
-            </w:r>
-            <w:r>
-              <w:rPr>
-                <w:rFonts w:ascii="Consolas" w:hAnsi="Consolas" w:eastAsia="微软雅黑"/>
-                <w:sz w:val="16"/>
-              </w:rPr>
-              <w:t>ROWS BETWEEN 13 PRECEDING AND 7 PRECEDING</w:t>
-            </w:r>
-            <w:r>
-              <w:rPr>
-                <w:rFonts w:ascii="微软雅黑" w:hAnsi="微软雅黑" w:eastAsia="微软雅黑" w:cs="微软雅黑"/>
-                <w:b w:val="0"/>
-                <w:sz w:val="18"/>
-              </w:rPr>
-              <w:t>）</w:t>
+              <w:t>基线改用「上一周」</w:t>
             </w:r>
           </w:p>
         </w:tc>
@@ -3922,7 +5185,7 @@
                 <w:b w:val="0"/>
                 <w:sz w:val="18"/>
               </w:rPr>
-              <w:t>差错是低频计数：5 笔→15 笔相对 +200%，绝对只差 10 笔，正常抽样波动被全量误报（1042 行）</w:t>
+              <w:t>5 笔→15 笔相对 +200%，绝对只差 10 笔，正常波动被全量误报</w:t>
             </w:r>
           </w:p>
         </w:tc>
@@ -3957,7 +5220,7 @@
                 <w:b w:val="0"/>
                 <w:sz w:val="18"/>
               </w:rPr>
-              <w:t>判据（0.0015 ≈ 基线 +33%），与 Python 层对投诉的处理一致</w:t>
+              <w:t>判据</w:t>
             </w:r>
           </w:p>
         </w:tc>
@@ -3965,24 +5228,6 @@
     </w:tbl>
     <w:p/>
     <w:p>
-      <w:r>
-        <w:rPr>
-          <w:rFonts w:ascii="微软雅黑" w:hAnsi="微软雅黑" w:eastAsia="微软雅黑" w:cs="微软雅黑"/>
-          <w:b w:val="0"/>
-        </w:rPr>
-        <w:t>第 4、5 条是同一类错误的两种表现，也是本项目反复出现的主题：</w:t>
-      </w:r>
-    </w:p>
-    <w:p>
-      <w:r>
-        <w:rPr>
-          <w:rFonts w:ascii="微软雅黑" w:hAnsi="微软雅黑" w:eastAsia="微软雅黑" w:cs="微软雅黑"/>
-          <w:b/>
-        </w:rPr>
-        <w:t>低频计数指标不能用相对变化率做判据。</w:t>
-      </w:r>
-    </w:p>
-    <w:p>
       <w:pPr>
         <w:spacing w:before="180" w:after="120"/>
       </w:pPr>
@@ -4020,99 +5265,160 @@
       </w:r>
     </w:p>
     <w:p>
-      <w:pPr>
-        <w:pStyle w:val="ListBullet"/>
-        <w:spacing w:after="60"/>
-      </w:pPr>
       <w:r>
         <w:rPr>
           <w:rFonts w:ascii="微软雅黑" w:hAnsi="微软雅黑" w:eastAsia="微软雅黑" w:cs="微软雅黑"/>
           <w:b w:val="0"/>
         </w:rPr>
-        <w:t>官方 CDN（</w:t>
-      </w:r>
+        <w:t>官方 CDN 的 TLS 被重置（HEAD 通但下载 0 字节）、国内镜像只镜像 Linux 的 apt/yum 包、</w:t>
+      </w:r>
+    </w:p>
+    <w:p>
       <w:r>
         <w:rPr>
           <w:rFonts w:ascii="Consolas" w:hAnsi="Consolas" w:eastAsia="微软雅黑"/>
           <w:sz w:val="19"/>
         </w:rPr>
-        <w:t>dev.mysql.com</w:t>
+        <w:t>winget</w:t>
       </w:r>
       <w:r>
         <w:rPr>
           <w:rFonts w:ascii="微软雅黑" w:hAnsi="微软雅黑" w:eastAsia="微软雅黑" w:cs="微软雅黑"/>
           <w:b w:val="0"/>
         </w:rPr>
-        <w:t xml:space="preserve"> / </w:t>
+        <w:t xml:space="preserve"> 需要管理员提权。因此执行引擎改用 </w:t>
+      </w:r>
+      <w:r>
+        <w:rPr>
+          <w:rFonts w:ascii="微软雅黑" w:hAnsi="微软雅黑" w:eastAsia="微软雅黑" w:cs="微软雅黑"/>
+          <w:b/>
+        </w:rPr>
+        <w:t>DuckDB</w:t>
+      </w:r>
+      <w:r>
+        <w:rPr>
+          <w:rFonts w:ascii="微软雅黑" w:hAnsi="微软雅黑" w:eastAsia="微软雅黑" w:cs="微软雅黑"/>
+          <w:b w:val="0"/>
+        </w:rPr>
+        <w:t>（</w:t>
       </w:r>
       <w:r>
         <w:rPr>
           <w:rFonts w:ascii="Consolas" w:hAnsi="Consolas" w:eastAsia="微软雅黑"/>
           <w:sz w:val="19"/>
         </w:rPr>
-        <w:t>cdn.mysql.com</w:t>
+        <w:t>pip install duckdb</w:t>
       </w:r>
       <w:r>
         <w:rPr>
           <w:rFonts w:ascii="微软雅黑" w:hAnsi="微软雅黑" w:eastAsia="微软雅黑" w:cs="微软雅黑"/>
           <w:b w:val="0"/>
         </w:rPr>
-        <w:t>）：TLS 被重置，HEAD 返回 200 但实际下载 0 字节</w:t>
+        <w:t xml:space="preserve"> 即得）。</w:t>
       </w:r>
     </w:p>
     <w:p>
-      <w:pPr>
-        <w:pStyle w:val="ListBullet"/>
-        <w:spacing w:after="60"/>
-      </w:pPr>
+      <w:r>
+        <w:rPr>
+          <w:rFonts w:ascii="微软雅黑" w:hAnsi="微软雅黑" w:eastAsia="微软雅黑" w:cs="微软雅黑"/>
+          <w:b/>
+        </w:rPr>
+        <w:t>兼容性不是假设的，是逐项验证过的</w:t>
+      </w:r>
       <w:r>
         <w:rPr>
           <w:rFonts w:ascii="微软雅黑" w:hAnsi="微软雅黑" w:eastAsia="微软雅黑" w:cs="微软雅黑"/>
           <w:b w:val="0"/>
         </w:rPr>
-        <w:t>清华 / 中科大 / 阿里 / 腾讯 / 华为 / 南大镜像：</w:t>
+        <w:t>：</w:t>
       </w:r>
       <w:r>
         <w:rPr>
           <w:rFonts w:ascii="Consolas" w:hAnsi="Consolas" w:eastAsia="微软雅黑"/>
           <w:sz w:val="19"/>
         </w:rPr>
-        <w:t>/mysql/</w:t>
+        <w:t>verify_engine.py</w:t>
       </w:r>
       <w:r>
         <w:rPr>
           <w:rFonts w:ascii="微软雅黑" w:hAnsi="微软雅黑" w:eastAsia="微软雅黑" w:cs="微软雅黑"/>
           <w:b w:val="0"/>
         </w:rPr>
-        <w:t xml:space="preserve"> 下只有 </w:t>
+        <w:t xml:space="preserve"> 对照本项目 SQL 实际用到的</w:t>
+      </w:r>
+    </w:p>
+    <w:p>
+      <w:r>
+        <w:rPr>
+          <w:rFonts w:ascii="微软雅黑" w:hAnsi="微软雅黑" w:eastAsia="微软雅黑" w:cs="微软雅黑"/>
+          <w:b w:val="0"/>
+        </w:rPr>
+        <w:t>8 类语法结构逐项执行，</w:t>
+      </w:r>
+      <w:r>
+        <w:rPr>
+          <w:rFonts w:ascii="微软雅黑" w:hAnsi="微软雅黑" w:eastAsia="微软雅黑" w:cs="微软雅黑"/>
+          <w:b/>
+        </w:rPr>
+        <w:t>8/8 通过</w:t>
+      </w:r>
+      <w:r>
+        <w:rPr>
+          <w:rFonts w:ascii="微软雅黑" w:hAnsi="微软雅黑" w:eastAsia="微软雅黑" w:cs="微软雅黑"/>
+          <w:b w:val="0"/>
+        </w:rPr>
+        <w:t xml:space="preserve">（含 </w:t>
       </w:r>
       <w:r>
         <w:rPr>
           <w:rFonts w:ascii="Consolas" w:hAnsi="Consolas" w:eastAsia="微软雅黑"/>
           <w:sz w:val="19"/>
         </w:rPr>
-        <w:t>apt/</w:t>
+        <w:t>ROWS BETWEEN 7 PRECEDING AND 1 PRECEDING</w:t>
       </w:r>
       <w:r>
         <w:rPr>
           <w:rFonts w:ascii="微软雅黑" w:hAnsi="微软雅黑" w:eastAsia="微软雅黑" w:cs="微软雅黑"/>
           <w:b w:val="0"/>
         </w:rPr>
-        <w:t xml:space="preserve"> 与 </w:t>
+        <w:t>、</w:t>
+      </w:r>
+    </w:p>
+    <w:p>
+      <w:r>
+        <w:rPr>
+          <w:rFonts w:ascii="微软雅黑" w:hAnsi="微软雅黑" w:eastAsia="微软雅黑" w:cs="微软雅黑"/>
+          <w:b w:val="0"/>
+        </w:rPr>
+        <w:t>多层 CTE、</w:t>
       </w:r>
       <w:r>
         <w:rPr>
           <w:rFonts w:ascii="Consolas" w:hAnsi="Consolas" w:eastAsia="微软雅黑"/>
           <w:sz w:val="19"/>
         </w:rPr>
-        <w:t>yum/</w:t>
+        <w:t>CREATE TABLE AS WITH</w:t>
       </w:r>
       <w:r>
         <w:rPr>
           <w:rFonts w:ascii="微软雅黑" w:hAnsi="微软雅黑" w:eastAsia="微软雅黑" w:cs="微软雅黑"/>
           <w:b w:val="0"/>
         </w:rPr>
-        <w:t>，</w:t>
+        <w:t>、</w:t>
+      </w:r>
+      <w:r>
+        <w:rPr>
+          <w:rFonts w:ascii="Consolas" w:hAnsi="Consolas" w:eastAsia="微软雅黑"/>
+          <w:sz w:val="19"/>
+        </w:rPr>
+        <w:t>ALTER TABLE ADD PRIMARY KEY</w:t>
+      </w:r>
+      <w:r>
+        <w:rPr>
+          <w:rFonts w:ascii="微软雅黑" w:hAnsi="微软雅黑" w:eastAsia="微软雅黑" w:cs="微软雅黑"/>
+          <w:b w:val="0"/>
+        </w:rPr>
+        <w:t>、中文标识符）。</w:t>
       </w:r>
     </w:p>
     <w:p>
@@ -4121,341 +5427,86 @@
           <w:rFonts w:ascii="微软雅黑" w:hAnsi="微软雅黑" w:eastAsia="微软雅黑" w:cs="微软雅黑"/>
           <w:b w:val="0"/>
         </w:rPr>
-        <w:t xml:space="preserve">  </w:t>
+        <w:t>MySQL DDL 文件保留为</w:t>
       </w:r>
       <w:r>
         <w:rPr>
           <w:rFonts w:ascii="微软雅黑" w:hAnsi="微软雅黑" w:eastAsia="微软雅黑" w:cs="微软雅黑"/>
           <w:b/>
         </w:rPr>
-        <w:t>Windows ZIP 不存在</w:t>
+        <w:t>建模参考与生产目标</w:t>
       </w:r>
       <w:r>
         <w:rPr>
           <w:rFonts w:ascii="微软雅黑" w:hAnsi="微软雅黑" w:eastAsia="微软雅黑" w:cs="微软雅黑"/>
           <w:b w:val="0"/>
         </w:rPr>
-        <w:t>（返回 404 或 HTML 索引页）</w:t>
+        <w:t>；</w:t>
+      </w:r>
+      <w:r>
+        <w:rPr>
+          <w:rFonts w:ascii="Consolas" w:hAnsi="Consolas" w:eastAsia="微软雅黑"/>
+          <w:sz w:val="19"/>
+        </w:rPr>
+        <w:t>load_to_db.py</w:t>
+      </w:r>
+      <w:r>
+        <w:rPr>
+          <w:rFonts w:ascii="微软雅黑" w:hAnsi="微软雅黑" w:eastAsia="微软雅黑" w:cs="微软雅黑"/>
+          <w:b w:val="0"/>
+        </w:rPr>
+        <w:t xml:space="preserve"> 内置一个</w:t>
       </w:r>
     </w:p>
     <w:p>
-      <w:pPr>
-        <w:pStyle w:val="ListBullet"/>
-        <w:spacing w:after="60"/>
-      </w:pPr>
+      <w:r>
+        <w:rPr>
+          <w:rFonts w:ascii="微软雅黑" w:hAnsi="微软雅黑" w:eastAsia="微软雅黑" w:cs="微软雅黑"/>
+          <w:b w:val="0"/>
+        </w:rPr>
+        <w:t xml:space="preserve">MySQL→DuckDB 方言翻译层（类型映射 + 剥离 </w:t>
+      </w:r>
       <w:r>
         <w:rPr>
           <w:rFonts w:ascii="Consolas" w:hAnsi="Consolas" w:eastAsia="微软雅黑"/>
           <w:sz w:val="19"/>
         </w:rPr>
-        <w:t>winget</w:t>
+        <w:t>ENGINE=</w:t>
       </w:r>
       <w:r>
         <w:rPr>
           <w:rFonts w:ascii="微软雅黑" w:hAnsi="微软雅黑" w:eastAsia="微软雅黑" w:cs="微软雅黑"/>
           <w:b w:val="0"/>
         </w:rPr>
-        <w:t xml:space="preserve"> 有 </w:t>
+        <w:t xml:space="preserve"> / </w:t>
       </w:r>
       <w:r>
         <w:rPr>
           <w:rFonts w:ascii="Consolas" w:hAnsi="Consolas" w:eastAsia="微软雅黑"/>
           <w:sz w:val="19"/>
         </w:rPr>
-        <w:t>Oracle.MySQL 8.4.9</w:t>
+        <w:t>CHARSET=</w:t>
       </w:r>
       <w:r>
         <w:rPr>
           <w:rFonts w:ascii="微软雅黑" w:hAnsi="微软雅黑" w:eastAsia="微软雅黑" w:cs="微软雅黑"/>
           <w:b w:val="0"/>
         </w:rPr>
-        <w:t>，但本机不是管理员，MSI 安装会弹 UAC 失败</w:t>
-      </w:r>
-    </w:p>
-    <w:p>
-      <w:r>
-        <w:rPr>
-          <w:rFonts w:ascii="微软雅黑" w:hAnsi="微软雅黑" w:eastAsia="微软雅黑" w:cs="微软雅黑"/>
-          <w:b w:val="0"/>
-        </w:rPr>
-        <w:t xml:space="preserve">因此执行引擎改用 </w:t>
-      </w:r>
-      <w:r>
-        <w:rPr>
-          <w:rFonts w:ascii="微软雅黑" w:hAnsi="微软雅黑" w:eastAsia="微软雅黑" w:cs="微软雅黑"/>
-          <w:b/>
-        </w:rPr>
-        <w:t>DuckDB</w:t>
-      </w:r>
-      <w:r>
-        <w:rPr>
-          <w:rFonts w:ascii="微软雅黑" w:hAnsi="微软雅黑" w:eastAsia="微软雅黑" w:cs="微软雅黑"/>
-          <w:b w:val="0"/>
-        </w:rPr>
-        <w:t>（OLAP 分析型数据库，</w:t>
+        <w:t xml:space="preserve"> / </w:t>
       </w:r>
       <w:r>
         <w:rPr>
           <w:rFonts w:ascii="Consolas" w:hAnsi="Consolas" w:eastAsia="微软雅黑"/>
           <w:sz w:val="19"/>
         </w:rPr>
-        <w:t>pip install duckdb</w:t>
+        <w:t>COMMENT</w:t>
       </w:r>
       <w:r>
         <w:rPr>
           <w:rFonts w:ascii="微软雅黑" w:hAnsi="微软雅黑" w:eastAsia="微软雅黑" w:cs="微软雅黑"/>
           <w:b w:val="0"/>
         </w:rPr>
-        <w:t xml:space="preserve"> 即得，无需下载二进制）。</w:t>
-      </w:r>
-    </w:p>
-    <w:p>
-      <w:r>
-        <w:rPr>
-          <w:rFonts w:ascii="微软雅黑" w:hAnsi="微软雅黑" w:eastAsia="微软雅黑" w:cs="微软雅黑"/>
-          <w:b w:val="0"/>
-        </w:rPr>
-        <w:t>不用 SQLite 的原因：DuckDB 对窗口函数/CTE 的支持更完整，且本身就是分析型定位。</w:t>
-      </w:r>
-    </w:p>
-    <w:p>
-      <w:r>
-        <w:rPr>
-          <w:rFonts w:ascii="微软雅黑" w:hAnsi="微软雅黑" w:eastAsia="微软雅黑" w:cs="微软雅黑"/>
-          <w:b/>
-        </w:rPr>
-        <w:t>兼容性不是假设的，是逐项验证过的</w:t>
-      </w:r>
-      <w:r>
-        <w:rPr>
-          <w:rFonts w:ascii="微软雅黑" w:hAnsi="微软雅黑" w:eastAsia="微软雅黑" w:cs="微软雅黑"/>
-          <w:b w:val="0"/>
-        </w:rPr>
-        <w:t>：</w:t>
-      </w:r>
-      <w:r>
-        <w:rPr>
-          <w:rFonts w:ascii="Consolas" w:hAnsi="Consolas" w:eastAsia="微软雅黑"/>
-          <w:sz w:val="19"/>
-        </w:rPr>
-        <w:t>verify_engine.py</w:t>
-      </w:r>
-      <w:r>
-        <w:rPr>
-          <w:rFonts w:ascii="微软雅黑" w:hAnsi="微软雅黑" w:eastAsia="微软雅黑" w:cs="微软雅黑"/>
-          <w:b w:val="0"/>
-        </w:rPr>
-        <w:t xml:space="preserve"> 对照本项目 SQL 实际用到的</w:t>
-      </w:r>
-    </w:p>
-    <w:p>
-      <w:r>
-        <w:rPr>
-          <w:rFonts w:ascii="微软雅黑" w:hAnsi="微软雅黑" w:eastAsia="微软雅黑" w:cs="微软雅黑"/>
-          <w:b w:val="0"/>
-        </w:rPr>
-        <w:t>8 类语法结构逐项执行，</w:t>
-      </w:r>
-      <w:r>
-        <w:rPr>
-          <w:rFonts w:ascii="微软雅黑" w:hAnsi="微软雅黑" w:eastAsia="微软雅黑" w:cs="微软雅黑"/>
-          <w:b/>
-        </w:rPr>
-        <w:t>8/8 通过</w:t>
-      </w:r>
-      <w:r>
-        <w:rPr>
-          <w:rFonts w:ascii="微软雅黑" w:hAnsi="微软雅黑" w:eastAsia="微软雅黑" w:cs="微软雅黑"/>
-          <w:b w:val="0"/>
-        </w:rPr>
-        <w:t xml:space="preserve">（含 </w:t>
-      </w:r>
-      <w:r>
-        <w:rPr>
-          <w:rFonts w:ascii="Consolas" w:hAnsi="Consolas" w:eastAsia="微软雅黑"/>
-          <w:sz w:val="19"/>
-        </w:rPr>
-        <w:t>ROWS BETWEEN 7 PRECEDING AND 1 PRECEDING</w:t>
-      </w:r>
-      <w:r>
-        <w:rPr>
-          <w:rFonts w:ascii="微软雅黑" w:hAnsi="微软雅黑" w:eastAsia="微软雅黑" w:cs="微软雅黑"/>
-          <w:b w:val="0"/>
-        </w:rPr>
-        <w:t>、</w:t>
-      </w:r>
-    </w:p>
-    <w:p>
-      <w:r>
-        <w:rPr>
-          <w:rFonts w:ascii="微软雅黑" w:hAnsi="微软雅黑" w:eastAsia="微软雅黑" w:cs="微软雅黑"/>
-          <w:b w:val="0"/>
-        </w:rPr>
-        <w:t>多层 CTE、</w:t>
-      </w:r>
-      <w:r>
-        <w:rPr>
-          <w:rFonts w:ascii="Consolas" w:hAnsi="Consolas" w:eastAsia="微软雅黑"/>
-          <w:sz w:val="19"/>
-        </w:rPr>
-        <w:t>CREATE TABLE AS WITH</w:t>
-      </w:r>
-      <w:r>
-        <w:rPr>
-          <w:rFonts w:ascii="微软雅黑" w:hAnsi="微软雅黑" w:eastAsia="微软雅黑" w:cs="微软雅黑"/>
-          <w:b w:val="0"/>
-        </w:rPr>
-        <w:t>、</w:t>
-      </w:r>
-      <w:r>
-        <w:rPr>
-          <w:rFonts w:ascii="Consolas" w:hAnsi="Consolas" w:eastAsia="微软雅黑"/>
-          <w:sz w:val="19"/>
-        </w:rPr>
-        <w:t>ALTER TABLE ADD PRIMARY KEY</w:t>
-      </w:r>
-      <w:r>
-        <w:rPr>
-          <w:rFonts w:ascii="微软雅黑" w:hAnsi="微软雅黑" w:eastAsia="微软雅黑" w:cs="微软雅黑"/>
-          <w:b w:val="0"/>
-        </w:rPr>
-        <w:t>、中文标识符）。</w:t>
-      </w:r>
-    </w:p>
-    <w:p>
-      <w:r>
-        <w:rPr>
-          <w:rFonts w:ascii="微软雅黑" w:hAnsi="微软雅黑" w:eastAsia="微软雅黑" w:cs="微软雅黑"/>
-          <w:b w:val="0"/>
-        </w:rPr>
-        <w:t xml:space="preserve">详见 </w:t>
-      </w:r>
-      <w:r>
-        <w:rPr>
-          <w:rFonts w:ascii="Consolas" w:hAnsi="Consolas" w:eastAsia="微软雅黑"/>
-          <w:sz w:val="19"/>
-        </w:rPr>
-        <w:t>docs/执行引擎能力验证.txt</w:t>
-      </w:r>
-      <w:r>
-        <w:rPr>
-          <w:rFonts w:ascii="微软雅黑" w:hAnsi="微软雅黑" w:eastAsia="微软雅黑" w:cs="微软雅黑"/>
-          <w:b w:val="0"/>
-        </w:rPr>
-        <w:t>。</w:t>
-      </w:r>
-    </w:p>
-    <w:p>
-      <w:r>
-        <w:rPr>
-          <w:rFonts w:ascii="微软雅黑" w:hAnsi="微软雅黑" w:eastAsia="微软雅黑" w:cs="微软雅黑"/>
-          <w:b w:val="0"/>
-        </w:rPr>
-        <w:t>MySQL DDL 文件保留为</w:t>
-      </w:r>
-      <w:r>
-        <w:rPr>
-          <w:rFonts w:ascii="微软雅黑" w:hAnsi="微软雅黑" w:eastAsia="微软雅黑" w:cs="微软雅黑"/>
-          <w:b/>
-        </w:rPr>
-        <w:t>建模参考与生产目标</w:t>
-      </w:r>
-      <w:r>
-        <w:rPr>
-          <w:rFonts w:ascii="微软雅黑" w:hAnsi="微软雅黑" w:eastAsia="微软雅黑" w:cs="微软雅黑"/>
-          <w:b w:val="0"/>
-        </w:rPr>
-        <w:t>；</w:t>
-      </w:r>
-      <w:r>
-        <w:rPr>
-          <w:rFonts w:ascii="Consolas" w:hAnsi="Consolas" w:eastAsia="微软雅黑"/>
-          <w:sz w:val="19"/>
-        </w:rPr>
-        <w:t>load_to_db.py</w:t>
-      </w:r>
-      <w:r>
-        <w:rPr>
-          <w:rFonts w:ascii="微软雅黑" w:hAnsi="微软雅黑" w:eastAsia="微软雅黑" w:cs="微软雅黑"/>
-          <w:b w:val="0"/>
-        </w:rPr>
-        <w:t xml:space="preserve"> 内置一个</w:t>
-      </w:r>
-    </w:p>
-    <w:p>
-      <w:r>
-        <w:rPr>
-          <w:rFonts w:ascii="微软雅黑" w:hAnsi="微软雅黑" w:eastAsia="微软雅黑" w:cs="微软雅黑"/>
-          <w:b w:val="0"/>
-        </w:rPr>
-        <w:t xml:space="preserve">MySQL→DuckDB 方言翻译层（类型映射 + 剥离 </w:t>
-      </w:r>
-      <w:r>
-        <w:rPr>
-          <w:rFonts w:ascii="Consolas" w:hAnsi="Consolas" w:eastAsia="微软雅黑"/>
-          <w:sz w:val="19"/>
-        </w:rPr>
-        <w:t>ENGINE=</w:t>
-      </w:r>
-      <w:r>
-        <w:rPr>
-          <w:rFonts w:ascii="微软雅黑" w:hAnsi="微软雅黑" w:eastAsia="微软雅黑" w:cs="微软雅黑"/>
-          <w:b w:val="0"/>
-        </w:rPr>
-        <w:t xml:space="preserve"> / </w:t>
-      </w:r>
-      <w:r>
-        <w:rPr>
-          <w:rFonts w:ascii="Consolas" w:hAnsi="Consolas" w:eastAsia="微软雅黑"/>
-          <w:sz w:val="19"/>
-        </w:rPr>
-        <w:t>CHARSET=</w:t>
-      </w:r>
-      <w:r>
-        <w:rPr>
-          <w:rFonts w:ascii="微软雅黑" w:hAnsi="微软雅黑" w:eastAsia="微软雅黑" w:cs="微软雅黑"/>
-          <w:b w:val="0"/>
-        </w:rPr>
-        <w:t xml:space="preserve"> / </w:t>
-      </w:r>
-      <w:r>
-        <w:rPr>
-          <w:rFonts w:ascii="Consolas" w:hAnsi="Consolas" w:eastAsia="微软雅黑"/>
-          <w:sz w:val="19"/>
-        </w:rPr>
-        <w:t>COMMENT</w:t>
-      </w:r>
-      <w:r>
-        <w:rPr>
-          <w:rFonts w:ascii="微软雅黑" w:hAnsi="微软雅黑" w:eastAsia="微软雅黑" w:cs="微软雅黑"/>
-          <w:b w:val="0"/>
-        </w:rPr>
         <w:t>）。</w:t>
-      </w:r>
-    </w:p>
-    <w:p>
-      <w:pPr>
-        <w:spacing w:before="80" w:after="160"/>
-        <w:ind w:left="340"/>
-      </w:pPr>
-      <w:r>
-        <w:rPr>
-          <w:rFonts w:ascii="Consolas" w:hAnsi="Consolas" w:eastAsia="微软雅黑"/>
-          <w:color w:val="1F3864"/>
-          <w:sz w:val="18"/>
-        </w:rPr>
-        <w:t># 环境自检（Python 依赖 / 执行引擎 / 五层表 / API 连通）</w:t>
-        <w:br/>
-        <w:t>python src\py\check_env.py</w:t>
-        <w:br/>
-        <w:br/>
-        <w:t># 落库并真正执行 SQL 指标层</w:t>
-        <w:br/>
-        <w:t>python src\py\load_to_db.py</w:t>
-        <w:br/>
-        <w:t>#   -&gt; 建 5 张表、灌 1800 行、逐条执行 8 条 DDL/CTAS，写出 results/db_validation.json</w:t>
-        <w:br/>
-        <w:t>#   -&gt; 执行记录见 docs\SQL层落库执行记录.txt</w:t>
       </w:r>
     </w:p>
     <w:p>
@@ -4736,23 +5787,16 @@
       <w:r>
         <w:rPr>
           <w:rFonts w:ascii="微软雅黑" w:hAnsi="微软雅黑" w:eastAsia="微软雅黑" w:cs="微软雅黑"/>
+          <w:b/>
+        </w:rPr>
+        <w:t>这个差距本身是有信息的</w:t>
+      </w:r>
+      <w:r>
+        <w:rPr>
+          <w:rFonts w:ascii="微软雅黑" w:hAnsi="微软雅黑" w:eastAsia="微软雅黑" w:cs="微软雅黑"/>
           <w:b w:val="0"/>
         </w:rPr>
-        <w:t>SQL 层仍偏高（942 条 ≈ 52% 网点日）。</w:t>
-      </w:r>
-      <w:r>
-        <w:rPr>
-          <w:rFonts w:ascii="微软雅黑" w:hAnsi="微软雅黑" w:eastAsia="微软雅黑" w:cs="微软雅黑"/>
-          <w:b/>
-        </w:rPr>
-        <w:t>这个差距本身是有信息的</w:t>
-      </w:r>
-      <w:r>
-        <w:rPr>
-          <w:rFonts w:ascii="微软雅黑" w:hAnsi="微软雅黑" w:eastAsia="微软雅黑" w:cs="微软雅黑"/>
-          <w:b w:val="0"/>
-        </w:rPr>
-        <w:t>：</w:t>
+        <w:t>：它说明「基线口径 + 判据设计」比「SQL 写得对不对」</w:t>
       </w:r>
     </w:p>
     <w:p>
@@ -4761,7 +5805,7 @@
           <w:rFonts w:ascii="微软雅黑" w:hAnsi="微软雅黑" w:eastAsia="微软雅黑" w:cs="微软雅黑"/>
           <w:b w:val="0"/>
         </w:rPr>
-        <w:t>它说明「基线口径 + 判据设计」比「SQL 写得对不对」更决定预警系统能不能用——</w:t>
+        <w:t>更决定预警系统能不能用——同一份数据，仅这两处设计的差异就带来 5.5 倍的假信号量。</w:t>
       </w:r>
     </w:p>
     <w:p>
@@ -4770,15 +5814,6 @@
           <w:rFonts w:ascii="微软雅黑" w:hAnsi="微软雅黑" w:eastAsia="微软雅黑" w:cs="微软雅黑"/>
           <w:b w:val="0"/>
         </w:rPr>
-        <w:t>同一份数据，仅这两处设计的差异就带来 5.5 倍的假信号量。</w:t>
-      </w:r>
-    </w:p>
-    <w:p>
-      <w:r>
-        <w:rPr>
-          <w:rFonts w:ascii="微软雅黑" w:hAnsi="微软雅黑" w:eastAsia="微软雅黑" w:cs="微软雅黑"/>
-          <w:b w:val="0"/>
-        </w:rPr>
         <w:t>因此分工明确：</w:t>
       </w:r>
       <w:r>
@@ -4786,30 +5821,7 @@
           <w:rFonts w:ascii="微软雅黑" w:hAnsi="微软雅黑" w:eastAsia="微软雅黑" w:cs="微软雅黑"/>
           <w:b/>
         </w:rPr>
-        <w:t>SQL 层用于展示建模与窗口函数能力；检测质量与最终结论以 Python 层为准。</w:t>
-      </w:r>
-    </w:p>
-    <w:p>
-      <w:r>
-        <w:rPr>
-          <w:rFonts w:ascii="微软雅黑" w:hAnsi="微软雅黑" w:eastAsia="微软雅黑" w:cs="微软雅黑"/>
-          <w:b w:val="0"/>
-        </w:rPr>
-        <w:t xml:space="preserve">这个分工写在 SQL 文件头部、README 与 </w:t>
-      </w:r>
-      <w:r>
-        <w:rPr>
-          <w:rFonts w:ascii="Consolas" w:hAnsi="Consolas" w:eastAsia="微软雅黑"/>
-          <w:sz w:val="19"/>
-        </w:rPr>
-        <w:t>results/db_validation.json</w:t>
-      </w:r>
-      <w:r>
-        <w:rPr>
-          <w:rFonts w:ascii="微软雅黑" w:hAnsi="微软雅黑" w:eastAsia="微软雅黑" w:cs="微软雅黑"/>
-          <w:b w:val="0"/>
-        </w:rPr>
-        <w:t xml:space="preserve"> 三处，不藏。</w:t>
+        <w:t>SQL 层展示建模与窗口函数能力，检测质量与最终结论以 Python 层为准。</w:t>
       </w:r>
     </w:p>
     <w:p>
@@ -4832,37 +5844,116 @@
           <w:color w:val="1F3864"/>
           <w:sz w:val="30"/>
         </w:rPr>
-        <w:t>Text-to-Excel Agent：一个可交互的网页 Agent</w:t>
+        <w:t>网页 Agent 的验证方式（没有靠「看起来对」）</w:t>
       </w:r>
     </w:p>
     <w:p>
       <w:r>
         <w:rPr>
+          <w:rFonts w:ascii="微软雅黑" w:hAnsi="微软雅黑" w:eastAsia="微软雅黑" w:cs="微软雅黑"/>
+          <w:b w:val="0"/>
+        </w:rPr>
+        <w:t>网页 JS 不能靠肉眼确认，所以做了两层验证：</w:t>
+      </w:r>
+    </w:p>
+    <w:p>
+      <w:pPr>
+        <w:pStyle w:val="ListNumber"/>
+        <w:spacing w:after="60"/>
+      </w:pPr>
+      <w:r>
+        <w:rPr>
+          <w:rFonts w:ascii="微软雅黑" w:hAnsi="微软雅黑" w:eastAsia="微软雅黑" w:cs="微软雅黑"/>
+          <w:b/>
+        </w:rPr>
+        <w:t>`src/py/verify_agent.js`</w:t>
+      </w:r>
+      <w:r>
+        <w:rPr>
+          <w:rFonts w:ascii="微软雅黑" w:hAnsi="微软雅黑" w:eastAsia="微软雅黑" w:cs="微软雅黑"/>
+          <w:b w:val="0"/>
+        </w:rPr>
+        <w:t xml:space="preserve"> —— 把网页里的 JS 抽出来在 Node 沙箱里</w:t>
+      </w:r>
+      <w:r>
+        <w:rPr>
+          <w:rFonts w:ascii="微软雅黑" w:hAnsi="微软雅黑" w:eastAsia="微软雅黑" w:cs="微软雅黑"/>
+          <w:b/>
+        </w:rPr>
+        <w:t>真实执行</w:t>
+      </w:r>
+      <w:r>
+        <w:rPr>
+          <w:rFonts w:ascii="微软雅黑" w:hAnsi="微软雅黑" w:eastAsia="微软雅黑" w:cs="微软雅黑"/>
+          <w:b w:val="0"/>
+        </w:rPr>
+        <w:t>，</w:t>
+      </w:r>
+    </w:p>
+    <w:p>
+      <w:r>
+        <w:rPr>
+          <w:rFonts w:ascii="微软雅黑" w:hAnsi="微软雅黑" w:eastAsia="微软雅黑" w:cs="微软雅黑"/>
+          <w:b w:val="0"/>
+        </w:rPr>
+        <w:t xml:space="preserve">   对 6 个操作跑真实数据并断言数值正确性（周内落差、排名单调性、</w:t>
+      </w:r>
+    </w:p>
+    <w:p>
+      <w:r>
+        <w:rPr>
+          <w:rFonts w:ascii="微软雅黑" w:hAnsi="微软雅黑" w:eastAsia="微软雅黑" w:cs="微软雅黑"/>
+          <w:b w:val="0"/>
+        </w:rPr>
+        <w:t xml:space="preserve">   单位错误阈值、预警数与全局一致等），共 </w:t>
+      </w:r>
+      <w:r>
+        <w:rPr>
+          <w:rFonts w:ascii="微软雅黑" w:hAnsi="微软雅黑" w:eastAsia="微软雅黑" w:cs="微软雅黑"/>
+          <w:b/>
+        </w:rPr>
+        <w:t>50 项检查全部通过</w:t>
+      </w:r>
+      <w:r>
+        <w:rPr>
+          <w:rFonts w:ascii="微软雅黑" w:hAnsi="微软雅黑" w:eastAsia="微软雅黑" w:cs="微软雅黑"/>
+          <w:b w:val="0"/>
+        </w:rPr>
+        <w:t>。</w:t>
+      </w:r>
+    </w:p>
+    <w:p>
+      <w:pPr>
+        <w:pStyle w:val="ListNumber"/>
+        <w:spacing w:after="60"/>
+      </w:pPr>
+      <w:r>
+        <w:rPr>
+          <w:rFonts w:ascii="微软雅黑" w:hAnsi="微软雅黑" w:eastAsia="微软雅黑" w:cs="微软雅黑"/>
+          <w:b/>
+        </w:rPr>
+        <w:t>无头 Edge 真实渲染截图</w:t>
+      </w:r>
+      <w:r>
+        <w:rPr>
+          <w:rFonts w:ascii="微软雅黑" w:hAnsi="微软雅黑" w:eastAsia="微软雅黑" w:cs="微软雅黑"/>
+          <w:b w:val="0"/>
+        </w:rPr>
+        <w:t xml:space="preserve"> —— 用 </w:t>
+      </w:r>
+      <w:r>
+        <w:rPr>
           <w:rFonts w:ascii="Consolas" w:hAnsi="Consolas" w:eastAsia="微软雅黑"/>
           <w:sz w:val="19"/>
         </w:rPr>
-        <w:t>results/运营问数Agent.html</w:t>
+        <w:t>?q=问题</w:t>
       </w:r>
       <w:r>
         <w:rPr>
           <w:rFonts w:ascii="微软雅黑" w:hAnsi="微软雅黑" w:eastAsia="微软雅黑" w:cs="微软雅黑"/>
           <w:b w:val="0"/>
         </w:rPr>
-        <w:t xml:space="preserve"> —— </w:t>
-      </w:r>
-      <w:r>
-        <w:rPr>
-          <w:rFonts w:ascii="微软雅黑" w:hAnsi="微软雅黑" w:eastAsia="微软雅黑" w:cs="微软雅黑"/>
-          <w:b/>
-        </w:rPr>
-        <w:t>双击即用、无需联网、无需后端</w:t>
-      </w:r>
-      <w:r>
-        <w:rPr>
-          <w:rFonts w:ascii="微软雅黑" w:hAnsi="微软雅黑" w:eastAsia="微软雅黑" w:cs="微软雅黑"/>
-          <w:b w:val="0"/>
-        </w:rPr>
-        <w:t>。</w:t>
+        <w:t xml:space="preserve"> 参数直接跑通流水线并截图，</w:t>
       </w:r>
     </w:p>
     <w:p>
@@ -4871,7 +5962,321 @@
           <w:rFonts w:ascii="微软雅黑" w:hAnsi="微软雅黑" w:eastAsia="微软雅黑" w:cs="微软雅黑"/>
           <w:b w:val="0"/>
         </w:rPr>
-        <w:t>在页面里用中文提问，Agent 会逐步展示它的完整工作流程，最后给出一份带格式的 Excel。</w:t>
+        <w:t xml:space="preserve">   确认 DOM 与视觉正常（这一步抓出了输入框被压扁、柱状图被离群值压扁两个布局 bug）。</w:t>
+      </w:r>
+    </w:p>
+    <w:p>
+      <w:pPr>
+        <w:ind w:left="340"/>
+      </w:pPr>
+      <w:r>
+        <w:rPr>
+          <w:rFonts w:ascii="微软雅黑" w:hAnsi="微软雅黑" w:eastAsia="微软雅黑" w:cs="微软雅黑"/>
+          <w:b w:val="0"/>
+          <w:i/>
+          <w:color w:val="606060"/>
+          <w:sz w:val="20"/>
+        </w:rPr>
+        <w:t xml:space="preserve">记录一个只在构建中暴露的坑：把多行 JS 拼成一行时若含 </w:t>
+      </w:r>
+      <w:r>
+        <w:rPr>
+          <w:rFonts w:ascii="Consolas" w:hAnsi="Consolas" w:eastAsia="微软雅黑"/>
+          <w:i/>
+          <w:color w:val="606060"/>
+          <w:sz w:val="18"/>
+        </w:rPr>
+        <w:t>//</w:t>
+      </w:r>
+      <w:r>
+        <w:rPr>
+          <w:rFonts w:ascii="微软雅黑" w:hAnsi="微软雅黑" w:eastAsia="微软雅黑" w:cs="微软雅黑"/>
+          <w:b w:val="0"/>
+          <w:i/>
+          <w:color w:val="606060"/>
+          <w:sz w:val="20"/>
+        </w:rPr>
+        <w:t xml:space="preserve"> 注释，</w:t>
+      </w:r>
+    </w:p>
+    <w:p>
+      <w:pPr>
+        <w:ind w:left="340"/>
+      </w:pPr>
+      <w:r>
+        <w:rPr>
+          <w:rFonts w:ascii="微软雅黑" w:hAnsi="微软雅黑" w:eastAsia="微软雅黑" w:cs="微软雅黑"/>
+          <w:b/>
+          <w:i/>
+          <w:color w:val="606060"/>
+          <w:sz w:val="20"/>
+        </w:rPr>
+        <w:t>后面的代码（含 IIFE 收尾）会全部被注释掉</w:t>
+      </w:r>
+      <w:r>
+        <w:rPr>
+          <w:rFonts w:ascii="微软雅黑" w:hAnsi="微软雅黑" w:eastAsia="微软雅黑" w:cs="微软雅黑"/>
+          <w:b w:val="0"/>
+          <w:i/>
+          <w:color w:val="606060"/>
+          <w:sz w:val="20"/>
+        </w:rPr>
+        <w:t>，整块脚本报</w:t>
+      </w:r>
+    </w:p>
+    <w:p>
+      <w:pPr>
+        <w:ind w:left="340"/>
+      </w:pPr>
+      <w:r>
+        <w:rPr>
+          <w:rFonts w:ascii="Consolas" w:hAnsi="Consolas" w:eastAsia="微软雅黑"/>
+          <w:i/>
+          <w:color w:val="606060"/>
+          <w:sz w:val="18"/>
+        </w:rPr>
+        <w:t>Unexpected end of input</w:t>
+      </w:r>
+      <w:r>
+        <w:rPr>
+          <w:rFonts w:ascii="微软雅黑" w:hAnsi="微软雅黑" w:eastAsia="微软雅黑" w:cs="微软雅黑"/>
+          <w:b w:val="0"/>
+          <w:i/>
+          <w:color w:val="606060"/>
+          <w:sz w:val="20"/>
+        </w:rPr>
+        <w:t>，</w:t>
+      </w:r>
+      <w:r>
+        <w:rPr>
+          <w:rFonts w:ascii="Consolas" w:hAnsi="Consolas" w:eastAsia="微软雅黑"/>
+          <w:i/>
+          <w:color w:val="606060"/>
+          <w:sz w:val="18"/>
+        </w:rPr>
+        <w:t>OPS</w:t>
+      </w:r>
+      <w:r>
+        <w:rPr>
+          <w:rFonts w:ascii="微软雅黑" w:hAnsi="微软雅黑" w:eastAsia="微软雅黑" w:cs="微软雅黑"/>
+          <w:b w:val="0"/>
+          <w:i/>
+          <w:color w:val="606060"/>
+          <w:sz w:val="20"/>
+        </w:rPr>
+        <w:t xml:space="preserve"> 等定义全部失效。必须用 </w:t>
+      </w:r>
+      <w:r>
+        <w:rPr>
+          <w:rFonts w:ascii="Consolas" w:hAnsi="Consolas" w:eastAsia="微软雅黑"/>
+          <w:i/>
+          <w:color w:val="606060"/>
+          <w:sz w:val="18"/>
+        </w:rPr>
+        <w:t>/* */</w:t>
+      </w:r>
+      <w:r>
+        <w:rPr>
+          <w:rFonts w:ascii="微软雅黑" w:hAnsi="微软雅黑" w:eastAsia="微软雅黑" w:cs="微软雅黑"/>
+          <w:b w:val="0"/>
+          <w:i/>
+          <w:color w:val="606060"/>
+          <w:sz w:val="20"/>
+        </w:rPr>
+        <w:t>。</w:t>
+      </w:r>
+    </w:p>
+    <w:p>
+      <w:r>
+        <w:rPr>
+          <w:rFonts w:ascii="微软雅黑" w:hAnsi="微软雅黑" w:eastAsia="微软雅黑" w:cs="微软雅黑"/>
+          <w:color w:val="C0C0C0"/>
+        </w:rPr>
+        <w:t>────────────────────────────────────────</w:t>
+      </w:r>
+    </w:p>
+    <w:p>
+      <w:pPr>
+        <w:spacing w:before="280" w:after="120"/>
+      </w:pPr>
+      <w:r>
+        <w:rPr>
+          <w:rFonts w:ascii="微软雅黑" w:hAnsi="微软雅黑" w:eastAsia="微软雅黑" w:cs="微软雅黑"/>
+          <w:b/>
+          <w:color w:val="1F3864"/>
+          <w:sz w:val="30"/>
+        </w:rPr>
+        <w:t>目录结构</w:t>
+      </w:r>
+    </w:p>
+    <w:p>
+      <w:pPr>
+        <w:spacing w:before="80" w:after="160"/>
+        <w:ind w:left="340"/>
+      </w:pPr>
+      <w:r>
+        <w:rPr>
+          <w:rFonts w:ascii="Consolas" w:hAnsi="Consolas" w:eastAsia="微软雅黑"/>
+          <w:color w:val="1F3864"/>
+          <w:sz w:val="18"/>
+        </w:rPr>
+        <w:t>平安银行运营指标监控/</w:t>
+        <w:br/>
+        <w:t>├── results/                       ★ 交付物</w:t>
+        <w:br/>
+        <w:t>│   ├── 运营问数Agent.html           Text-to-Excel Agent（单文件离线）</w:t>
+        <w:br/>
+        <w:t>│   ├── 看板.html                    交互式看板（单文件离线）</w:t>
+        <w:br/>
+        <w:t>│   ├── 运营建议报告.md / .docx       核心交付物</w:t>
+        <w:br/>
+        <w:t>│   ├── 参考工作簿_网点运营总览.xlsx   带 3 张真实图表的 Excel</w:t>
+        <w:br/>
+        <w:t>│   ├── 02_预警清单.csv              预警 + 严重度 + 疑似成因 + 处置建议</w:t>
+        <w:br/>
+        <w:t>│   ├── 03_异常检出评估.csv          逐例检出与性质判定</w:t>
+        <w:br/>
+        <w:t>│   ├── 04_网点运营画像.csv          网点级运营画像</w:t>
+        <w:br/>
+        <w:t>│   ├── 05~07_*.csv                 预警结构 / 主因分布 / 全行日度趋势</w:t>
+        <w:br/>
+        <w:t>│   └── db_validation.json          SQL 层落库执行的逐表校验</w:t>
+        <w:br/>
+        <w:t>├── data/</w:t>
+        <w:br/>
+        <w:t>│   ├── raw/</w:t>
+        <w:br/>
+        <w:t>│   │   ├── 公开数据_原始提取.json     ★ 601 条已核实指标，逐条可溯源</w:t>
+        <w:br/>
+        <w:t>│   │   ├── branch_ops_detail.jsonl   模拟明细（1,800 行）★ 模拟</w:t>
+        <w:br/>
+        <w:t>│   │   ├── anomaly_ground_truth.json 注入异常清单 ★ 评估基准</w:t>
+        <w:br/>
+        <w:t>│   │   └── injection_selfcheck.json  注入自检结果</w:t>
+        <w:br/>
+        <w:t>│   └── clean/ops_indicators.csv      派生指标 + 同星期几基线</w:t>
+        <w:br/>
+        <w:t>├── docs/</w:t>
+        <w:br/>
+        <w:t>│   ├── 方法说明书.md / .docx</w:t>
+        <w:br/>
+        <w:t>│   ├── 公开数据来源清单.md            全部来源 + 未获取到的 11 项指标</w:t>
+        <w:br/>
+        <w:t>│   ├── 执行引擎能力验证.txt           8/8 语法结构验证证据</w:t>
+        <w:br/>
+        <w:t>│   └── SQL层落库执行记录.txt          完整执行日志</w:t>
+        <w:br/>
+        <w:t>├── web/template.html               Agent 页面模板（构建时内联数据与库）</w:t>
+        <w:br/>
+        <w:t>├── images/                         README 用截图</w:t>
+        <w:br/>
+        <w:t>├── src/</w:t>
+        <w:br/>
+        <w:t>│   ├── py/</w:t>
+        <w:br/>
+        <w:t>│   │   ├── check_env.py             环境自检</w:t>
+        <w:br/>
+        <w:t>│   │   ├── gen_operation_data.py    模拟数据生成 + 注入自检</w:t>
+        <w:br/>
+        <w:t>│   │   ├── analyze_ops.py           三路检测 + 分级 + 成因判定 + 评估</w:t>
+        <w:br/>
+        <w:t>│   │   ├── make_dashboard.py        看板生成</w:t>
+        <w:br/>
+        <w:t>│   │   ├── gen_report.py            报告生成（数字全部读自 CSV）</w:t>
+        <w:br/>
+        <w:t>│   │   ├── load_to_db.py            落库 + 真正执行 SQL 指标层</w:t>
+        <w:br/>
+        <w:t>│   │   ├── verify_engine.py         执行引擎语法兼容性验证</w:t>
+        <w:br/>
+        <w:t>│   │   ├── ops_semantics.py         语义层与口径定义</w:t>
+        <w:br/>
+        <w:t>│   │   ├── build_web_data.py        网页数据打包</w:t>
+        <w:br/>
+        <w:t>│   │   ├── build_web_agent.py       组装单文件 Agent</w:t>
+        <w:br/>
+        <w:t>│   │   ├── verify_agent.js          网页 JS 的 Node 沙箱自检（50 项）</w:t>
+        <w:br/>
+        <w:t>│   │   ├── audit_for_public.py      开源前泄漏审计</w:t>
+        <w:br/>
+        <w:t>│   │   └── md2docx.py               Markdown → Word</w:t>
+        <w:br/>
+        <w:t>│   └── sql/01_indicator_layer.sql   四层建模（468 行）</w:t>
+        <w:br/>
+        <w:t>├── tools/                         第三方库与本地库（大部分已 gitignore）</w:t>
+        <w:br/>
+        <w:t>├── run_all.bat / run_all.ps1      一键复现</w:t>
+        <w:br/>
+        <w:t>└── LICENSE / .env.example</w:t>
+      </w:r>
+    </w:p>
+    <w:p>
+      <w:r>
+        <w:rPr>
+          <w:rFonts w:ascii="微软雅黑" w:hAnsi="微软雅黑" w:eastAsia="微软雅黑" w:cs="微软雅黑"/>
+          <w:color w:val="C0C0C0"/>
+        </w:rPr>
+        <w:t>────────────────────────────────────────</w:t>
+      </w:r>
+    </w:p>
+    <w:p>
+      <w:pPr>
+        <w:spacing w:before="280" w:after="120"/>
+      </w:pPr>
+      <w:r>
+        <w:rPr>
+          <w:rFonts w:ascii="微软雅黑" w:hAnsi="微软雅黑" w:eastAsia="微软雅黑" w:cs="微软雅黑"/>
+          <w:b/>
+          <w:color w:val="1F3864"/>
+          <w:sz w:val="30"/>
+        </w:rPr>
+        <w:t>复现步骤</w:t>
+      </w:r>
+    </w:p>
+    <w:p>
+      <w:pPr>
+        <w:spacing w:before="80" w:after="160"/>
+        <w:ind w:left="340"/>
+      </w:pPr>
+      <w:r>
+        <w:rPr>
+          <w:rFonts w:ascii="Consolas" w:hAnsi="Consolas" w:eastAsia="微软雅黑"/>
+          <w:color w:val="1F3864"/>
+          <w:sz w:val="18"/>
+        </w:rPr>
+        <w:t>git clone &lt;repo-url&gt;</w:t>
+        <w:br/>
+        <w:t>cd 平安银行运营指标监控</w:t>
+        <w:br/>
+        <w:br/>
+        <w:t># 依赖</w:t>
+        <w:br/>
+        <w:t>pip install pandas numpy scipy statsmodels plotly openpyxl duckdb pymysql python-dotenv requests pytest</w:t>
+        <w:br/>
+        <w:br/>
+        <w:t># 一键跑完（8 步，含网页 Agent 构建与 JS 自检）</w:t>
+        <w:br/>
+        <w:t>run_all.bat</w:t>
+        <w:br/>
+        <w:br/>
+        <w:t># 或分步</w:t>
+        <w:br/>
+        <w:t>python src\py\check_env.py             # 环境自检</w:t>
+        <w:br/>
+        <w:t>python src\py\gen_operation_data.py    # 生成数据（含注入自检，7/7 必须通过）</w:t>
+        <w:br/>
+        <w:t>python src\py\analyze_ops.py           # 检测 + 定性 + 评估</w:t>
+        <w:br/>
+        <w:t>python src\py\make_dashboard.py        # 看板</w:t>
+        <w:br/>
+        <w:t>python src\py\gen_report.py            # 报告</w:t>
+        <w:br/>
+        <w:t>python src\py\load_to_db.py            # 落库并真正执行 SQL 指标层</w:t>
+        <w:br/>
+        <w:t>python src\py\build_web_agent.py       # 组装单文件网页 Agent</w:t>
+        <w:br/>
+        <w:t>node src\py\verify_agent.js            # 网页 JS 自检（50 项）</w:t>
+        <w:br/>
+        <w:t>python src\py\md2docx.py --all         # Markdown 转 Word</w:t>
       </w:r>
     </w:p>
     <w:p>
@@ -4885,71 +6290,55 @@
           <w:color w:val="2E5C9A"/>
           <w:sz w:val="26"/>
         </w:rPr>
-        <w:t>为什么是「Text-to-Excel」而不是「Text-to-SQL」</w:t>
-      </w:r>
-    </w:p>
-    <w:p>
-      <w:r>
-        <w:rPr>
-          <w:rFonts w:ascii="微软雅黑" w:hAnsi="微软雅黑" w:eastAsia="微软雅黑" w:cs="微软雅黑"/>
-          <w:b w:val="0"/>
-        </w:rPr>
-        <w:t>对这个岗位来说，运营条线日常真正交付的东西是 Excel，不是查询结果。</w:t>
-      </w:r>
-    </w:p>
-    <w:p>
-      <w:r>
-        <w:rPr>
-          <w:rFonts w:ascii="微软雅黑" w:hAnsi="微软雅黑" w:eastAsia="微软雅黑" w:cs="微软雅黑"/>
-          <w:b w:val="0"/>
-        </w:rPr>
-        <w:t>所以 Agent 的产出是一份</w:t>
-      </w:r>
-      <w:r>
-        <w:rPr>
-          <w:rFonts w:ascii="微软雅黑" w:hAnsi="微软雅黑" w:eastAsia="微软雅黑" w:cs="微软雅黑"/>
-          <w:b/>
-        </w:rPr>
-        <w:t>工作簿</w:t>
-      </w:r>
-      <w:r>
-        <w:rPr>
-          <w:rFonts w:ascii="微软雅黑" w:hAnsi="微软雅黑" w:eastAsia="微软雅黑" w:cs="微软雅黑"/>
-          <w:b w:val="0"/>
-        </w:rPr>
-        <w:t>：多张工作表、数字格式、列宽、冻结表头、</w:t>
-      </w:r>
-    </w:p>
-    <w:p>
-      <w:r>
-        <w:rPr>
-          <w:rFonts w:ascii="微软雅黑" w:hAnsi="微软雅黑" w:eastAsia="微软雅黑" w:cs="微软雅黑"/>
-          <w:b w:val="0"/>
-        </w:rPr>
-        <w:t>第 1 张固定是「说明与数据性质」、每张表附口径备注。</w:t>
-      </w:r>
-    </w:p>
-    <w:p>
-      <w:r>
-        <w:rPr>
-          <w:rFonts w:ascii="微软雅黑" w:hAnsi="微软雅黑" w:eastAsia="微软雅黑" w:cs="微软雅黑"/>
-          <w:b w:val="0"/>
-        </w:rPr>
-        <w:t>它也弥补了看板的短板——看板只能讲一个固定故事，问数能回答当场冒出来的问题。</w:t>
+        <w:t>关于两个一键脚本的坑（都踩过）</w:t>
       </w:r>
     </w:p>
     <w:p>
       <w:pPr>
-        <w:spacing w:before="180" w:after="120"/>
+        <w:pStyle w:val="ListNumber"/>
+        <w:spacing w:after="60"/>
       </w:pPr>
       <w:r>
         <w:rPr>
           <w:rFonts w:ascii="微软雅黑" w:hAnsi="微软雅黑" w:eastAsia="微软雅黑" w:cs="微软雅黑"/>
           <w:b/>
-          <w:color w:val="2E5C9A"/>
-          <w:sz w:val="26"/>
-        </w:rPr>
-        <w:t>七阶段可观测流水线</w:t>
+        </w:rPr>
+        <w:t>`run_all.bat` 是纯 ASCII 的。</w:t>
+      </w:r>
+      <w:r>
+        <w:rPr>
+          <w:rFonts w:ascii="微软雅黑" w:hAnsi="微软雅黑" w:eastAsia="微软雅黑" w:cs="微软雅黑"/>
+          <w:b w:val="0"/>
+        </w:rPr>
+        <w:t xml:space="preserve"> </w:t>
+      </w:r>
+      <w:r>
+        <w:rPr>
+          <w:rFonts w:ascii="Consolas" w:hAnsi="Consolas" w:eastAsia="微软雅黑"/>
+          <w:sz w:val="19"/>
+        </w:rPr>
+        <w:t>cmd.exe</w:t>
+      </w:r>
+      <w:r>
+        <w:rPr>
+          <w:rFonts w:ascii="微软雅黑" w:hAnsi="微软雅黑" w:eastAsia="微软雅黑" w:cs="微软雅黑"/>
+          <w:b w:val="0"/>
+        </w:rPr>
+        <w:t xml:space="preserve"> 按控制台代码页解析 </w:t>
+      </w:r>
+      <w:r>
+        <w:rPr>
+          <w:rFonts w:ascii="Consolas" w:hAnsi="Consolas" w:eastAsia="微软雅黑"/>
+          <w:sz w:val="19"/>
+        </w:rPr>
+        <w:t>.bat</w:t>
+      </w:r>
+      <w:r>
+        <w:rPr>
+          <w:rFonts w:ascii="微软雅黑" w:hAnsi="微软雅黑" w:eastAsia="微软雅黑" w:cs="微软雅黑"/>
+          <w:b w:val="0"/>
+        </w:rPr>
+        <w:t>，</w:t>
       </w:r>
     </w:p>
     <w:p>
@@ -4958,600 +6347,720 @@
           <w:rFonts w:ascii="微软雅黑" w:hAnsi="微软雅黑" w:eastAsia="微软雅黑" w:cs="微软雅黑"/>
           <w:b w:val="0"/>
         </w:rPr>
-        <w:t>网页里每一步都会展开显示「输入 / 输出 / 依据 / 耗时」，而不是只给结论：</w:t>
-      </w:r>
-    </w:p>
-    <w:tbl>
-      <w:tblPr>
-        <w:tblStyle w:val="LightGrid-Accent1"/>
-        <w:tblW w:type="auto" w:w="0"/>
-        <w:tblLayout w:type="fixed"/>
-        <w:tblLook w:firstColumn="1" w:firstRow="1" w:lastColumn="0" w:lastRow="0" w:noHBand="0" w:noVBand="1" w:val="04A0"/>
-        <w:tblW w:w="8640" w:type="dxa"/>
-        <w:tblCellMar>
-          <w:top w:w="20" w:type="dxa"/>
-          <w:left w:w="60" w:type="dxa"/>
-          <w:bottom w:w="20" w:type="dxa"/>
-          <w:right w:w="60" w:type="dxa"/>
-        </w:tblCellMar>
-      </w:tblPr>
-      <w:tblGrid>
-        <w:gridCol w:w="2880"/>
-        <w:gridCol w:w="2880"/>
-        <w:gridCol w:w="2880"/>
-      </w:tblGrid>
-      <w:tr>
-        <w:tc>
-          <w:tcPr>
-            <w:tcW w:type="dxa" w:w="2880"/>
-          </w:tcPr>
-          <w:p>
-            <w:pPr>
-              <w:spacing w:after="40"/>
-            </w:pPr>
-            <w:r/>
-            <w:r>
-              <w:rPr>
-                <w:rFonts w:ascii="微软雅黑" w:hAnsi="微软雅黑" w:eastAsia="微软雅黑" w:cs="微软雅黑"/>
-                <w:b/>
-                <w:sz w:val="18"/>
-              </w:rPr>
-              <w:t>阶段</w:t>
-            </w:r>
-          </w:p>
-        </w:tc>
-        <w:tc>
-          <w:tcPr>
-            <w:tcW w:type="dxa" w:w="2880"/>
-          </w:tcPr>
-          <w:p>
-            <w:pPr>
-              <w:spacing w:after="40"/>
-            </w:pPr>
-            <w:r/>
-            <w:r>
-              <w:rPr>
-                <w:rFonts w:ascii="微软雅黑" w:hAnsi="微软雅黑" w:eastAsia="微软雅黑" w:cs="微软雅黑"/>
-                <w:b/>
-                <w:sz w:val="18"/>
-              </w:rPr>
-              <w:t>做什么</w:t>
-            </w:r>
-          </w:p>
-        </w:tc>
-        <w:tc>
-          <w:tcPr>
-            <w:tcW w:type="dxa" w:w="2880"/>
-          </w:tcPr>
-          <w:p>
-            <w:pPr>
-              <w:spacing w:after="40"/>
-            </w:pPr>
-            <w:r/>
-            <w:r>
-              <w:rPr>
-                <w:rFonts w:ascii="微软雅黑" w:hAnsi="微软雅黑" w:eastAsia="微软雅黑" w:cs="微软雅黑"/>
-                <w:b/>
-                <w:sz w:val="18"/>
-              </w:rPr>
-              <w:t>页面上能看到什么</w:t>
-            </w:r>
-          </w:p>
-        </w:tc>
-      </w:tr>
-      <w:tr>
-        <w:tc>
-          <w:tcPr>
-            <w:tcW w:type="dxa" w:w="2880"/>
-          </w:tcPr>
-          <w:p>
-            <w:pPr>
-              <w:spacing w:after="40"/>
-            </w:pPr>
-            <w:r/>
-            <w:r>
-              <w:rPr>
-                <w:rFonts w:ascii="微软雅黑" w:hAnsi="微软雅黑" w:eastAsia="微软雅黑" w:cs="微软雅黑"/>
-                <w:b w:val="0"/>
-                <w:sz w:val="18"/>
-              </w:rPr>
-              <w:t>1 意图识别</w:t>
-            </w:r>
-          </w:p>
-        </w:tc>
-        <w:tc>
-          <w:tcPr>
-            <w:tcW w:type="dxa" w:w="2880"/>
-          </w:tcPr>
-          <w:p>
-            <w:pPr>
-              <w:spacing w:after="40"/>
-            </w:pPr>
-            <w:r/>
-            <w:r>
-              <w:rPr>
-                <w:rFonts w:ascii="微软雅黑" w:hAnsi="微软雅黑" w:eastAsia="微软雅黑" w:cs="微软雅黑"/>
-                <w:b w:val="0"/>
-                <w:sz w:val="18"/>
-              </w:rPr>
-              <w:t>模板规则匹配，或（填了 Key 时）调 LLM 路由</w:t>
-            </w:r>
-          </w:p>
-        </w:tc>
-        <w:tc>
-          <w:tcPr>
-            <w:tcW w:type="dxa" w:w="2880"/>
-          </w:tcPr>
-          <w:p>
-            <w:pPr>
-              <w:spacing w:after="40"/>
-            </w:pPr>
-            <w:r/>
-            <w:r>
-              <w:rPr>
-                <w:rFonts w:ascii="微软雅黑" w:hAnsi="微软雅黑" w:eastAsia="微软雅黑" w:cs="微软雅黑"/>
-                <w:b w:val="0"/>
-                <w:sz w:val="18"/>
-              </w:rPr>
-              <w:t>识别方式、识别理由、选定的操作</w:t>
-            </w:r>
-          </w:p>
-        </w:tc>
-      </w:tr>
-      <w:tr>
-        <w:tc>
-          <w:tcPr>
-            <w:tcW w:type="dxa" w:w="2880"/>
-          </w:tcPr>
-          <w:p>
-            <w:pPr>
-              <w:spacing w:after="40"/>
-            </w:pPr>
-            <w:r/>
-            <w:r>
-              <w:rPr>
-                <w:rFonts w:ascii="微软雅黑" w:hAnsi="微软雅黑" w:eastAsia="微软雅黑" w:cs="微软雅黑"/>
-                <w:b w:val="0"/>
-                <w:sz w:val="18"/>
-              </w:rPr>
-              <w:t>2 操作选择</w:t>
-            </w:r>
-          </w:p>
-        </w:tc>
-        <w:tc>
-          <w:tcPr>
-            <w:tcW w:type="dxa" w:w="2880"/>
-          </w:tcPr>
-          <w:p>
-            <w:pPr>
-              <w:spacing w:after="40"/>
-            </w:pPr>
-            <w:r/>
-            <w:r>
-              <w:rPr>
-                <w:rFonts w:ascii="微软雅黑" w:hAnsi="微软雅黑" w:eastAsia="微软雅黑" w:cs="微软雅黑"/>
-                <w:b/>
-                <w:sz w:val="18"/>
-              </w:rPr>
-              <w:t>白名单校验</w:t>
-            </w:r>
-          </w:p>
-        </w:tc>
-        <w:tc>
-          <w:tcPr>
-            <w:tcW w:type="dxa" w:w="2880"/>
-          </w:tcPr>
-          <w:p>
-            <w:pPr>
-              <w:spacing w:after="40"/>
-            </w:pPr>
-            <w:r/>
-            <w:r>
-              <w:rPr>
-                <w:rFonts w:ascii="微软雅黑" w:hAnsi="微软雅黑" w:eastAsia="微软雅黑" w:cs="微软雅黑"/>
-                <w:b w:val="0"/>
-                <w:sz w:val="18"/>
-              </w:rPr>
-              <w:t>白名单规模、校验是否通过、参数模式</w:t>
-            </w:r>
-          </w:p>
-        </w:tc>
-      </w:tr>
-      <w:tr>
-        <w:tc>
-          <w:tcPr>
-            <w:tcW w:type="dxa" w:w="2880"/>
-          </w:tcPr>
-          <w:p>
-            <w:pPr>
-              <w:spacing w:after="40"/>
-            </w:pPr>
-            <w:r/>
-            <w:r>
-              <w:rPr>
-                <w:rFonts w:ascii="微软雅黑" w:hAnsi="微软雅黑" w:eastAsia="微软雅黑" w:cs="微软雅黑"/>
-                <w:b w:val="0"/>
-                <w:sz w:val="18"/>
-              </w:rPr>
-              <w:t>3 口径守卫</w:t>
-            </w:r>
-          </w:p>
-        </w:tc>
-        <w:tc>
-          <w:tcPr>
-            <w:tcW w:type="dxa" w:w="2880"/>
-          </w:tcPr>
-          <w:p>
-            <w:pPr>
-              <w:spacing w:after="40"/>
-            </w:pPr>
-            <w:r/>
-            <w:r>
-              <w:rPr>
-                <w:rFonts w:ascii="微软雅黑" w:hAnsi="微软雅黑" w:eastAsia="微软雅黑" w:cs="微软雅黑"/>
-                <w:b w:val="0"/>
-                <w:sz w:val="18"/>
-              </w:rPr>
-              <w:t>抽取参数并</w:t>
-            </w:r>
-            <w:r>
-              <w:rPr>
-                <w:rFonts w:ascii="微软雅黑" w:hAnsi="微软雅黑" w:eastAsia="微软雅黑" w:cs="微软雅黑"/>
-                <w:b/>
-                <w:sz w:val="18"/>
-              </w:rPr>
-              <w:t>按语义层纪律自动纠正</w:t>
-            </w:r>
-          </w:p>
-        </w:tc>
-        <w:tc>
-          <w:tcPr>
-            <w:tcW w:type="dxa" w:w="2880"/>
-          </w:tcPr>
-          <w:p>
-            <w:pPr>
-              <w:spacing w:after="40"/>
-            </w:pPr>
-            <w:r/>
-            <w:r>
-              <w:rPr>
-                <w:rFonts w:ascii="微软雅黑" w:hAnsi="微软雅黑" w:eastAsia="微软雅黑" w:cs="微软雅黑"/>
-                <w:b w:val="0"/>
-                <w:sz w:val="18"/>
-              </w:rPr>
-              <w:t>抽取日志、最终参数、触发了哪条纠正</w:t>
-            </w:r>
-          </w:p>
-        </w:tc>
-      </w:tr>
-      <w:tr>
-        <w:tc>
-          <w:tcPr>
-            <w:tcW w:type="dxa" w:w="2880"/>
-          </w:tcPr>
-          <w:p>
-            <w:pPr>
-              <w:spacing w:after="40"/>
-            </w:pPr>
-            <w:r/>
-            <w:r>
-              <w:rPr>
-                <w:rFonts w:ascii="微软雅黑" w:hAnsi="微软雅黑" w:eastAsia="微软雅黑" w:cs="微软雅黑"/>
-                <w:b w:val="0"/>
-                <w:sz w:val="18"/>
-              </w:rPr>
-              <w:t>4 执行引擎</w:t>
-            </w:r>
-          </w:p>
-        </w:tc>
-        <w:tc>
-          <w:tcPr>
-            <w:tcW w:type="dxa" w:w="2880"/>
-          </w:tcPr>
-          <w:p>
-            <w:pPr>
-              <w:spacing w:after="40"/>
-            </w:pPr>
-            <w:r/>
-            <w:r>
-              <w:rPr>
-                <w:rFonts w:ascii="微软雅黑" w:hAnsi="微软雅黑" w:eastAsia="微软雅黑" w:cs="微软雅黑"/>
-                <w:b w:val="0"/>
-                <w:sz w:val="18"/>
-              </w:rPr>
-              <w:t>在浏览器内计算</w:t>
-            </w:r>
-          </w:p>
-        </w:tc>
-        <w:tc>
-          <w:tcPr>
-            <w:tcW w:type="dxa" w:w="2880"/>
-          </w:tcPr>
-          <w:p>
-            <w:pPr>
-              <w:spacing w:after="40"/>
-            </w:pPr>
-            <w:r/>
-            <w:r>
-              <w:rPr>
-                <w:rFonts w:ascii="微软雅黑" w:hAnsi="微软雅黑" w:eastAsia="微软雅黑" w:cs="微软雅黑"/>
-                <w:b w:val="0"/>
-                <w:sz w:val="18"/>
-              </w:rPr>
-              <w:t>计算范围、产出工作表、行数、图表数</w:t>
-            </w:r>
-          </w:p>
-        </w:tc>
-      </w:tr>
-      <w:tr>
-        <w:tc>
-          <w:tcPr>
-            <w:tcW w:type="dxa" w:w="2880"/>
-          </w:tcPr>
-          <w:p>
-            <w:pPr>
-              <w:spacing w:after="40"/>
-            </w:pPr>
-            <w:r/>
-            <w:r>
-              <w:rPr>
-                <w:rFonts w:ascii="微软雅黑" w:hAnsi="微软雅黑" w:eastAsia="微软雅黑" w:cs="微软雅黑"/>
-                <w:b w:val="0"/>
-                <w:sz w:val="18"/>
-              </w:rPr>
-              <w:t>5 工作簿构建</w:t>
-            </w:r>
-          </w:p>
-        </w:tc>
-        <w:tc>
-          <w:tcPr>
-            <w:tcW w:type="dxa" w:w="2880"/>
-          </w:tcPr>
-          <w:p>
-            <w:pPr>
-              <w:spacing w:after="40"/>
-            </w:pPr>
-            <w:r/>
-            <w:r>
-              <w:rPr>
-                <w:rFonts w:ascii="微软雅黑" w:hAnsi="微软雅黑" w:eastAsia="微软雅黑" w:cs="微软雅黑"/>
-                <w:b w:val="0"/>
-                <w:sz w:val="18"/>
-              </w:rPr>
-              <w:t>生成 Excel 规格</w:t>
-            </w:r>
-          </w:p>
-        </w:tc>
-        <w:tc>
-          <w:tcPr>
-            <w:tcW w:type="dxa" w:w="2880"/>
-          </w:tcPr>
-          <w:p>
-            <w:pPr>
-              <w:spacing w:after="40"/>
-            </w:pPr>
-            <w:r/>
-            <w:r>
-              <w:rPr>
-                <w:rFonts w:ascii="微软雅黑" w:hAnsi="微软雅黑" w:eastAsia="微软雅黑" w:cs="微软雅黑"/>
-                <w:b w:val="0"/>
-                <w:sz w:val="18"/>
-              </w:rPr>
-              <w:t>文件名、工作表清单、格式、声明已写入</w:t>
-            </w:r>
-          </w:p>
-        </w:tc>
-      </w:tr>
-      <w:tr>
-        <w:tc>
-          <w:tcPr>
-            <w:tcW w:type="dxa" w:w="2880"/>
-          </w:tcPr>
-          <w:p>
-            <w:pPr>
-              <w:spacing w:after="40"/>
-            </w:pPr>
-            <w:r/>
-            <w:r>
-              <w:rPr>
-                <w:rFonts w:ascii="微软雅黑" w:hAnsi="微软雅黑" w:eastAsia="微软雅黑" w:cs="微软雅黑"/>
-                <w:b w:val="0"/>
-                <w:sz w:val="18"/>
-              </w:rPr>
-              <w:t>6 文件产出</w:t>
-            </w:r>
-          </w:p>
-        </w:tc>
-        <w:tc>
-          <w:tcPr>
-            <w:tcW w:type="dxa" w:w="2880"/>
-          </w:tcPr>
-          <w:p>
-            <w:pPr>
-              <w:spacing w:after="40"/>
-            </w:pPr>
-            <w:r/>
-            <w:r>
-              <w:rPr>
-                <w:rFonts w:ascii="微软雅黑" w:hAnsi="微软雅黑" w:eastAsia="微软雅黑" w:cs="微软雅黑"/>
-                <w:b w:val="0"/>
-                <w:sz w:val="18"/>
-              </w:rPr>
-              <w:t>SheetJS 现场构造 xlsx</w:t>
-            </w:r>
-          </w:p>
-        </w:tc>
-        <w:tc>
-          <w:tcPr>
-            <w:tcW w:type="dxa" w:w="2880"/>
-          </w:tcPr>
-          <w:p>
-            <w:pPr>
-              <w:spacing w:after="40"/>
-            </w:pPr>
-            <w:r/>
-            <w:r>
-              <w:rPr>
-                <w:rFonts w:ascii="微软雅黑" w:hAnsi="微软雅黑" w:eastAsia="微软雅黑" w:cs="微软雅黑"/>
-                <w:b w:val="0"/>
-                <w:sz w:val="18"/>
-              </w:rPr>
-              <w:t>文件大小、是否含宏、兼容性</w:t>
-            </w:r>
-          </w:p>
-        </w:tc>
-      </w:tr>
-      <w:tr>
-        <w:tc>
-          <w:tcPr>
-            <w:tcW w:type="dxa" w:w="2880"/>
-          </w:tcPr>
-          <w:p>
-            <w:pPr>
-              <w:spacing w:after="40"/>
-            </w:pPr>
-            <w:r/>
-            <w:r>
-              <w:rPr>
-                <w:rFonts w:ascii="微软雅黑" w:hAnsi="微软雅黑" w:eastAsia="微软雅黑" w:cs="微软雅黑"/>
-                <w:b w:val="0"/>
-                <w:sz w:val="18"/>
-              </w:rPr>
-              <w:t>7 结果与解读</w:t>
-            </w:r>
-          </w:p>
-        </w:tc>
-        <w:tc>
-          <w:tcPr>
-            <w:tcW w:type="dxa" w:w="2880"/>
-          </w:tcPr>
-          <w:p>
-            <w:pPr>
-              <w:spacing w:after="40"/>
-            </w:pPr>
-            <w:r/>
-            <w:r>
-              <w:rPr>
-                <w:rFonts w:ascii="微软雅黑" w:hAnsi="微软雅黑" w:eastAsia="微软雅黑" w:cs="微软雅黑"/>
-                <w:b w:val="0"/>
-                <w:sz w:val="18"/>
-              </w:rPr>
-              <w:t>渲染结果并给业务解读</w:t>
-            </w:r>
-          </w:p>
-        </w:tc>
-        <w:tc>
-          <w:tcPr>
-            <w:tcW w:type="dxa" w:w="2880"/>
-          </w:tcPr>
-          <w:p>
-            <w:pPr>
-              <w:spacing w:after="40"/>
-            </w:pPr>
-            <w:r/>
-            <w:r>
-              <w:rPr>
-                <w:rFonts w:ascii="微软雅黑" w:hAnsi="微软雅黑" w:eastAsia="微软雅黑" w:cs="微软雅黑"/>
-                <w:b w:val="0"/>
-                <w:sz w:val="18"/>
-              </w:rPr>
-              <w:t>解读文本、总耗时、数据性质复述</w:t>
-            </w:r>
-          </w:p>
-        </w:tc>
-      </w:tr>
-    </w:tbl>
-    <w:p/>
-    <w:p>
-      <w:pPr>
-        <w:spacing w:before="180" w:after="120"/>
-      </w:pPr>
-      <w:r>
-        <w:rPr>
-          <w:rFonts w:ascii="微软雅黑" w:hAnsi="微软雅黑" w:eastAsia="微软雅黑" w:cs="微软雅黑"/>
-          <w:b/>
-          <w:color w:val="2E5C9A"/>
-          <w:sz w:val="26"/>
-        </w:rPr>
-        <w:t>一条关键的安全设计：不让 LLM 写代码</w:t>
-      </w:r>
-    </w:p>
-    <w:p>
-      <w:r>
-        <w:rPr>
-          <w:rFonts w:ascii="微软雅黑" w:hAnsi="微软雅黑" w:eastAsia="微软雅黑" w:cs="微软雅黑"/>
-          <w:b w:val="0"/>
-        </w:rPr>
-        <w:t xml:space="preserve">Agent 的结构是 </w:t>
-      </w:r>
-      <w:r>
-        <w:rPr>
-          <w:rFonts w:ascii="微软雅黑" w:hAnsi="微软雅黑" w:eastAsia="微软雅黑" w:cs="微软雅黑"/>
-          <w:b/>
-        </w:rPr>
-        <w:t>NL → 意图 → 白名单操作 + 参数 → 受控执行</w:t>
-      </w:r>
-      <w:r>
-        <w:rPr>
-          <w:rFonts w:ascii="微软雅黑" w:hAnsi="微软雅黑" w:eastAsia="微软雅黑" w:cs="微软雅黑"/>
-          <w:b w:val="0"/>
-        </w:rPr>
-        <w:t>，</w:t>
-      </w:r>
-    </w:p>
-    <w:p>
-      <w:r>
-        <w:rPr>
-          <w:rFonts w:ascii="微软雅黑" w:hAnsi="微软雅黑" w:eastAsia="微软雅黑" w:cs="微软雅黑"/>
-          <w:b w:val="0"/>
-        </w:rPr>
-        <w:t>模型</w:t>
-      </w:r>
-      <w:r>
-        <w:rPr>
-          <w:rFonts w:ascii="微软雅黑" w:hAnsi="微软雅黑" w:eastAsia="微软雅黑" w:cs="微软雅黑"/>
-          <w:b/>
-        </w:rPr>
-        <w:t>永远不生成可执行代码</w:t>
-      </w:r>
-      <w:r>
-        <w:rPr>
-          <w:rFonts w:ascii="微软雅黑" w:hAnsi="微软雅黑" w:eastAsia="微软雅黑" w:cs="微软雅黑"/>
-          <w:b w:val="0"/>
-        </w:rPr>
-        <w:t>，只能在 6 个预定义操作里选一个并填参数，</w:t>
-      </w:r>
-    </w:p>
-    <w:p>
-      <w:r>
-        <w:rPr>
-          <w:rFonts w:ascii="微软雅黑" w:hAnsi="微软雅黑" w:eastAsia="微软雅黑" w:cs="微软雅黑"/>
-          <w:b w:val="0"/>
-        </w:rPr>
-        <w:t>参数还会被逐项校验范围。这样从结构上排除了代码注入与幻觉带来的风险——</w:t>
-      </w:r>
-    </w:p>
-    <w:p>
-      <w:r>
-        <w:rPr>
-          <w:rFonts w:ascii="微软雅黑" w:hAnsi="微软雅黑" w:eastAsia="微软雅黑" w:cs="微软雅黑"/>
-          <w:b w:val="0"/>
-        </w:rPr>
-        <w:t>这与「让模型自由写 pandas 代码」是本质区别。页面上把这一点直接写给了使用者看。</w:t>
+        <w:t xml:space="preserve">   中文注释/参数在部分机器上会让语法解析直接失败。存成 GBK 也不行。</w:t>
       </w:r>
     </w:p>
     <w:p>
       <w:pPr>
-        <w:spacing w:before="180" w:after="120"/>
+        <w:pStyle w:val="ListNumber"/>
+        <w:spacing w:after="60"/>
       </w:pPr>
       <w:r>
         <w:rPr>
           <w:rFonts w:ascii="微软雅黑" w:hAnsi="微软雅黑" w:eastAsia="微软雅黑" w:cs="微软雅黑"/>
           <w:b/>
-          <w:color w:val="2E5C9A"/>
-          <w:sz w:val="26"/>
-        </w:rPr>
-        <w:t>内置的 6 个操作</w:t>
+        </w:rPr>
+        <w:t>`run_all.ps1` 存为 UTF-8 with BOM。</w:t>
+      </w:r>
+      <w:r>
+        <w:rPr>
+          <w:rFonts w:ascii="微软雅黑" w:hAnsi="微软雅黑" w:eastAsia="微软雅黑" w:cs="微软雅黑"/>
+          <w:b w:val="0"/>
+        </w:rPr>
+        <w:t xml:space="preserve"> Windows PowerShell 5.1 对无 BOM 的</w:t>
+      </w:r>
+    </w:p>
+    <w:p>
+      <w:r>
+        <w:rPr>
+          <w:rFonts w:ascii="微软雅黑" w:hAnsi="微软雅黑" w:eastAsia="微软雅黑" w:cs="微软雅黑"/>
+          <w:b w:val="0"/>
+        </w:rPr>
+        <w:t xml:space="preserve">   </w:t>
+      </w:r>
+      <w:r>
+        <w:rPr>
+          <w:rFonts w:ascii="Consolas" w:hAnsi="Consolas" w:eastAsia="微软雅黑"/>
+          <w:sz w:val="19"/>
+        </w:rPr>
+        <w:t>.ps1</w:t>
+      </w:r>
+      <w:r>
+        <w:rPr>
+          <w:rFonts w:ascii="微软雅黑" w:hAnsi="微软雅黑" w:eastAsia="微软雅黑" w:cs="微软雅黑"/>
+          <w:b w:val="0"/>
+        </w:rPr>
+        <w:t xml:space="preserve"> 按系统 ANSI 代码页解析，中文会变乱码。</w:t>
+      </w:r>
+    </w:p>
+    <w:p>
+      <w:pPr>
+        <w:pStyle w:val="ListNumber"/>
+        <w:spacing w:after="60"/>
+      </w:pPr>
+      <w:r>
+        <w:rPr>
+          <w:rFonts w:ascii="微软雅黑" w:hAnsi="微软雅黑" w:eastAsia="微软雅黑" w:cs="微软雅黑"/>
+          <w:b/>
+        </w:rPr>
+        <w:t>不把中文文件名当参数传给 Python</w:t>
+      </w:r>
+      <w:r>
+        <w:rPr>
+          <w:rFonts w:ascii="微软雅黑" w:hAnsi="微软雅黑" w:eastAsia="微软雅黑" w:cs="微软雅黑"/>
+          <w:b w:val="0"/>
+        </w:rPr>
+        <w:t>：代码页转换会破坏参数，</w:t>
+      </w:r>
+    </w:p>
+    <w:p>
+      <w:r>
+        <w:rPr>
+          <w:rFonts w:ascii="微软雅黑" w:hAnsi="微软雅黑" w:eastAsia="微软雅黑" w:cs="微软雅黑"/>
+          <w:b w:val="0"/>
+        </w:rPr>
+        <w:t xml:space="preserve">   所以由脚本自己按目录发现文件（见 </w:t>
+      </w:r>
+      <w:r>
+        <w:rPr>
+          <w:rFonts w:ascii="Consolas" w:hAnsi="Consolas" w:eastAsia="微软雅黑"/>
+          <w:sz w:val="19"/>
+        </w:rPr>
+        <w:t>md2docx.py</w:t>
+      </w:r>
+      <w:r>
+        <w:rPr>
+          <w:rFonts w:ascii="微软雅黑" w:hAnsi="微软雅黑" w:eastAsia="微软雅黑" w:cs="微软雅黑"/>
+          <w:b w:val="0"/>
+        </w:rPr>
+        <w:t xml:space="preserve"> 的 </w:t>
+      </w:r>
+      <w:r>
+        <w:rPr>
+          <w:rFonts w:ascii="Consolas" w:hAnsi="Consolas" w:eastAsia="微软雅黑"/>
+          <w:sz w:val="19"/>
+        </w:rPr>
+        <w:t>build_all</w:t>
+      </w:r>
+      <w:r>
+        <w:rPr>
+          <w:rFonts w:ascii="微软雅黑" w:hAnsi="微软雅黑" w:eastAsia="微软雅黑" w:cs="微软雅黑"/>
+          <w:b w:val="0"/>
+        </w:rPr>
+        <w:t>）。</w:t>
+      </w:r>
+    </w:p>
+    <w:p>
+      <w:pPr>
+        <w:pStyle w:val="ListNumber"/>
+        <w:spacing w:after="60"/>
+      </w:pPr>
+      <w:r>
+        <w:rPr>
+          <w:rFonts w:ascii="微软雅黑" w:hAnsi="微软雅黑" w:eastAsia="微软雅黑" w:cs="微软雅黑"/>
+          <w:b/>
+        </w:rPr>
+        <w:t>Python 脚本要重配 stdout 为 UTF-8</w:t>
+      </w:r>
+      <w:r>
+        <w:rPr>
+          <w:rFonts w:ascii="微软雅黑" w:hAnsi="微软雅黑" w:eastAsia="微软雅黑" w:cs="微软雅黑"/>
+          <w:b w:val="0"/>
+        </w:rPr>
+        <w:t>：控制台默认 GBK，脚本里任何非 GBK 字符</w:t>
+      </w:r>
+    </w:p>
+    <w:p>
+      <w:r>
+        <w:rPr>
+          <w:rFonts w:ascii="微软雅黑" w:hAnsi="微软雅黑" w:eastAsia="微软雅黑" w:cs="微软雅黑"/>
+          <w:b w:val="0"/>
+        </w:rPr>
+        <w:t xml:space="preserve">   在 </w:t>
+      </w:r>
+      <w:r>
+        <w:rPr>
+          <w:rFonts w:ascii="Consolas" w:hAnsi="Consolas" w:eastAsia="微软雅黑"/>
+          <w:sz w:val="19"/>
+        </w:rPr>
+        <w:t>print</w:t>
+      </w:r>
+      <w:r>
+        <w:rPr>
+          <w:rFonts w:ascii="微软雅黑" w:hAnsi="微软雅黑" w:eastAsia="微软雅黑" w:cs="微软雅黑"/>
+          <w:b w:val="0"/>
+        </w:rPr>
+        <w:t xml:space="preserve"> 时都会抛 </w:t>
+      </w:r>
+      <w:r>
+        <w:rPr>
+          <w:rFonts w:ascii="Consolas" w:hAnsi="Consolas" w:eastAsia="微软雅黑"/>
+          <w:sz w:val="19"/>
+        </w:rPr>
+        <w:t>UnicodeEncodeError</w:t>
+      </w:r>
+      <w:r>
+        <w:rPr>
+          <w:rFonts w:ascii="微软雅黑" w:hAnsi="微软雅黑" w:eastAsia="微软雅黑" w:cs="微软雅黑"/>
+          <w:b w:val="0"/>
+        </w:rPr>
+        <w:t xml:space="preserve"> 并中断执行。</w:t>
+      </w:r>
+    </w:p>
+    <w:p>
+      <w:r>
+        <w:rPr>
+          <w:rFonts w:ascii="微软雅黑" w:hAnsi="微软雅黑" w:eastAsia="微软雅黑" w:cs="微软雅黑"/>
+          <w:color w:val="C0C0C0"/>
+        </w:rPr>
+        <w:t>────────────────────────────────────────</w:t>
+      </w:r>
+    </w:p>
+    <w:p>
+      <w:pPr>
+        <w:spacing w:before="280" w:after="120"/>
+      </w:pPr>
+      <w:r>
+        <w:rPr>
+          <w:rFonts w:ascii="微软雅黑" w:hAnsi="微软雅黑" w:eastAsia="微软雅黑" w:cs="微软雅黑"/>
+          <w:b/>
+          <w:color w:val="1F3864"/>
+          <w:sz w:val="30"/>
+        </w:rPr>
+        <w:t>数据合规与开源审计</w:t>
+      </w:r>
+    </w:p>
+    <w:p>
+      <w:pPr>
+        <w:pStyle w:val="ListBullet"/>
+        <w:spacing w:after="60"/>
+      </w:pPr>
+      <w:r>
+        <w:rPr>
+          <w:rFonts w:ascii="微软雅黑" w:hAnsi="微软雅黑" w:eastAsia="微软雅黑" w:cs="微软雅黑"/>
+          <w:b w:val="0"/>
+        </w:rPr>
+        <w:t>全部真实数据来自</w:t>
+      </w:r>
+      <w:r>
+        <w:rPr>
+          <w:rFonts w:ascii="微软雅黑" w:hAnsi="微软雅黑" w:eastAsia="微软雅黑" w:cs="微软雅黑"/>
+          <w:b/>
+        </w:rPr>
+        <w:t>公开披露文件</w:t>
+      </w:r>
+      <w:r>
+        <w:rPr>
+          <w:rFonts w:ascii="微软雅黑" w:hAnsi="微软雅黑" w:eastAsia="微软雅黑" w:cs="微软雅黑"/>
+          <w:b w:val="0"/>
+        </w:rPr>
+        <w:t>，只保留数值与出处引用，</w:t>
+      </w:r>
+      <w:r>
+        <w:rPr>
+          <w:rFonts w:ascii="微软雅黑" w:hAnsi="微软雅黑" w:eastAsia="微软雅黑" w:cs="微软雅黑"/>
+          <w:b/>
+        </w:rPr>
+        <w:t>不包含原始 PDF</w:t>
+      </w:r>
+      <w:r>
+        <w:rPr>
+          <w:rFonts w:ascii="微软雅黑" w:hAnsi="微软雅黑" w:eastAsia="微软雅黑" w:cs="微软雅黑"/>
+          <w:b w:val="0"/>
+        </w:rPr>
+        <w:t>。</w:t>
+      </w:r>
+    </w:p>
+    <w:p>
+      <w:pPr>
+        <w:pStyle w:val="ListBullet"/>
+        <w:spacing w:after="60"/>
+      </w:pPr>
+      <w:r>
+        <w:rPr>
+          <w:rFonts w:ascii="微软雅黑" w:hAnsi="微软雅黑" w:eastAsia="微软雅黑" w:cs="微软雅黑"/>
+          <w:b w:val="0"/>
+        </w:rPr>
+        <w:t>未采集任何隐私数据，不涉及个人信息。</w:t>
+      </w:r>
+    </w:p>
+    <w:p>
+      <w:pPr>
+        <w:pStyle w:val="ListBullet"/>
+        <w:spacing w:after="60"/>
+      </w:pPr>
+      <w:r>
+        <w:rPr>
+          <w:rFonts w:ascii="微软雅黑" w:hAnsi="微软雅黑" w:eastAsia="微软雅黑" w:cs="微软雅黑"/>
+          <w:b w:val="0"/>
+        </w:rPr>
+        <w:t>仓库不含商业软件或未授权内容；第三方库 SheetJS 为 Apache-2.0 授权。</w:t>
+      </w:r>
+    </w:p>
+    <w:p>
+      <w:pPr>
+        <w:pStyle w:val="ListBullet"/>
+        <w:spacing w:after="60"/>
+      </w:pPr>
+      <w:r>
+        <w:rPr>
+          <w:rFonts w:ascii="微软雅黑" w:hAnsi="微软雅黑" w:eastAsia="微软雅黑" w:cs="微软雅黑"/>
+          <w:b/>
+        </w:rPr>
+        <w:t>`src/py/audit_for_public.py`</w:t>
+      </w:r>
+      <w:r>
+        <w:rPr>
+          <w:rFonts w:ascii="微软雅黑" w:hAnsi="微软雅黑" w:eastAsia="微软雅黑" w:cs="微软雅黑"/>
+          <w:b w:val="0"/>
+        </w:rPr>
+        <w:t xml:space="preserve"> 可重复执行，审计四项：</w:t>
+      </w:r>
+    </w:p>
+    <w:p>
+      <w:r>
+        <w:rPr>
+          <w:rFonts w:ascii="微软雅黑" w:hAnsi="微软雅黑" w:eastAsia="微软雅黑" w:cs="微软雅黑"/>
+          <w:b w:val="0"/>
+        </w:rPr>
+        <w:t xml:space="preserve">  密钥泄漏、硬编码本机路径、不该提交的文件、仓库体积。</w:t>
+      </w:r>
+    </w:p>
+    <w:p>
+      <w:r>
+        <w:rPr>
+          <w:rFonts w:ascii="微软雅黑" w:hAnsi="微软雅黑" w:eastAsia="微软雅黑" w:cs="微软雅黑"/>
+          <w:b w:val="0"/>
+        </w:rPr>
+        <w:t xml:space="preserve">  当前结论：</w:t>
+      </w:r>
+      <w:r>
+        <w:rPr>
+          <w:rFonts w:ascii="微软雅黑" w:hAnsi="微软雅黑" w:eastAsia="微软雅黑" w:cs="微软雅黑"/>
+          <w:b/>
+        </w:rPr>
+        <w:t>通过</w:t>
+      </w:r>
+      <w:r>
+        <w:rPr>
+          <w:rFonts w:ascii="微软雅黑" w:hAnsi="微软雅黑" w:eastAsia="微软雅黑" w:cs="微软雅黑"/>
+          <w:b w:val="0"/>
+        </w:rPr>
+        <w:t>（52 个文件 / 约 9.7 MB，无密钥泄漏）。</w:t>
+      </w:r>
+    </w:p>
+    <w:p>
+      <w:pPr>
+        <w:pStyle w:val="ListBullet"/>
+        <w:spacing w:after="60"/>
+      </w:pPr>
+      <w:r>
+        <w:rPr>
+          <w:rFonts w:ascii="微软雅黑" w:hAnsi="微软雅黑" w:eastAsia="微软雅黑" w:cs="微软雅黑"/>
+          <w:b w:val="0"/>
+        </w:rPr>
+        <w:t xml:space="preserve">真实的 </w:t>
+      </w:r>
+      <w:r>
+        <w:rPr>
+          <w:rFonts w:ascii="Consolas" w:hAnsi="Consolas" w:eastAsia="微软雅黑"/>
+          <w:sz w:val="19"/>
+        </w:rPr>
+        <w:t>.env</w:t>
+      </w:r>
+      <w:r>
+        <w:rPr>
+          <w:rFonts w:ascii="微软雅黑" w:hAnsi="微软雅黑" w:eastAsia="微软雅黑" w:cs="微软雅黑"/>
+          <w:b w:val="0"/>
+        </w:rPr>
+        <w:t xml:space="preserve"> 已被 </w:t>
+      </w:r>
+      <w:r>
+        <w:rPr>
+          <w:rFonts w:ascii="Consolas" w:hAnsi="Consolas" w:eastAsia="微软雅黑"/>
+          <w:sz w:val="19"/>
+        </w:rPr>
+        <w:t>.gitignore</w:t>
+      </w:r>
+      <w:r>
+        <w:rPr>
+          <w:rFonts w:ascii="微软雅黑" w:hAnsi="微软雅黑" w:eastAsia="微软雅黑" w:cs="微软雅黑"/>
+          <w:b w:val="0"/>
+        </w:rPr>
+        <w:t xml:space="preserve"> 排除；仓库只提供 </w:t>
+      </w:r>
+      <w:r>
+        <w:rPr>
+          <w:rFonts w:ascii="Consolas" w:hAnsi="Consolas" w:eastAsia="微软雅黑"/>
+          <w:sz w:val="19"/>
+        </w:rPr>
+        <w:t>.env.example</w:t>
+      </w:r>
+      <w:r>
+        <w:rPr>
+          <w:rFonts w:ascii="微软雅黑" w:hAnsi="微软雅黑" w:eastAsia="微软雅黑" w:cs="微软雅黑"/>
+          <w:b w:val="0"/>
+        </w:rPr>
+        <w:t xml:space="preserve"> 模板。</w:t>
+      </w:r>
+    </w:p>
+    <w:p>
+      <w:r>
+        <w:rPr>
+          <w:rFonts w:ascii="微软雅黑" w:hAnsi="微软雅黑" w:eastAsia="微软雅黑" w:cs="微软雅黑"/>
+          <w:color w:val="C0C0C0"/>
+        </w:rPr>
+        <w:t>────────────────────────────────────────</w:t>
+      </w:r>
+    </w:p>
+    <w:p>
+      <w:pPr>
+        <w:spacing w:before="280" w:after="120"/>
+      </w:pPr>
+      <w:r>
+        <w:rPr>
+          <w:rFonts w:ascii="微软雅黑" w:hAnsi="微软雅黑" w:eastAsia="微软雅黑" w:cs="微软雅黑"/>
+          <w:b/>
+          <w:color w:val="1F3864"/>
+          <w:sz w:val="30"/>
+        </w:rPr>
+        <w:t>⚠️ 已知局限</w:t>
+      </w:r>
+    </w:p>
+    <w:p>
+      <w:pPr>
+        <w:pStyle w:val="ListNumber"/>
+        <w:spacing w:after="60"/>
+      </w:pPr>
+      <w:r>
+        <w:rPr>
+          <w:rFonts w:ascii="微软雅黑" w:hAnsi="微软雅黑" w:eastAsia="微软雅黑" w:cs="微软雅黑"/>
+          <w:b/>
+        </w:rPr>
+        <w:t>网点级微观数据无公开来源</w:t>
+      </w:r>
+      <w:r>
+        <w:rPr>
+          <w:rFonts w:ascii="微软雅黑" w:hAnsi="微软雅黑" w:eastAsia="微软雅黑" w:cs="微软雅黑"/>
+          <w:b w:val="0"/>
+        </w:rPr>
+        <w:t>，本项目已尽力检索，11 项指标确认不存在。</w:t>
+      </w:r>
+    </w:p>
+    <w:p>
+      <w:pPr>
+        <w:pStyle w:val="ListNumber"/>
+        <w:spacing w:after="60"/>
+      </w:pPr>
+      <w:r>
+        <w:rPr>
+          <w:rFonts w:ascii="微软雅黑" w:hAnsi="微软雅黑" w:eastAsia="微软雅黑" w:cs="微软雅黑"/>
+          <w:b/>
+        </w:rPr>
+        <w:t>模拟数据只锚定量级与波动范围</w:t>
+      </w:r>
+      <w:r>
+        <w:rPr>
+          <w:rFonts w:ascii="微软雅黑" w:hAnsi="微软雅黑" w:eastAsia="微软雅黑" w:cs="微软雅黑"/>
+          <w:b w:val="0"/>
+        </w:rPr>
+        <w:t>，网点级具体数字不可用于推断真实银行。</w:t>
+      </w:r>
+    </w:p>
+    <w:p>
+      <w:pPr>
+        <w:pStyle w:val="ListNumber"/>
+        <w:spacing w:after="60"/>
+      </w:pPr>
+      <w:r>
+        <w:rPr>
+          <w:rFonts w:ascii="微软雅黑" w:hAnsi="微软雅黑" w:eastAsia="微软雅黑" w:cs="微软雅黑"/>
+          <w:b/>
+        </w:rPr>
+        <w:t>注入异常是我设计的</w:t>
+      </w:r>
+      <w:r>
+        <w:rPr>
+          <w:rFonts w:ascii="微软雅黑" w:hAnsi="微软雅黑" w:eastAsia="微软雅黑" w:cs="微软雅黑"/>
+          <w:b w:val="0"/>
+        </w:rPr>
+        <w:t>，比真实异常更干净、更典型——查全率 100% 不代表真实场景表现。</w:t>
+      </w:r>
+    </w:p>
+    <w:p>
+      <w:pPr>
+        <w:pStyle w:val="ListNumber"/>
+        <w:spacing w:after="60"/>
+      </w:pPr>
+      <w:r>
+        <w:rPr>
+          <w:rFonts w:ascii="微软雅黑" w:hAnsi="微软雅黑" w:eastAsia="微软雅黑" w:cs="微软雅黑"/>
+          <w:b/>
+        </w:rPr>
+        <w:t>检测阈值是在本数据集上调出来的</w:t>
+      </w:r>
+      <w:r>
+        <w:rPr>
+          <w:rFonts w:ascii="微软雅黑" w:hAnsi="微软雅黑" w:eastAsia="微软雅黑" w:cs="微软雅黑"/>
+          <w:b w:val="0"/>
+        </w:rPr>
+        <w:t>，存在过拟合风险。</w:t>
+      </w:r>
+    </w:p>
+    <w:p>
+      <w:pPr>
+        <w:pStyle w:val="ListNumber"/>
+        <w:spacing w:after="60"/>
+      </w:pPr>
+      <w:r>
+        <w:rPr>
+          <w:rFonts w:ascii="微软雅黑" w:hAnsi="微软雅黑" w:eastAsia="微软雅黑" w:cs="微软雅黑"/>
+          <w:b/>
+        </w:rPr>
+        <w:t>节假日效应未单独建模</w:t>
+      </w:r>
+      <w:r>
+        <w:rPr>
+          <w:rFonts w:ascii="微软雅黑" w:hAnsi="微软雅黑" w:eastAsia="微软雅黑" w:cs="微软雅黑"/>
+          <w:b w:val="0"/>
+        </w:rPr>
+        <w:t>，只处理了周内效应。</w:t>
+      </w:r>
+    </w:p>
+    <w:p>
+      <w:pPr>
+        <w:pStyle w:val="ListNumber"/>
+        <w:spacing w:after="60"/>
+      </w:pPr>
+      <w:r>
+        <w:rPr>
+          <w:rFonts w:ascii="微软雅黑" w:hAnsi="微软雅黑" w:eastAsia="微软雅黑" w:cs="微软雅黑"/>
+          <w:b/>
+        </w:rPr>
+        <w:t>误报率 7.50% 是上限口径</w:t>
+      </w:r>
+      <w:r>
+        <w:rPr>
+          <w:rFonts w:ascii="微软雅黑" w:hAnsi="微软雅黑" w:eastAsia="微软雅黑" w:cs="微软雅黑"/>
+          <w:b w:val="0"/>
+        </w:rPr>
+        <w:t>：真实存在但未被登记的波动也被计入分母。</w:t>
+      </w:r>
+    </w:p>
+    <w:p>
+      <w:pPr>
+        <w:pStyle w:val="ListNumber"/>
+        <w:spacing w:after="60"/>
+      </w:pPr>
+      <w:r>
+        <w:rPr>
+          <w:rFonts w:ascii="微软雅黑" w:hAnsi="微软雅黑" w:eastAsia="微软雅黑" w:cs="微软雅黑"/>
+          <w:b/>
+        </w:rPr>
+        <w:t>SQL 层与 Python 层的稳健离散度口径不完全一致</w:t>
+      </w:r>
+      <w:r>
+        <w:rPr>
+          <w:rFonts w:ascii="微软雅黑" w:hAnsi="微软雅黑" w:eastAsia="微软雅黑" w:cs="微软雅黑"/>
+          <w:b w:val="0"/>
+        </w:rPr>
+        <w:t xml:space="preserve">：MySQL/DuckDB 无 </w:t>
+      </w:r>
+      <w:r>
+        <w:rPr>
+          <w:rFonts w:ascii="Consolas" w:hAnsi="Consolas" w:eastAsia="微软雅黑"/>
+          <w:sz w:val="19"/>
+        </w:rPr>
+        <w:t>MEDIAN</w:t>
+      </w:r>
+    </w:p>
+    <w:p>
+      <w:r>
+        <w:rPr>
+          <w:rFonts w:ascii="微软雅黑" w:hAnsi="微软雅黑" w:eastAsia="微软雅黑" w:cs="微软雅黑"/>
+          <w:b w:val="0"/>
+        </w:rPr>
+        <w:t xml:space="preserve">   聚合函数，SQL 层用平均绝对偏差近似，Python 层用真 MAD。</w:t>
+      </w:r>
+    </w:p>
+    <w:p>
+      <w:pPr>
+        <w:pStyle w:val="ListNumber"/>
+        <w:spacing w:after="60"/>
+      </w:pPr>
+      <w:r>
+        <w:rPr>
+          <w:rFonts w:ascii="微软雅黑" w:hAnsi="微软雅黑" w:eastAsia="微软雅黑" w:cs="微软雅黑"/>
+          <w:b/>
+        </w:rPr>
+        <w:t>语义层存在两份定义</w:t>
+      </w:r>
+      <w:r>
+        <w:rPr>
+          <w:rFonts w:ascii="微软雅黑" w:hAnsi="微软雅黑" w:eastAsia="微软雅黑" w:cs="微软雅黑"/>
+          <w:b w:val="0"/>
+        </w:rPr>
+        <w:t>（Python 设计原件 + 浏览器 JS 实现），有漂移风险，</w:t>
+      </w:r>
+    </w:p>
+    <w:p>
+      <w:r>
+        <w:rPr>
+          <w:rFonts w:ascii="微软雅黑" w:hAnsi="微软雅黑" w:eastAsia="微软雅黑" w:cs="微软雅黑"/>
+          <w:b w:val="0"/>
+        </w:rPr>
+        <w:t xml:space="preserve">   已在 </w:t>
+      </w:r>
+      <w:r>
+        <w:rPr>
+          <w:rFonts w:ascii="Consolas" w:hAnsi="Consolas" w:eastAsia="微软雅黑"/>
+          <w:sz w:val="19"/>
+        </w:rPr>
+        <w:t>ops_semantics.py</w:t>
+      </w:r>
+      <w:r>
+        <w:rPr>
+          <w:rFonts w:ascii="微软雅黑" w:hAnsi="微软雅黑" w:eastAsia="微软雅黑" w:cs="微软雅黑"/>
+          <w:b w:val="0"/>
+        </w:rPr>
+        <w:t xml:space="preserve"> 中标注为已知技术债。</w:t>
+      </w:r>
+    </w:p>
+    <w:p>
+      <w:pPr>
+        <w:pStyle w:val="ListNumber"/>
+        <w:spacing w:after="60"/>
+      </w:pPr>
+      <w:r>
+        <w:rPr>
+          <w:rFonts w:ascii="微软雅黑" w:hAnsi="微软雅黑" w:eastAsia="微软雅黑" w:cs="微软雅黑"/>
+          <w:b w:val="0"/>
+        </w:rPr>
+        <w:t xml:space="preserve">人行报告 </w:t>
+      </w:r>
+      <w:r>
+        <w:rPr>
+          <w:rFonts w:ascii="微软雅黑" w:hAnsi="微软雅黑" w:eastAsia="微软雅黑" w:cs="微软雅黑"/>
+          <w:b/>
+        </w:rPr>
+        <w:t>2025Q1 起改版</w:t>
+      </w:r>
+      <w:r>
+        <w:rPr>
+          <w:rFonts w:ascii="微软雅黑" w:hAnsi="微软雅黑" w:eastAsia="微软雅黑" w:cs="微软雅黑"/>
+          <w:b w:val="0"/>
+        </w:rPr>
+        <w:t>，删除了「人均持有银行卡」等明细项——</w:t>
+      </w:r>
+    </w:p>
+    <w:p>
+      <w:r>
+        <w:rPr>
+          <w:rFonts w:ascii="微软雅黑" w:hAnsi="微软雅黑" w:eastAsia="微软雅黑" w:cs="微软雅黑"/>
+          <w:b w:val="0"/>
+        </w:rPr>
+        <w:t xml:space="preserve">   这是「不再披露」而非「数据缺失」，做长时序时处理方式不同。</w:t>
+      </w:r>
+    </w:p>
+    <w:p>
+      <w:r>
+        <w:rPr>
+          <w:rFonts w:ascii="微软雅黑" w:hAnsi="微软雅黑" w:eastAsia="微软雅黑" w:cs="微软雅黑"/>
+          <w:b w:val="0"/>
+        </w:rPr>
+        <w:t xml:space="preserve">详细局限见 </w:t>
+      </w:r>
+      <w:r>
+        <w:rPr>
+          <w:rFonts w:ascii="Consolas" w:hAnsi="Consolas" w:eastAsia="微软雅黑"/>
+          <w:sz w:val="19"/>
+        </w:rPr>
+        <w:t>docs/方法说明书.md</w:t>
+      </w:r>
+      <w:r>
+        <w:rPr>
+          <w:rFonts w:ascii="微软雅黑" w:hAnsi="微软雅黑" w:eastAsia="微软雅黑" w:cs="微软雅黑"/>
+          <w:b w:val="0"/>
+        </w:rPr>
+        <w:t xml:space="preserve"> 第九节。</w:t>
+      </w:r>
+    </w:p>
+    <w:p>
+      <w:r>
+        <w:rPr>
+          <w:rFonts w:ascii="微软雅黑" w:hAnsi="微软雅黑" w:eastAsia="微软雅黑" w:cs="微软雅黑"/>
+          <w:color w:val="C0C0C0"/>
+        </w:rPr>
+        <w:t>────────────────────────────────────────</w:t>
+      </w:r>
+    </w:p>
+    <w:p>
+      <w:pPr>
+        <w:spacing w:before="280" w:after="120"/>
+      </w:pPr>
+      <w:r>
+        <w:rPr>
+          <w:rFonts w:ascii="微软雅黑" w:hAnsi="微软雅黑" w:eastAsia="微软雅黑" w:cs="微软雅黑"/>
+          <w:b/>
+          <w:color w:val="1F3864"/>
+          <w:sz w:val="30"/>
+        </w:rPr>
+        <w:t>推送机制（这台机器上必须知道的事）</w:t>
+      </w:r>
+    </w:p>
+    <w:p>
+      <w:r>
+        <w:rPr>
+          <w:rFonts w:ascii="微软雅黑" w:hAnsi="微软雅黑" w:eastAsia="微软雅黑" w:cs="微软雅黑"/>
+          <w:b/>
+        </w:rPr>
+        <w:t>本机的 `github.com:443` 通道不通</w:t>
+      </w:r>
+      <w:r>
+        <w:rPr>
+          <w:rFonts w:ascii="微软雅黑" w:hAnsi="微软雅黑" w:eastAsia="微软雅黑" w:cs="微软雅黑"/>
+          <w:b w:val="0"/>
+        </w:rPr>
+        <w:t xml:space="preserve">，所以标准的 </w:t>
+      </w:r>
+      <w:r>
+        <w:rPr>
+          <w:rFonts w:ascii="Consolas" w:hAnsi="Consolas" w:eastAsia="微软雅黑"/>
+          <w:sz w:val="19"/>
+        </w:rPr>
+        <w:t>git push</w:t>
+      </w:r>
+      <w:r>
+        <w:rPr>
+          <w:rFonts w:ascii="微软雅黑" w:hAnsi="微软雅黑" w:eastAsia="微软雅黑" w:cs="微软雅黑"/>
+          <w:b w:val="0"/>
+        </w:rPr>
+        <w:t xml:space="preserve"> 无法使用：</w:t>
+      </w:r>
+    </w:p>
+    <w:p>
+      <w:pPr>
+        <w:spacing w:before="80" w:after="160"/>
+        <w:ind w:left="340"/>
+      </w:pPr>
+      <w:r>
+        <w:rPr>
+          <w:rFonts w:ascii="Consolas" w:hAnsi="Consolas" w:eastAsia="微软雅黑"/>
+          <w:color w:val="1F3864"/>
+          <w:sz w:val="18"/>
+        </w:rPr>
+        <w:t>git push origin main</w:t>
+        <w:br/>
+        <w:t># fatal: unable to access 'https://github.com/...': Failed to connect to github.com port 443</w:t>
+      </w:r>
+    </w:p>
+    <w:p>
+      <w:r>
+        <w:rPr>
+          <w:rFonts w:ascii="微软雅黑" w:hAnsi="微软雅黑" w:eastAsia="微软雅黑" w:cs="微软雅黑"/>
+          <w:b w:val="0"/>
+        </w:rPr>
+        <w:t>实测结论（同一网络环境下反复验证）：</w:t>
       </w:r>
     </w:p>
     <w:tbl>
@@ -5588,7 +7097,7 @@
                 <w:b/>
                 <w:sz w:val="18"/>
               </w:rPr>
-              <w:t>操作</w:t>
+              <w:t>通道</w:t>
             </w:r>
           </w:p>
         </w:tc>
@@ -5607,7 +7116,7 @@
                 <w:b/>
                 <w:sz w:val="18"/>
               </w:rPr>
-              <w:t>回答什么</w:t>
+              <w:t>可用性</w:t>
             </w:r>
           </w:p>
         </w:tc>
@@ -5627,7 +7136,15 @@
                 <w:rFonts w:ascii="Consolas" w:hAnsi="Consolas" w:eastAsia="微软雅黑"/>
                 <w:sz w:val="16"/>
               </w:rPr>
-              <w:t>branch_rank</w:t>
+              <w:t>github.com:443</w:t>
+            </w:r>
+            <w:r>
+              <w:rPr>
+                <w:rFonts w:ascii="微软雅黑" w:hAnsi="微软雅黑" w:eastAsia="微软雅黑" w:cs="微软雅黑"/>
+                <w:b w:val="0"/>
+                <w:sz w:val="18"/>
+              </w:rPr>
+              <w:t>（git 的 HTTPS 传输）</w:t>
             </w:r>
           </w:p>
         </w:tc>
@@ -5643,10 +7160,18 @@
             <w:r>
               <w:rPr>
                 <w:rFonts w:ascii="微软雅黑" w:hAnsi="微软雅黑" w:eastAsia="微软雅黑" w:cs="微软雅黑"/>
+                <w:b/>
+                <w:sz w:val="18"/>
+              </w:rPr>
+              <w:t>不通</w:t>
+            </w:r>
+            <w:r>
+              <w:rPr>
+                <w:rFonts w:ascii="微软雅黑" w:hAnsi="微软雅黑" w:eastAsia="微软雅黑" w:cs="微软雅黑"/>
                 <w:b w:val="0"/>
                 <w:sz w:val="18"/>
               </w:rPr>
-              <w:t>哪些网点某指标最高/最低</w:t>
+              <w:t>（连接超时）</w:t>
             </w:r>
           </w:p>
         </w:tc>
@@ -5666,7 +7191,22 @@
                 <w:rFonts w:ascii="Consolas" w:hAnsi="Consolas" w:eastAsia="微软雅黑"/>
                 <w:sz w:val="16"/>
               </w:rPr>
-              <w:t>weekday_pattern</w:t>
+              <w:t>ssh.github.com:443</w:t>
+            </w:r>
+            <w:r>
+              <w:rPr>
+                <w:rFonts w:ascii="微软雅黑" w:hAnsi="微软雅黑" w:eastAsia="微软雅黑" w:cs="微软雅黑"/>
+                <w:b w:val="0"/>
+                <w:sz w:val="18"/>
+              </w:rPr>
+              <w:t xml:space="preserve"> / </w:t>
+            </w:r>
+            <w:r>
+              <w:rPr>
+                <w:rFonts w:ascii="Consolas" w:hAnsi="Consolas" w:eastAsia="微软雅黑"/>
+                <w:sz w:val="16"/>
+              </w:rPr>
+              <w:t>github.com:22</w:t>
             </w:r>
           </w:p>
         </w:tc>
@@ -5685,7 +7225,7 @@
                 <w:b w:val="0"/>
                 <w:sz w:val="18"/>
               </w:rPr>
-              <w:t>周一到周日业务量怎么变</w:t>
+              <w:t>TCP 可建连，但认证握手挂住</w:t>
             </w:r>
           </w:p>
         </w:tc>
@@ -5705,7 +7245,7 @@
                 <w:rFonts w:ascii="Consolas" w:hAnsi="Consolas" w:eastAsia="微软雅黑"/>
                 <w:sz w:val="16"/>
               </w:rPr>
-              <w:t>trend</w:t>
+              <w:t>api.github.com:443</w:t>
             </w:r>
           </w:p>
         </w:tc>
@@ -5721,10 +7261,33 @@
             <w:r>
               <w:rPr>
                 <w:rFonts w:ascii="微软雅黑" w:hAnsi="微软雅黑" w:eastAsia="微软雅黑" w:cs="微软雅黑"/>
+                <w:b/>
+                <w:sz w:val="18"/>
+              </w:rPr>
+              <w:t>可用，但间歇性</w:t>
+            </w:r>
+            <w:r>
+              <w:rPr>
+                <w:rFonts w:ascii="微软雅黑" w:hAnsi="微软雅黑" w:eastAsia="微软雅黑" w:cs="微软雅黑"/>
                 <w:b w:val="0"/>
                 <w:sz w:val="18"/>
               </w:rPr>
-              <w:t>某指标在某区间的趋势、前后期对比</w:t>
+              <w:t xml:space="preserve">（时好时坏，会抛 </w:t>
+            </w:r>
+            <w:r>
+              <w:rPr>
+                <w:rFonts w:ascii="Consolas" w:hAnsi="Consolas" w:eastAsia="微软雅黑"/>
+                <w:sz w:val="16"/>
+              </w:rPr>
+              <w:t>SSLEOFError</w:t>
+            </w:r>
+            <w:r>
+              <w:rPr>
+                <w:rFonts w:ascii="微软雅黑" w:hAnsi="微软雅黑" w:eastAsia="微软雅黑" w:cs="微软雅黑"/>
+                <w:b w:val="0"/>
+                <w:sz w:val="18"/>
+              </w:rPr>
+              <w:t>）</w:t>
             </w:r>
           </w:p>
         </w:tc>
@@ -5744,7 +7307,15 @@
                 <w:rFonts w:ascii="Consolas" w:hAnsi="Consolas" w:eastAsia="微软雅黑"/>
                 <w:sz w:val="16"/>
               </w:rPr>
-              <w:t>branch_drill</w:t>
+              <w:t>git fetch</w:t>
+            </w:r>
+            <w:r>
+              <w:rPr>
+                <w:rFonts w:ascii="微软雅黑" w:hAnsi="微软雅黑" w:eastAsia="微软雅黑" w:cs="微软雅黑"/>
+                <w:b w:val="0"/>
+                <w:sz w:val="18"/>
+              </w:rPr>
+              <w:t>（读）</w:t>
             </w:r>
           </w:p>
         </w:tc>
@@ -5763,7 +7334,131 @@
                 <w:b w:val="0"/>
                 <w:sz w:val="18"/>
               </w:rPr>
-              <w:t>某个网点的完整画像 + 时序 + 该网点预警</w:t>
+              <w:t>偶尔可用</w:t>
+            </w:r>
+          </w:p>
+        </w:tc>
+      </w:tr>
+    </w:tbl>
+    <w:p/>
+    <w:p>
+      <w:r>
+        <w:rPr>
+          <w:rFonts w:ascii="微软雅黑" w:hAnsi="微软雅黑" w:eastAsia="微软雅黑" w:cs="微软雅黑"/>
+          <w:b w:val="0"/>
+        </w:rPr>
+        <w:t xml:space="preserve">因此推送改为走 </w:t>
+      </w:r>
+      <w:r>
+        <w:rPr>
+          <w:rFonts w:ascii="微软雅黑" w:hAnsi="微软雅黑" w:eastAsia="微软雅黑" w:cs="微软雅黑"/>
+          <w:b/>
+        </w:rPr>
+        <w:t>Git Data API</w:t>
+      </w:r>
+      <w:r>
+        <w:rPr>
+          <w:rFonts w:ascii="微软雅黑" w:hAnsi="微软雅黑" w:eastAsia="微软雅黑" w:cs="微软雅黑"/>
+          <w:b w:val="0"/>
+        </w:rPr>
+        <w:t>，脚本已入库：</w:t>
+      </w:r>
+    </w:p>
+    <w:p>
+      <w:pPr>
+        <w:spacing w:before="80" w:after="160"/>
+        <w:ind w:left="340"/>
+      </w:pPr>
+      <w:r>
+        <w:rPr>
+          <w:rFonts w:ascii="Consolas" w:hAnsi="Consolas" w:eastAsia="微软雅黑"/>
+          <w:color w:val="1F3864"/>
+          <w:sz w:val="18"/>
+        </w:rPr>
+        <w:t># 1) 注入令牌（脚本从环境变量读取，不写盘、不打印）</w:t>
+        <w:br/>
+        <w:t>$git = "C:\Program Files\Git\cmd\git.exe"</w:t>
+        <w:br/>
+        <w:t>$tok = ("protocol=https`nhost=github.com`n`n" | &amp; $git credential fill |</w:t>
+        <w:br/>
+        <w:t xml:space="preserve">        Select-String "^password=").Line -replace "^password=",""</w:t>
+        <w:br/>
+        <w:t>$env:GH_TOK = $tok.Trim()</w:t>
+        <w:br/>
+        <w:br/>
+        <w:t># 2) 提交本地改动</w:t>
+        <w:br/>
+        <w:t>git add -A ; git commit -m "..."</w:t>
+        <w:br/>
+        <w:br/>
+        <w:t># 3) 推送（内置整流程重试，能扛住间歇性 TLS 失败）</w:t>
+        <w:br/>
+        <w:t>python src\py\incremental_push.py</w:t>
+      </w:r>
+    </w:p>
+    <w:p>
+      <w:r>
+        <w:rPr>
+          <w:rFonts w:ascii="微软雅黑" w:hAnsi="微软雅黑" w:eastAsia="微软雅黑" w:cs="微软雅黑"/>
+          <w:b w:val="0"/>
+        </w:rPr>
+        <w:t>两个脚本的分工：</w:t>
+      </w:r>
+    </w:p>
+    <w:tbl>
+      <w:tblPr>
+        <w:tblStyle w:val="LightGrid-Accent1"/>
+        <w:tblW w:type="auto" w:w="0"/>
+        <w:tblLayout w:type="fixed"/>
+        <w:tblLook w:firstColumn="1" w:firstRow="1" w:lastColumn="0" w:lastRow="0" w:noHBand="0" w:noVBand="1" w:val="04A0"/>
+        <w:tblW w:w="8640" w:type="dxa"/>
+        <w:tblCellMar>
+          <w:top w:w="20" w:type="dxa"/>
+          <w:left w:w="60" w:type="dxa"/>
+          <w:bottom w:w="20" w:type="dxa"/>
+          <w:right w:w="60" w:type="dxa"/>
+        </w:tblCellMar>
+      </w:tblPr>
+      <w:tblGrid>
+        <w:gridCol w:w="4320"/>
+        <w:gridCol w:w="4320"/>
+      </w:tblGrid>
+      <w:tr>
+        <w:tc>
+          <w:tcPr>
+            <w:tcW w:type="dxa" w:w="4320"/>
+          </w:tcPr>
+          <w:p>
+            <w:pPr>
+              <w:spacing w:after="40"/>
+            </w:pPr>
+            <w:r/>
+            <w:r>
+              <w:rPr>
+                <w:rFonts w:ascii="微软雅黑" w:hAnsi="微软雅黑" w:eastAsia="微软雅黑" w:cs="微软雅黑"/>
+                <w:b/>
+                <w:sz w:val="18"/>
+              </w:rPr>
+              <w:t>脚本</w:t>
+            </w:r>
+          </w:p>
+        </w:tc>
+        <w:tc>
+          <w:tcPr>
+            <w:tcW w:type="dxa" w:w="4320"/>
+          </w:tcPr>
+          <w:p>
+            <w:pPr>
+              <w:spacing w:after="40"/>
+            </w:pPr>
+            <w:r/>
+            <w:r>
+              <w:rPr>
+                <w:rFonts w:ascii="微软雅黑" w:hAnsi="微软雅黑" w:eastAsia="微软雅黑" w:cs="微软雅黑"/>
+                <w:b/>
+                <w:sz w:val="18"/>
+              </w:rPr>
+              <w:t>用途</w:t>
             </w:r>
           </w:p>
         </w:tc>
@@ -5783,7 +7478,7 @@
                 <w:rFonts w:ascii="Consolas" w:hAnsi="Consolas" w:eastAsia="微软雅黑"/>
                 <w:sz w:val="16"/>
               </w:rPr>
-              <w:t>alert_analysis</w:t>
+              <w:t>push_via_api.py</w:t>
             </w:r>
           </w:p>
         </w:tc>
@@ -5802,7 +7497,23 @@
                 <w:b w:val="0"/>
                 <w:sz w:val="18"/>
               </w:rPr>
-              <w:t>预警按性质/严重度/主因/网点分布</w:t>
+              <w:t>首次全量推送（含</w:t>
+            </w:r>
+            <w:r>
+              <w:rPr>
+                <w:rFonts w:ascii="微软雅黑" w:hAnsi="微软雅黑" w:eastAsia="微软雅黑" w:cs="微软雅黑"/>
+                <w:b/>
+                <w:sz w:val="18"/>
+              </w:rPr>
+              <w:t>空仓库引导</w:t>
+            </w:r>
+            <w:r>
+              <w:rPr>
+                <w:rFonts w:ascii="微软雅黑" w:hAnsi="微软雅黑" w:eastAsia="微软雅黑" w:cs="微软雅黑"/>
+                <w:b w:val="0"/>
+                <w:sz w:val="18"/>
+              </w:rPr>
+              <w:t>：GitHub 的 Git Data API 在完全空的仓库上不能创建 blob，会返回 409，必须先用 Contents API 造一个初始提交）</w:t>
             </w:r>
           </w:p>
         </w:tc>
@@ -5822,7 +7533,7 @@
                 <w:rFonts w:ascii="Consolas" w:hAnsi="Consolas" w:eastAsia="微软雅黑"/>
                 <w:sz w:val="16"/>
               </w:rPr>
-              <w:t>data_quality</w:t>
+              <w:t>incremental_push.py</w:t>
             </w:r>
           </w:p>
         </w:tc>
@@ -5841,7 +7552,7 @@
                 <w:b w:val="0"/>
                 <w:sz w:val="18"/>
               </w:rPr>
-              <w:t>疑似字段单位错误、指标间不自洽记录</w:t>
+              <w:t>日常推送，含整流程重试</w:t>
             </w:r>
           </w:p>
         </w:tc>
@@ -5859,206 +7570,7 @@
           <w:color w:val="2E5C9A"/>
           <w:sz w:val="26"/>
         </w:rPr>
-        <w:t>口径守卫：把「语义层」变成可执行约束</w:t>
-      </w:r>
-    </w:p>
-    <w:p>
-      <w:r>
-        <w:rPr>
-          <w:rFonts w:ascii="微软雅黑" w:hAnsi="微软雅黑" w:eastAsia="微软雅黑" w:cs="微软雅黑"/>
-          <w:b w:val="0"/>
-        </w:rPr>
-        <w:t>语义层（</w:t>
-      </w:r>
-      <w:r>
-        <w:rPr>
-          <w:rFonts w:ascii="Consolas" w:hAnsi="Consolas" w:eastAsia="微软雅黑"/>
-          <w:sz w:val="19"/>
-        </w:rPr>
-        <w:t>src/py/ops_semantics.py</w:t>
-      </w:r>
-      <w:r>
-        <w:rPr>
-          <w:rFonts w:ascii="微软雅黑" w:hAnsi="微软雅黑" w:eastAsia="微软雅黑" w:cs="微软雅黑"/>
-          <w:b w:val="0"/>
-        </w:rPr>
-        <w:t>）里写死了这个项目的口径陷阱，</w:t>
-      </w:r>
-    </w:p>
-    <w:p>
-      <w:r>
-        <w:rPr>
-          <w:rFonts w:ascii="微软雅黑" w:hAnsi="微软雅黑" w:eastAsia="微软雅黑" w:cs="微软雅黑"/>
-          <w:b w:val="0"/>
-        </w:rPr>
-        <w:t>其中一条会</w:t>
-      </w:r>
-      <w:r>
-        <w:rPr>
-          <w:rFonts w:ascii="微软雅黑" w:hAnsi="微软雅黑" w:eastAsia="微软雅黑" w:cs="微软雅黑"/>
-          <w:b/>
-        </w:rPr>
-        <w:t>主动改写参数</w:t>
-      </w:r>
-      <w:r>
-        <w:rPr>
-          <w:rFonts w:ascii="微软雅黑" w:hAnsi="微软雅黑" w:eastAsia="微软雅黑" w:cs="微软雅黑"/>
-          <w:b w:val="0"/>
-        </w:rPr>
-        <w:t>并展示给用户：</w:t>
-      </w:r>
-    </w:p>
-    <w:p>
-      <w:pPr>
-        <w:ind w:left="340"/>
-      </w:pPr>
-      <w:r>
-        <w:rPr>
-          <w:rFonts w:ascii="微软雅黑" w:hAnsi="微软雅黑" w:eastAsia="微软雅黑" w:cs="微软雅黑"/>
-          <w:b w:val="0"/>
-          <w:i/>
-          <w:color w:val="606060"/>
-          <w:sz w:val="20"/>
-        </w:rPr>
-        <w:t>问「差错率」的趋势时，Agent 会自动把日度切到</w:t>
-      </w:r>
-      <w:r>
-        <w:rPr>
-          <w:rFonts w:ascii="微软雅黑" w:hAnsi="微软雅黑" w:eastAsia="微软雅黑" w:cs="微软雅黑"/>
-          <w:b/>
-          <w:i/>
-          <w:color w:val="606060"/>
-          <w:sz w:val="20"/>
-        </w:rPr>
-        <w:t>周度</w:t>
-      </w:r>
-      <w:r>
-        <w:rPr>
-          <w:rFonts w:ascii="微软雅黑" w:hAnsi="微软雅黑" w:eastAsia="微软雅黑" w:cs="微软雅黑"/>
-          <w:b w:val="0"/>
-          <w:i/>
-          <w:color w:val="606060"/>
-          <w:sz w:val="20"/>
-        </w:rPr>
-        <w:t>，并提示</w:t>
-      </w:r>
-    </w:p>
-    <w:p>
-      <w:pPr>
-        <w:ind w:left="340"/>
-      </w:pPr>
-      <w:r>
-        <w:rPr>
-          <w:rFonts w:ascii="微软雅黑" w:hAnsi="微软雅黑" w:eastAsia="微软雅黑" w:cs="微软雅黑"/>
-          <w:b w:val="0"/>
-          <w:i/>
-          <w:color w:val="606060"/>
-          <w:sz w:val="20"/>
-        </w:rPr>
-        <w:t>「差错是低频计数事件，日粒度信噪比过低，已切换为周度口径」。</w:t>
-      </w:r>
-    </w:p>
-    <w:p>
-      <w:r>
-        <w:rPr>
-          <w:rFonts w:ascii="微软雅黑" w:hAnsi="微软雅黑" w:eastAsia="微软雅黑" w:cs="微软雅黑"/>
-          <w:b w:val="0"/>
-        </w:rPr>
-        <w:t>这是把「口径知识」从文档变成代码约束的例子——不是提示模型注意，</w:t>
-      </w:r>
-    </w:p>
-    <w:p>
-      <w:r>
-        <w:rPr>
-          <w:rFonts w:ascii="微软雅黑" w:hAnsi="微软雅黑" w:eastAsia="微软雅黑" w:cs="微软雅黑"/>
-          <w:b w:val="0"/>
-        </w:rPr>
-        <w:t>而是</w:t>
-      </w:r>
-      <w:r>
-        <w:rPr>
-          <w:rFonts w:ascii="微软雅黑" w:hAnsi="微软雅黑" w:eastAsia="微软雅黑" w:cs="微软雅黑"/>
-          <w:b/>
-        </w:rPr>
-        <w:t>不让它犯错</w:t>
-      </w:r>
-      <w:r>
-        <w:rPr>
-          <w:rFonts w:ascii="微软雅黑" w:hAnsi="微软雅黑" w:eastAsia="微软雅黑" w:cs="微软雅黑"/>
-          <w:b w:val="0"/>
-        </w:rPr>
-        <w:t>。</w:t>
-      </w:r>
-    </w:p>
-    <w:p>
-      <w:pPr>
-        <w:spacing w:before="180" w:after="120"/>
-      </w:pPr>
-      <w:r>
-        <w:rPr>
-          <w:rFonts w:ascii="微软雅黑" w:hAnsi="微软雅黑" w:eastAsia="微软雅黑" w:cs="微软雅黑"/>
-          <w:b/>
-          <w:color w:val="2E5C9A"/>
-          <w:sz w:val="26"/>
-        </w:rPr>
-        <w:t>可选：接入你自己的 API Key</w:t>
-      </w:r>
-    </w:p>
-    <w:p>
-      <w:r>
-        <w:rPr>
-          <w:rFonts w:ascii="微软雅黑" w:hAnsi="微软雅黑" w:eastAsia="微软雅黑" w:cs="微软雅黑"/>
-          <w:b w:val="0"/>
-        </w:rPr>
-        <w:t>页面留了一个 API Key 输入框（默认空）。不填就用模板匹配，全程离线；</w:t>
-      </w:r>
-    </w:p>
-    <w:p>
-      <w:r>
-        <w:rPr>
-          <w:rFonts w:ascii="微软雅黑" w:hAnsi="微软雅黑" w:eastAsia="微软雅黑" w:cs="微软雅黑"/>
-          <w:b w:val="0"/>
-        </w:rPr>
-        <w:t>填了则任意问法都能被理解（浏览器直接调 DeepSeek）。</w:t>
-      </w:r>
-    </w:p>
-    <w:p>
-      <w:r>
-        <w:rPr>
-          <w:rFonts w:ascii="微软雅黑" w:hAnsi="微软雅黑" w:eastAsia="微软雅黑" w:cs="微软雅黑"/>
-          <w:b/>
-        </w:rPr>
-        <w:t>Key 只存在 sessionStorage，不写入文件、不发给第三方</w:t>
-      </w:r>
-      <w:r>
-        <w:rPr>
-          <w:rFonts w:ascii="微软雅黑" w:hAnsi="微软雅黑" w:eastAsia="微软雅黑" w:cs="微软雅黑"/>
-          <w:b w:val="0"/>
-        </w:rPr>
-        <w:t>，页面上明写了这一点。</w:t>
-      </w:r>
-    </w:p>
-    <w:p>
-      <w:pPr>
-        <w:spacing w:before="180" w:after="120"/>
-      </w:pPr>
-      <w:r>
-        <w:rPr>
-          <w:rFonts w:ascii="微软雅黑" w:hAnsi="微软雅黑" w:eastAsia="微软雅黑" w:cs="微软雅黑"/>
-          <w:b/>
-          <w:color w:val="2E5C9A"/>
-          <w:sz w:val="26"/>
-        </w:rPr>
-        <w:t>验证方式（没有靠「看起来对」）</w:t>
-      </w:r>
-    </w:p>
-    <w:p>
-      <w:r>
-        <w:rPr>
-          <w:rFonts w:ascii="微软雅黑" w:hAnsi="微软雅黑" w:eastAsia="微软雅黑" w:cs="微软雅黑"/>
-          <w:b w:val="0"/>
-        </w:rPr>
-        <w:t>网页 JS 不能靠肉眼确认，所以做了两层验证：</w:t>
+        <w:t>两个必须记住的坑</w:t>
       </w:r>
     </w:p>
     <w:p>
@@ -6071,28 +7583,14 @@
           <w:rFonts w:ascii="微软雅黑" w:hAnsi="微软雅黑" w:eastAsia="微软雅黑" w:cs="微软雅黑"/>
           <w:b/>
         </w:rPr>
-        <w:t>`src/py/verify_agent.js`</w:t>
+        <w:t>`incremental_push.py` 实际会重传全部文件</w:t>
       </w:r>
       <w:r>
         <w:rPr>
           <w:rFonts w:ascii="微软雅黑" w:hAnsi="微软雅黑" w:eastAsia="微软雅黑" w:cs="微软雅黑"/>
           <w:b w:val="0"/>
         </w:rPr>
-        <w:t xml:space="preserve"> —— 把网页里的 JS 抽出来在 Node 沙箱里</w:t>
-      </w:r>
-      <w:r>
-        <w:rPr>
-          <w:rFonts w:ascii="微软雅黑" w:hAnsi="微软雅黑" w:eastAsia="微软雅黑" w:cs="微软雅黑"/>
-          <w:b/>
-        </w:rPr>
-        <w:t>真实执行</w:t>
-      </w:r>
-      <w:r>
-        <w:rPr>
-          <w:rFonts w:ascii="微软雅黑" w:hAnsi="微软雅黑" w:eastAsia="微软雅黑" w:cs="微软雅黑"/>
-          <w:b w:val="0"/>
-        </w:rPr>
-        <w:t>，</w:t>
+        <w:t>，不是真正增量。</w:t>
       </w:r>
     </w:p>
     <w:p>
@@ -6101,7 +7599,7 @@
           <w:rFonts w:ascii="微软雅黑" w:hAnsi="微软雅黑" w:eastAsia="微软雅黑" w:cs="微软雅黑"/>
           <w:b w:val="0"/>
         </w:rPr>
-        <w:t xml:space="preserve">   对 6 个操作跑真实数据并断言数值正确性（周内落差、排名单调性、</w:t>
+        <w:t xml:space="preserve">   因为正常用法是「先提交、再推送」，而提交之后本地 HEAD 与远端 HEAD 已分叉，</w:t>
       </w:r>
     </w:p>
     <w:p>
@@ -6110,21 +7608,44 @@
           <w:rFonts w:ascii="微软雅黑" w:hAnsi="微软雅黑" w:eastAsia="微软雅黑" w:cs="微软雅黑"/>
           <w:b w:val="0"/>
         </w:rPr>
-        <w:t xml:space="preserve">   单位错误阈值、预警数与全局一致等），共 </w:t>
-      </w:r>
-      <w:r>
-        <w:rPr>
-          <w:rFonts w:ascii="微软雅黑" w:hAnsi="微软雅黑" w:eastAsia="微软雅黑" w:cs="微软雅黑"/>
-          <w:b/>
-        </w:rPr>
-        <w:t>50 项检查全部通过</w:t>
+        <w:t xml:space="preserve">   </w:t>
+      </w:r>
+      <w:r>
+        <w:rPr>
+          <w:rFonts w:ascii="Consolas" w:hAnsi="Consolas" w:eastAsia="微软雅黑"/>
+          <w:sz w:val="19"/>
+        </w:rPr>
+        <w:t>git diff remote local</w:t>
       </w:r>
       <w:r>
         <w:rPr>
           <w:rFonts w:ascii="微软雅黑" w:hAnsi="微软雅黑" w:eastAsia="微软雅黑" w:cs="微软雅黑"/>
           <w:b w:val="0"/>
         </w:rPr>
-        <w:t>。</w:t>
+        <w:t xml:space="preserve"> 会把所有文件都报成差异。功能正确（结果一样），只是浪费带宽。</w:t>
+      </w:r>
+    </w:p>
+    <w:p>
+      <w:r>
+        <w:rPr>
+          <w:rFonts w:ascii="微软雅黑" w:hAnsi="微软雅黑" w:eastAsia="微软雅黑" w:cs="微软雅黑"/>
+          <w:b w:val="0"/>
+        </w:rPr>
+        <w:t xml:space="preserve">   正确解法是改用 </w:t>
+      </w:r>
+      <w:r>
+        <w:rPr>
+          <w:rFonts w:ascii="Consolas" w:hAnsi="Consolas" w:eastAsia="微软雅黑"/>
+          <w:sz w:val="19"/>
+        </w:rPr>
+        <w:t>git diff --name-only origin/main</w:t>
+      </w:r>
+      <w:r>
+        <w:rPr>
+          <w:rFonts w:ascii="微软雅黑" w:hAnsi="微软雅黑" w:eastAsia="微软雅黑" w:cs="微软雅黑"/>
+          <w:b w:val="0"/>
+        </w:rPr>
+        <w:t xml:space="preserve"> 取相对远端基线的变更，属于待改进项。</w:t>
       </w:r>
     </w:p>
     <w:p>
@@ -6137,28 +7658,14 @@
           <w:rFonts w:ascii="微软雅黑" w:hAnsi="微软雅黑" w:eastAsia="微软雅黑" w:cs="微软雅黑"/>
           <w:b/>
         </w:rPr>
-        <w:t>无头 Edge 真实渲染截图</w:t>
+        <w:t>API 推送不会更新本地 `origin/main`</w:t>
       </w:r>
       <w:r>
         <w:rPr>
           <w:rFonts w:ascii="微软雅黑" w:hAnsi="微软雅黑" w:eastAsia="微软雅黑" w:cs="微软雅黑"/>
           <w:b w:val="0"/>
         </w:rPr>
-        <w:t xml:space="preserve"> —— 用 </w:t>
-      </w:r>
-      <w:r>
-        <w:rPr>
-          <w:rFonts w:ascii="Consolas" w:hAnsi="Consolas" w:eastAsia="微软雅黑"/>
-          <w:sz w:val="19"/>
-        </w:rPr>
-        <w:t>?q=问题</w:t>
-      </w:r>
-      <w:r>
-        <w:rPr>
-          <w:rFonts w:ascii="微软雅黑" w:hAnsi="微软雅黑" w:eastAsia="微软雅黑" w:cs="微软雅黑"/>
-          <w:b w:val="0"/>
-        </w:rPr>
-        <w:t xml:space="preserve"> 参数直接跑通流水线并截图，</w:t>
+        <w:t>，所以本地会显示"落后于远端"。</w:t>
       </w:r>
     </w:p>
     <w:p>
@@ -6167,128 +7674,52 @@
           <w:rFonts w:ascii="微软雅黑" w:hAnsi="微软雅黑" w:eastAsia="微软雅黑" w:cs="微软雅黑"/>
           <w:b w:val="0"/>
         </w:rPr>
-        <w:t xml:space="preserve">   确认 DOM 与视觉正常（这一步抓出了输入框被压扁、柱状图被离群值压扁两个布局 bug）。</w:t>
+        <w:t xml:space="preserve">   对齐方式（推送完成后执行）：</w:t>
       </w:r>
     </w:p>
     <w:p>
-      <w:pPr>
-        <w:ind w:left="340"/>
-      </w:pPr>
       <w:r>
         <w:rPr>
           <w:rFonts w:ascii="微软雅黑" w:hAnsi="微软雅黑" w:eastAsia="微软雅黑" w:cs="微软雅黑"/>
           <w:b w:val="0"/>
-          <w:i/>
-          <w:color w:val="606060"/>
-          <w:sz w:val="20"/>
-        </w:rPr>
-        <w:t xml:space="preserve">另外记录一个只在本次构建中暴露的坑：把多行 JS 拼成一行时若含 </w:t>
-      </w:r>
-      <w:r>
-        <w:rPr>
-          <w:rFonts w:ascii="Consolas" w:hAnsi="Consolas" w:eastAsia="微软雅黑"/>
-          <w:i/>
-          <w:color w:val="606060"/>
-          <w:sz w:val="18"/>
-        </w:rPr>
-        <w:t>//</w:t>
-      </w:r>
-      <w:r>
-        <w:rPr>
-          <w:rFonts w:ascii="微软雅黑" w:hAnsi="微软雅黑" w:eastAsia="微软雅黑" w:cs="微软雅黑"/>
-          <w:b w:val="0"/>
-          <w:i/>
-          <w:color w:val="606060"/>
-          <w:sz w:val="20"/>
-        </w:rPr>
-        <w:t xml:space="preserve"> 注释，</w:t>
+        </w:rPr>
+        <w:t xml:space="preserve">   ```powershell</w:t>
       </w:r>
     </w:p>
     <w:p>
-      <w:pPr>
-        <w:ind w:left="340"/>
-      </w:pPr>
-      <w:r>
-        <w:rPr>
-          <w:rFonts w:ascii="微软雅黑" w:hAnsi="微软雅黑" w:eastAsia="微软雅黑" w:cs="微软雅黑"/>
-          <w:b/>
-          <w:i/>
-          <w:color w:val="606060"/>
-          <w:sz w:val="20"/>
-        </w:rPr>
-        <w:t>后面的代码（含 IIFE 收尾）会全部被注释掉</w:t>
-      </w:r>
       <w:r>
         <w:rPr>
           <w:rFonts w:ascii="微软雅黑" w:hAnsi="微软雅黑" w:eastAsia="微软雅黑" w:cs="微软雅黑"/>
           <w:b w:val="0"/>
-          <w:i/>
-          <w:color w:val="606060"/>
-          <w:sz w:val="20"/>
-        </w:rPr>
-        <w:t>，整块脚本报</w:t>
+        </w:rPr>
+        <w:t xml:space="preserve">   # 从 API 取远端真实 SHA，再更新本地引用</w:t>
       </w:r>
     </w:p>
     <w:p>
-      <w:pPr>
-        <w:ind w:left="340"/>
-      </w:pPr>
-      <w:r>
-        <w:rPr>
-          <w:rFonts w:ascii="Consolas" w:hAnsi="Consolas" w:eastAsia="微软雅黑"/>
-          <w:i/>
-          <w:color w:val="606060"/>
-          <w:sz w:val="18"/>
-        </w:rPr>
-        <w:t>Unexpected end of input</w:t>
-      </w:r>
       <w:r>
         <w:rPr>
           <w:rFonts w:ascii="微软雅黑" w:hAnsi="微软雅黑" w:eastAsia="微软雅黑" w:cs="微软雅黑"/>
           <w:b w:val="0"/>
-          <w:i/>
-          <w:color w:val="606060"/>
-          <w:sz w:val="20"/>
-        </w:rPr>
-        <w:t>，</w:t>
-      </w:r>
-      <w:r>
-        <w:rPr>
-          <w:rFonts w:ascii="Consolas" w:hAnsi="Consolas" w:eastAsia="微软雅黑"/>
-          <w:i/>
-          <w:color w:val="606060"/>
-          <w:sz w:val="18"/>
-        </w:rPr>
-        <w:t>OPS</w:t>
-      </w:r>
+        </w:rPr>
+        <w:t xml:space="preserve">   git update-ref refs/remotes/origin/main &lt;远端 SHA&gt;</w:t>
+      </w:r>
+    </w:p>
+    <w:p>
       <w:r>
         <w:rPr>
           <w:rFonts w:ascii="微软雅黑" w:hAnsi="微软雅黑" w:eastAsia="微软雅黑" w:cs="微软雅黑"/>
           <w:b w:val="0"/>
-          <w:i/>
-          <w:color w:val="606060"/>
-          <w:sz w:val="20"/>
-        </w:rPr>
-        <w:t xml:space="preserve"> 等定义全部失效。必须用 </w:t>
-      </w:r>
-      <w:r>
-        <w:rPr>
-          <w:rFonts w:ascii="Consolas" w:hAnsi="Consolas" w:eastAsia="微软雅黑"/>
-          <w:i/>
-          <w:color w:val="606060"/>
-          <w:sz w:val="18"/>
-        </w:rPr>
-        <w:t>/* */</w:t>
-      </w:r>
+        </w:rPr>
+        <w:t xml:space="preserve">   git reset --hard &lt;远端 SHA&gt;   # 若本地提交已被 API 推送，本地历史会分叉</w:t>
+      </w:r>
+    </w:p>
+    <w:p>
       <w:r>
         <w:rPr>
           <w:rFonts w:ascii="微软雅黑" w:hAnsi="微软雅黑" w:eastAsia="微软雅黑" w:cs="微软雅黑"/>
           <w:b w:val="0"/>
-          <w:i/>
-          <w:color w:val="606060"/>
-          <w:sz w:val="20"/>
-        </w:rPr>
-        <w:t>。</w:t>
+        </w:rPr>
+        <w:t xml:space="preserve">   ```</w:t>
       </w:r>
     </w:p>
     <w:p>
@@ -6302,260 +7733,223 @@
           <w:color w:val="2E5C9A"/>
           <w:sz w:val="26"/>
         </w:rPr>
-        <w:t>两个 Excel 的分工（如实说明）</w:t>
-      </w:r>
-    </w:p>
-    <w:tbl>
-      <w:tblPr>
-        <w:tblStyle w:val="LightGrid-Accent1"/>
-        <w:tblW w:type="auto" w:w="0"/>
-        <w:tblLayout w:type="fixed"/>
-        <w:tblLook w:firstColumn="1" w:firstRow="1" w:lastColumn="0" w:lastRow="0" w:noHBand="0" w:noVBand="1" w:val="04A0"/>
-        <w:tblW w:w="8640" w:type="dxa"/>
-        <w:tblCellMar>
-          <w:top w:w="20" w:type="dxa"/>
-          <w:left w:w="60" w:type="dxa"/>
-          <w:bottom w:w="20" w:type="dxa"/>
-          <w:right w:w="60" w:type="dxa"/>
-        </w:tblCellMar>
-      </w:tblPr>
-      <w:tblGrid>
-        <w:gridCol w:w="2880"/>
-        <w:gridCol w:w="2880"/>
-        <w:gridCol w:w="2880"/>
-      </w:tblGrid>
-      <w:tr>
-        <w:tc>
-          <w:tcPr>
-            <w:tcW w:type="dxa" w:w="2880"/>
-          </w:tcPr>
-          <w:p>
-            <w:pPr>
-              <w:spacing w:after="40"/>
-            </w:pPr>
-            <w:r/>
-            <w:r>
-              <w:rPr>
-                <w:rFonts w:ascii="微软雅黑" w:hAnsi="微软雅黑" w:eastAsia="微软雅黑" w:cs="微软雅黑"/>
-                <w:b/>
-                <w:sz w:val="18"/>
-              </w:rPr>
-              <w:t>文件</w:t>
-            </w:r>
-          </w:p>
-        </w:tc>
-        <w:tc>
-          <w:tcPr>
-            <w:tcW w:type="dxa" w:w="2880"/>
-          </w:tcPr>
-          <w:p>
-            <w:pPr>
-              <w:spacing w:after="40"/>
-            </w:pPr>
-            <w:r/>
-            <w:r>
-              <w:rPr>
-                <w:rFonts w:ascii="微软雅黑" w:hAnsi="微软雅黑" w:eastAsia="微软雅黑" w:cs="微软雅黑"/>
-                <w:b/>
-                <w:sz w:val="18"/>
-              </w:rPr>
-              <w:t>生成方</w:t>
-            </w:r>
-          </w:p>
-        </w:tc>
-        <w:tc>
-          <w:tcPr>
-            <w:tcW w:type="dxa" w:w="2880"/>
-          </w:tcPr>
-          <w:p>
-            <w:pPr>
-              <w:spacing w:after="40"/>
-            </w:pPr>
-            <w:r/>
-            <w:r>
-              <w:rPr>
-                <w:rFonts w:ascii="微软雅黑" w:hAnsi="微软雅黑" w:eastAsia="微软雅黑" w:cs="微软雅黑"/>
-                <w:b/>
-                <w:sz w:val="18"/>
-              </w:rPr>
-              <w:t>能力</w:t>
-            </w:r>
-          </w:p>
-        </w:tc>
-      </w:tr>
-      <w:tr>
-        <w:tc>
-          <w:tcPr>
-            <w:tcW w:type="dxa" w:w="2880"/>
-          </w:tcPr>
-          <w:p>
-            <w:pPr>
-              <w:spacing w:after="40"/>
-            </w:pPr>
-            <w:r/>
-            <w:r>
-              <w:rPr>
-                <w:rFonts w:ascii="微软雅黑" w:hAnsi="微软雅黑" w:eastAsia="微软雅黑" w:cs="微软雅黑"/>
-                <w:b w:val="0"/>
-                <w:sz w:val="18"/>
-              </w:rPr>
-              <w:t>网页里下载的 xlsx</w:t>
-            </w:r>
-          </w:p>
-        </w:tc>
-        <w:tc>
-          <w:tcPr>
-            <w:tcW w:type="dxa" w:w="2880"/>
-          </w:tcPr>
-          <w:p>
-            <w:pPr>
-              <w:spacing w:after="40"/>
-            </w:pPr>
-            <w:r/>
-            <w:r>
-              <w:rPr>
-                <w:rFonts w:ascii="微软雅黑" w:hAnsi="微软雅黑" w:eastAsia="微软雅黑" w:cs="微软雅黑"/>
-                <w:b w:val="0"/>
-                <w:sz w:val="18"/>
-              </w:rPr>
-              <w:t>浏览器端 SheetJS</w:t>
-            </w:r>
-          </w:p>
-        </w:tc>
-        <w:tc>
-          <w:tcPr>
-            <w:tcW w:type="dxa" w:w="2880"/>
-          </w:tcPr>
-          <w:p>
-            <w:pPr>
-              <w:spacing w:after="40"/>
-            </w:pPr>
-            <w:r/>
-            <w:r>
-              <w:rPr>
-                <w:rFonts w:ascii="微软雅黑" w:hAnsi="微软雅黑" w:eastAsia="微软雅黑" w:cs="微软雅黑"/>
-                <w:b w:val="0"/>
-                <w:sz w:val="18"/>
-              </w:rPr>
-              <w:t>数字格式、列宽、冻结表头；</w:t>
-            </w:r>
-            <w:r>
-              <w:rPr>
-                <w:rFonts w:ascii="微软雅黑" w:hAnsi="微软雅黑" w:eastAsia="微软雅黑" w:cs="微软雅黑"/>
-                <w:b/>
-                <w:sz w:val="18"/>
-              </w:rPr>
-              <w:t>不含图表</w:t>
-            </w:r>
-          </w:p>
-        </w:tc>
-      </w:tr>
-      <w:tr>
-        <w:tc>
-          <w:tcPr>
-            <w:tcW w:type="dxa" w:w="2880"/>
-          </w:tcPr>
-          <w:p>
-            <w:pPr>
-              <w:spacing w:after="40"/>
-            </w:pPr>
-            <w:r/>
-            <w:r>
-              <w:rPr>
-                <w:rFonts w:ascii="Consolas" w:hAnsi="Consolas" w:eastAsia="微软雅黑"/>
-                <w:sz w:val="16"/>
-              </w:rPr>
-              <w:t>results/参考工作簿_网点运营总览.xlsx</w:t>
-            </w:r>
-          </w:p>
-        </w:tc>
-        <w:tc>
-          <w:tcPr>
-            <w:tcW w:type="dxa" w:w="2880"/>
-          </w:tcPr>
-          <w:p>
-            <w:pPr>
-              <w:spacing w:after="40"/>
-            </w:pPr>
-            <w:r/>
-            <w:r>
-              <w:rPr>
-                <w:rFonts w:ascii="微软雅黑" w:hAnsi="微软雅黑" w:eastAsia="微软雅黑" w:cs="微软雅黑"/>
-                <w:b w:val="0"/>
-                <w:sz w:val="18"/>
-              </w:rPr>
-              <w:t>openpyxl</w:t>
-            </w:r>
-          </w:p>
-        </w:tc>
-        <w:tc>
-          <w:tcPr>
-            <w:tcW w:type="dxa" w:w="2880"/>
-          </w:tcPr>
-          <w:p>
-            <w:pPr>
-              <w:spacing w:after="40"/>
-            </w:pPr>
-            <w:r/>
-            <w:r>
-              <w:rPr>
-                <w:rFonts w:ascii="微软雅黑" w:hAnsi="微软雅黑" w:eastAsia="微软雅黑" w:cs="微软雅黑"/>
-                <w:b w:val="0"/>
-                <w:sz w:val="18"/>
-              </w:rPr>
-              <w:t xml:space="preserve">含 </w:t>
-            </w:r>
-            <w:r>
-              <w:rPr>
-                <w:rFonts w:ascii="微软雅黑" w:hAnsi="微软雅黑" w:eastAsia="微软雅黑" w:cs="微软雅黑"/>
-                <w:b/>
-                <w:sz w:val="18"/>
-              </w:rPr>
-              <w:t>3 张真实图表</w:t>
-            </w:r>
-            <w:r>
-              <w:rPr>
-                <w:rFonts w:ascii="微软雅黑" w:hAnsi="微软雅黑" w:eastAsia="微软雅黑" w:cs="微软雅黑"/>
-                <w:b w:val="0"/>
-                <w:sz w:val="18"/>
-              </w:rPr>
-              <w:t>（条形/柱状/折线）</w:t>
-            </w:r>
-          </w:p>
-        </w:tc>
-      </w:tr>
-    </w:tbl>
-    <w:p/>
-    <w:p>
-      <w:r>
-        <w:rPr>
-          <w:rFonts w:ascii="微软雅黑" w:hAnsi="微软雅黑" w:eastAsia="微软雅黑" w:cs="微软雅黑"/>
-          <w:b w:val="0"/>
-        </w:rPr>
-        <w:t>浏览器端能做的格式能力有边界，页面上阶段 5 直接把这条边界写给使用者看，</w:t>
-      </w:r>
-    </w:p>
-    <w:p>
-      <w:r>
-        <w:rPr>
-          <w:rFonts w:ascii="微软雅黑" w:hAnsi="微软雅黑" w:eastAsia="微软雅黑" w:cs="微软雅黑"/>
-          <w:b w:val="0"/>
-        </w:rPr>
-        <w:t>不假装支持图表。</w:t>
+        <w:t>另两个环境坑</w:t>
       </w:r>
     </w:p>
     <w:p>
       <w:pPr>
-        <w:spacing w:before="180" w:after="120"/>
+        <w:pStyle w:val="ListBullet"/>
+        <w:spacing w:after="60"/>
       </w:pPr>
       <w:r>
         <w:rPr>
           <w:rFonts w:ascii="微软雅黑" w:hAnsi="微软雅黑" w:eastAsia="微软雅黑" w:cs="微软雅黑"/>
           <w:b/>
-          <w:color w:val="2E5C9A"/>
-          <w:sz w:val="26"/>
-        </w:rPr>
-        <w:t>构建</w:t>
+        </w:rPr>
+        <w:t>git 全局配的代理 `127.0.0.1:33210` 会干扰推送</w:t>
+      </w:r>
+      <w:r>
+        <w:rPr>
+          <w:rFonts w:ascii="微软雅黑" w:hAnsi="微软雅黑" w:eastAsia="微软雅黑" w:cs="微软雅黑"/>
+          <w:b w:val="0"/>
+        </w:rPr>
+        <w:t>。该代理能转发 CONNECT，</w:t>
+      </w:r>
+    </w:p>
+    <w:p>
+      <w:r>
+        <w:rPr>
+          <w:rFonts w:ascii="微软雅黑" w:hAnsi="微软雅黑" w:eastAsia="微软雅黑" w:cs="微软雅黑"/>
+          <w:b w:val="0"/>
+        </w:rPr>
+        <w:t xml:space="preserve">  但 TLS 握手失败（</w:t>
+      </w:r>
+      <w:r>
+        <w:rPr>
+          <w:rFonts w:ascii="Consolas" w:hAnsi="Consolas" w:eastAsia="微软雅黑"/>
+          <w:sz w:val="19"/>
+        </w:rPr>
+        <w:t>curl exit 35</w:t>
+      </w:r>
+      <w:r>
+        <w:rPr>
+          <w:rFonts w:ascii="微软雅黑" w:hAnsi="微软雅黑" w:eastAsia="微软雅黑" w:cs="微软雅黑"/>
+          <w:b w:val="0"/>
+        </w:rPr>
+        <w:t xml:space="preserve">）。已清除 </w:t>
+      </w:r>
+      <w:r>
+        <w:rPr>
+          <w:rFonts w:ascii="Consolas" w:hAnsi="Consolas" w:eastAsia="微软雅黑"/>
+          <w:sz w:val="19"/>
+        </w:rPr>
+        <w:t>http.proxy</w:t>
+      </w:r>
+      <w:r>
+        <w:rPr>
+          <w:rFonts w:ascii="微软雅黑" w:hAnsi="微软雅黑" w:eastAsia="微软雅黑" w:cs="微软雅黑"/>
+          <w:b w:val="0"/>
+        </w:rPr>
+        <w:t xml:space="preserve"> / </w:t>
+      </w:r>
+      <w:r>
+        <w:rPr>
+          <w:rFonts w:ascii="Consolas" w:hAnsi="Consolas" w:eastAsia="微软雅黑"/>
+          <w:sz w:val="19"/>
+        </w:rPr>
+        <w:t>https.proxy</w:t>
+      </w:r>
+      <w:r>
+        <w:rPr>
+          <w:rFonts w:ascii="微软雅黑" w:hAnsi="微软雅黑" w:eastAsia="微软雅黑" w:cs="微软雅黑"/>
+          <w:b w:val="0"/>
+        </w:rPr>
+        <w:t>。</w:t>
+      </w:r>
+    </w:p>
+    <w:p>
+      <w:pPr>
+        <w:pStyle w:val="ListBullet"/>
+        <w:spacing w:after="60"/>
+      </w:pPr>
+      <w:r>
+        <w:rPr>
+          <w:rFonts w:ascii="微软雅黑" w:hAnsi="微软雅黑" w:eastAsia="微软雅黑" w:cs="微软雅黑"/>
+          <w:b/>
+        </w:rPr>
+        <w:t>中文字符串处理</w:t>
+      </w:r>
+      <w:r>
+        <w:rPr>
+          <w:rFonts w:ascii="微软雅黑" w:hAnsi="微软雅黑" w:eastAsia="微软雅黑" w:cs="微软雅黑"/>
+          <w:b w:val="0"/>
+        </w:rPr>
+        <w:t>：</w:t>
+      </w:r>
+      <w:r>
+        <w:rPr>
+          <w:rFonts w:ascii="Consolas" w:hAnsi="Consolas" w:eastAsia="微软雅黑"/>
+          <w:sz w:val="19"/>
+        </w:rPr>
+        <w:t>git ls-files</w:t>
+      </w:r>
+      <w:r>
+        <w:rPr>
+          <w:rFonts w:ascii="微软雅黑" w:hAnsi="微软雅黑" w:eastAsia="微软雅黑" w:cs="微软雅黑"/>
+          <w:b w:val="0"/>
+        </w:rPr>
+        <w:t xml:space="preserve"> 默认 </w:t>
+      </w:r>
+      <w:r>
+        <w:rPr>
+          <w:rFonts w:ascii="Consolas" w:hAnsi="Consolas" w:eastAsia="微软雅黑"/>
+          <w:sz w:val="19"/>
+        </w:rPr>
+        <w:t>core.quotepath=true</w:t>
+      </w:r>
+      <w:r>
+        <w:rPr>
+          <w:rFonts w:ascii="微软雅黑" w:hAnsi="微软雅黑" w:eastAsia="微软雅黑" w:cs="微软雅黑"/>
+          <w:b w:val="0"/>
+        </w:rPr>
+        <w:t>，</w:t>
+      </w:r>
+    </w:p>
+    <w:p>
+      <w:r>
+        <w:rPr>
+          <w:rFonts w:ascii="微软雅黑" w:hAnsi="微软雅黑" w:eastAsia="微软雅黑" w:cs="微软雅黑"/>
+          <w:b w:val="0"/>
+        </w:rPr>
+        <w:t xml:space="preserve">  会把中文路径转成 </w:t>
+      </w:r>
+      <w:r>
+        <w:rPr>
+          <w:rFonts w:ascii="Consolas" w:hAnsi="Consolas" w:eastAsia="微软雅黑"/>
+          <w:sz w:val="19"/>
+        </w:rPr>
+        <w:t>\345\205...</w:t>
+      </w:r>
+      <w:r>
+        <w:rPr>
+          <w:rFonts w:ascii="微软雅黑" w:hAnsi="微软雅黑" w:eastAsia="微软雅黑" w:cs="微软雅黑"/>
+          <w:b w:val="0"/>
+        </w:rPr>
+        <w:t xml:space="preserve"> 八进制转义，直接 </w:t>
+      </w:r>
+      <w:r>
+        <w:rPr>
+          <w:rFonts w:ascii="Consolas" w:hAnsi="Consolas" w:eastAsia="微软雅黑"/>
+          <w:sz w:val="19"/>
+        </w:rPr>
+        <w:t>open()</w:t>
+      </w:r>
+      <w:r>
+        <w:rPr>
+          <w:rFonts w:ascii="微软雅黑" w:hAnsi="微软雅黑" w:eastAsia="微软雅黑" w:cs="微软雅黑"/>
+          <w:b w:val="0"/>
+        </w:rPr>
+        <w:t xml:space="preserve"> 会报</w:t>
+      </w:r>
+    </w:p>
+    <w:p>
+      <w:r>
+        <w:rPr>
+          <w:rFonts w:ascii="微软雅黑" w:hAnsi="微软雅黑" w:eastAsia="微软雅黑" w:cs="微软雅黑"/>
+          <w:b w:val="0"/>
+        </w:rPr>
+        <w:t xml:space="preserve">  </w:t>
+      </w:r>
+      <w:r>
+        <w:rPr>
+          <w:rFonts w:ascii="Consolas" w:hAnsi="Consolas" w:eastAsia="微软雅黑"/>
+          <w:sz w:val="19"/>
+        </w:rPr>
+        <w:t>Invalid argument</w:t>
+      </w:r>
+      <w:r>
+        <w:rPr>
+          <w:rFonts w:ascii="微软雅黑" w:hAnsi="微软雅黑" w:eastAsia="微软雅黑" w:cs="微软雅黑"/>
+          <w:b w:val="0"/>
+        </w:rPr>
+        <w:t xml:space="preserve">。脚本里已设 </w:t>
+      </w:r>
+      <w:r>
+        <w:rPr>
+          <w:rFonts w:ascii="Consolas" w:hAnsi="Consolas" w:eastAsia="微软雅黑"/>
+          <w:sz w:val="19"/>
+        </w:rPr>
+        <w:t>core.quotepath=false</w:t>
+      </w:r>
+      <w:r>
+        <w:rPr>
+          <w:rFonts w:ascii="微软雅黑" w:hAnsi="微软雅黑" w:eastAsia="微软雅黑" w:cs="微软雅黑"/>
+          <w:b w:val="0"/>
+        </w:rPr>
+        <w:t xml:space="preserve"> 并剥掉可能的双引号。</w:t>
+      </w:r>
+    </w:p>
+    <w:p>
+      <w:r>
+        <w:rPr>
+          <w:rFonts w:ascii="微软雅黑" w:hAnsi="微软雅黑" w:eastAsia="微软雅黑" w:cs="微软雅黑"/>
+          <w:color w:val="C0C0C0"/>
+        </w:rPr>
+        <w:t>────────────────────────────────────────</w:t>
+      </w:r>
+    </w:p>
+    <w:p>
+      <w:pPr>
+        <w:spacing w:before="280" w:after="120"/>
+      </w:pPr>
+      <w:r>
+        <w:rPr>
+          <w:rFonts w:ascii="微软雅黑" w:hAnsi="微软雅黑" w:eastAsia="微软雅黑" w:cs="微软雅黑"/>
+          <w:b/>
+          <w:color w:val="1F3864"/>
+          <w:sz w:val="30"/>
+        </w:rPr>
+        <w:t>开发者指南（构建与审计）</w:t>
       </w:r>
     </w:p>
     <w:p>
@@ -6569,9 +7963,51 @@
           <w:color w:val="1F3864"/>
           <w:sz w:val="18"/>
         </w:rPr>
-        <w:t>python src\py\build_web_agent.py     # 自动补齐中间数据并组装单文件</w:t>
+        <w:t># 环境自检（依赖 / 执行引擎 / 五层表 / API 连通）</w:t>
         <w:br/>
-        <w:t>node src\py\verify_agent.js          # 50 项断言</w:t>
+        <w:t>python src\py\check_env.py</w:t>
+        <w:br/>
+        <w:br/>
+        <w:t># 重新打包网页 Agent（会自动补齐中间数据）</w:t>
+        <w:br/>
+        <w:t>python src\py\build_web_agent.py</w:t>
+        <w:br/>
+        <w:br/>
+        <w:t># 网页 JS 自检（50 项断言必须全部通过）</w:t>
+        <w:br/>
+        <w:t>node src\py\verify_agent.js</w:t>
+        <w:br/>
+        <w:br/>
+        <w:t># 以及每次改动后都该跑一遍的开源前审计</w:t>
+        <w:br/>
+        <w:t>python src\py\audit_for_public.py</w:t>
+      </w:r>
+    </w:p>
+    <w:p>
+      <w:r>
+        <w:rPr>
+          <w:rFonts w:ascii="微软雅黑" w:hAnsi="微软雅黑" w:eastAsia="微软雅黑" w:cs="微软雅黑"/>
+          <w:b w:val="0"/>
+        </w:rPr>
+        <w:t>审计脚本会检查四件事：密钥泄漏、硬编码本机路径、</w:t>
+      </w:r>
+    </w:p>
+    <w:p>
+      <w:r>
+        <w:rPr>
+          <w:rFonts w:ascii="微软雅黑" w:hAnsi="微软雅黑" w:eastAsia="微软雅黑" w:cs="微软雅黑"/>
+          <w:b w:val="0"/>
+        </w:rPr>
+        <w:t>不该提交的文件、仓库体积。</w:t>
+      </w:r>
+    </w:p>
+    <w:p>
+      <w:r>
+        <w:rPr>
+          <w:rFonts w:ascii="微软雅黑" w:hAnsi="微软雅黑" w:eastAsia="微软雅黑" w:cs="微软雅黑"/>
+          <w:b/>
+        </w:rPr>
+        <w:t>提交前请确认它输出「审计通过」。</w:t>
       </w:r>
     </w:p>
     <w:p>
@@ -6594,632 +8030,25 @@
           <w:color w:val="1F3864"/>
           <w:sz w:val="30"/>
         </w:rPr>
-        <w:t>⚠️ 已知局限</w:t>
+        <w:t>作者</w:t>
       </w:r>
     </w:p>
     <w:p>
-      <w:pPr>
-        <w:pStyle w:val="ListNumber"/>
-        <w:spacing w:after="60"/>
-      </w:pPr>
-      <w:r>
-        <w:rPr>
-          <w:rFonts w:ascii="微软雅黑" w:hAnsi="微软雅黑" w:eastAsia="微软雅黑" w:cs="微软雅黑"/>
-          <w:b/>
-        </w:rPr>
-        <w:t>网点级微观数据无公开来源</w:t>
-      </w:r>
       <w:r>
         <w:rPr>
           <w:rFonts w:ascii="微软雅黑" w:hAnsi="微软雅黑" w:eastAsia="微软雅黑" w:cs="微软雅黑"/>
           <w:b w:val="0"/>
         </w:rPr>
-        <w:t>，本项目已尽力检索，11 项指标确认不存在。</w:t>
+        <w:t>ArnoldWang-86 ｜ 邮箱：3510428582@qq.com</w:t>
       </w:r>
     </w:p>
     <w:p>
-      <w:pPr>
-        <w:pStyle w:val="ListNumber"/>
-        <w:spacing w:after="60"/>
-      </w:pPr>
-      <w:r>
-        <w:rPr>
-          <w:rFonts w:ascii="微软雅黑" w:hAnsi="微软雅黑" w:eastAsia="微软雅黑" w:cs="微软雅黑"/>
-          <w:b/>
-        </w:rPr>
-        <w:t>模拟数据只锚定量级与波动范围</w:t>
-      </w:r>
       <w:r>
         <w:rPr>
           <w:rFonts w:ascii="微软雅黑" w:hAnsi="微软雅黑" w:eastAsia="微软雅黑" w:cs="微软雅黑"/>
           <w:b w:val="0"/>
         </w:rPr>
-        <w:t>，网点级具体数字不可用于推断真实银行。</w:t>
-      </w:r>
-    </w:p>
-    <w:p>
-      <w:pPr>
-        <w:pStyle w:val="ListNumber"/>
-        <w:spacing w:after="60"/>
-      </w:pPr>
-      <w:r>
-        <w:rPr>
-          <w:rFonts w:ascii="微软雅黑" w:hAnsi="微软雅黑" w:eastAsia="微软雅黑" w:cs="微软雅黑"/>
-          <w:b/>
-        </w:rPr>
-        <w:t>注入异常是我设计的</w:t>
-      </w:r>
-      <w:r>
-        <w:rPr>
-          <w:rFonts w:ascii="微软雅黑" w:hAnsi="微软雅黑" w:eastAsia="微软雅黑" w:cs="微软雅黑"/>
-          <w:b w:val="0"/>
-        </w:rPr>
-        <w:t>，比真实异常更干净、更典型——查全率 100% 不代表真实场景表现。</w:t>
-      </w:r>
-    </w:p>
-    <w:p>
-      <w:pPr>
-        <w:pStyle w:val="ListNumber"/>
-        <w:spacing w:after="60"/>
-      </w:pPr>
-      <w:r>
-        <w:rPr>
-          <w:rFonts w:ascii="微软雅黑" w:hAnsi="微软雅黑" w:eastAsia="微软雅黑" w:cs="微软雅黑"/>
-          <w:b/>
-        </w:rPr>
-        <w:t>检测阈值是在本数据集上调出来的</w:t>
-      </w:r>
-      <w:r>
-        <w:rPr>
-          <w:rFonts w:ascii="微软雅黑" w:hAnsi="微软雅黑" w:eastAsia="微软雅黑" w:cs="微软雅黑"/>
-          <w:b w:val="0"/>
-        </w:rPr>
-        <w:t>，存在过拟合风险。</w:t>
-      </w:r>
-    </w:p>
-    <w:p>
-      <w:pPr>
-        <w:pStyle w:val="ListNumber"/>
-        <w:spacing w:after="60"/>
-      </w:pPr>
-      <w:r>
-        <w:rPr>
-          <w:rFonts w:ascii="微软雅黑" w:hAnsi="微软雅黑" w:eastAsia="微软雅黑" w:cs="微软雅黑"/>
-          <w:b/>
-        </w:rPr>
-        <w:t>节假日效应未单独建模</w:t>
-      </w:r>
-      <w:r>
-        <w:rPr>
-          <w:rFonts w:ascii="微软雅黑" w:hAnsi="微软雅黑" w:eastAsia="微软雅黑" w:cs="微软雅黑"/>
-          <w:b w:val="0"/>
-        </w:rPr>
-        <w:t>，只处理了周内效应。</w:t>
-      </w:r>
-    </w:p>
-    <w:p>
-      <w:pPr>
-        <w:pStyle w:val="ListNumber"/>
-        <w:spacing w:after="60"/>
-      </w:pPr>
-      <w:r>
-        <w:rPr>
-          <w:rFonts w:ascii="微软雅黑" w:hAnsi="微软雅黑" w:eastAsia="微软雅黑" w:cs="微软雅黑"/>
-          <w:b/>
-        </w:rPr>
-        <w:t>误报率 7.50% 是上限口径</w:t>
-      </w:r>
-      <w:r>
-        <w:rPr>
-          <w:rFonts w:ascii="微软雅黑" w:hAnsi="微软雅黑" w:eastAsia="微软雅黑" w:cs="微软雅黑"/>
-          <w:b w:val="0"/>
-        </w:rPr>
-        <w:t>：真实存在但未被登记的波动也被计入分母。</w:t>
-      </w:r>
-    </w:p>
-    <w:p>
-      <w:pPr>
-        <w:pStyle w:val="ListNumber"/>
-        <w:spacing w:after="60"/>
-      </w:pPr>
-      <w:r>
-        <w:rPr>
-          <w:rFonts w:ascii="微软雅黑" w:hAnsi="微软雅黑" w:eastAsia="微软雅黑" w:cs="微软雅黑"/>
-          <w:b/>
-        </w:rPr>
-        <w:t>SQL 层用平均绝对偏差近似 MAD</w:t>
-      </w:r>
-      <w:r>
-        <w:rPr>
-          <w:rFonts w:ascii="微软雅黑" w:hAnsi="微软雅黑" w:eastAsia="微软雅黑" w:cs="微软雅黑"/>
-          <w:b w:val="0"/>
-        </w:rPr>
-        <w:t>（MySQL 无 MEDIAN 聚合），Python 层用真 MAD，</w:t>
-      </w:r>
-    </w:p>
-    <w:p>
-      <w:r>
-        <w:rPr>
-          <w:rFonts w:ascii="微软雅黑" w:hAnsi="微软雅黑" w:eastAsia="微软雅黑" w:cs="微软雅黑"/>
-          <w:b w:val="0"/>
-        </w:rPr>
-        <w:t xml:space="preserve">   两者都稳健但数值不完全相等。</w:t>
-      </w:r>
-    </w:p>
-    <w:p>
-      <w:pPr>
-        <w:pStyle w:val="ListNumber"/>
-        <w:spacing w:after="60"/>
-      </w:pPr>
-      <w:r>
-        <w:rPr>
-          <w:rFonts w:ascii="微软雅黑" w:hAnsi="微软雅黑" w:eastAsia="微软雅黑" w:cs="微软雅黑"/>
-          <w:b w:val="0"/>
-        </w:rPr>
-        <w:t xml:space="preserve">人行报告 </w:t>
-      </w:r>
-      <w:r>
-        <w:rPr>
-          <w:rFonts w:ascii="微软雅黑" w:hAnsi="微软雅黑" w:eastAsia="微软雅黑" w:cs="微软雅黑"/>
-          <w:b/>
-        </w:rPr>
-        <w:t>2025Q1 起改版</w:t>
-      </w:r>
-      <w:r>
-        <w:rPr>
-          <w:rFonts w:ascii="微软雅黑" w:hAnsi="微软雅黑" w:eastAsia="微软雅黑" w:cs="微软雅黑"/>
-          <w:b w:val="0"/>
-        </w:rPr>
-        <w:t>，删除了「人均持有银行卡」等明细项——</w:t>
-      </w:r>
-    </w:p>
-    <w:p>
-      <w:r>
-        <w:rPr>
-          <w:rFonts w:ascii="微软雅黑" w:hAnsi="微软雅黑" w:eastAsia="微软雅黑" w:cs="微软雅黑"/>
-          <w:b w:val="0"/>
-        </w:rPr>
-        <w:t xml:space="preserve">   这是「不再披露」而非「数据缺失」，做长时序时处理方式不同。</w:t>
-      </w:r>
-    </w:p>
-    <w:p>
-      <w:r>
-        <w:rPr>
-          <w:rFonts w:ascii="微软雅黑" w:hAnsi="微软雅黑" w:eastAsia="微软雅黑" w:cs="微软雅黑"/>
-          <w:b w:val="0"/>
-        </w:rPr>
-        <w:t xml:space="preserve">详细局限见 </w:t>
-      </w:r>
-      <w:r>
-        <w:rPr>
-          <w:rFonts w:ascii="Consolas" w:hAnsi="Consolas" w:eastAsia="微软雅黑"/>
-          <w:sz w:val="19"/>
-        </w:rPr>
-        <w:t>docs/方法说明书.md</w:t>
-      </w:r>
-      <w:r>
-        <w:rPr>
-          <w:rFonts w:ascii="微软雅黑" w:hAnsi="微软雅黑" w:eastAsia="微软雅黑" w:cs="微软雅黑"/>
-          <w:b w:val="0"/>
-        </w:rPr>
-        <w:t xml:space="preserve"> 第九节。</w:t>
-      </w:r>
-    </w:p>
-    <w:p>
-      <w:r>
-        <w:rPr>
-          <w:rFonts w:ascii="微软雅黑" w:hAnsi="微软雅黑" w:eastAsia="微软雅黑" w:cs="微软雅黑"/>
-          <w:color w:val="C0C0C0"/>
-        </w:rPr>
-        <w:t>────────────────────────────────────────</w:t>
-      </w:r>
-    </w:p>
-    <w:p>
-      <w:pPr>
-        <w:spacing w:before="280" w:after="120"/>
-      </w:pPr>
-      <w:r>
-        <w:rPr>
-          <w:rFonts w:ascii="微软雅黑" w:hAnsi="微软雅黑" w:eastAsia="微软雅黑" w:cs="微软雅黑"/>
-          <w:b/>
-          <w:color w:val="1F3864"/>
-          <w:sz w:val="30"/>
-        </w:rPr>
-        <w:t>附：中文 Windows 环境的三个坑（都踩过，记下来免得再踩）</w:t>
-      </w:r>
-    </w:p>
-    <w:p>
-      <w:pPr>
-        <w:pStyle w:val="ListNumber"/>
-        <w:spacing w:after="60"/>
-      </w:pPr>
-      <w:r>
-        <w:rPr>
-          <w:rFonts w:ascii="微软雅黑" w:hAnsi="微软雅黑" w:eastAsia="微软雅黑" w:cs="微软雅黑"/>
-          <w:b/>
-        </w:rPr>
-        <w:t>`run_all.bat` 是纯 ASCII 的。</w:t>
-      </w:r>
-      <w:r>
-        <w:rPr>
-          <w:rFonts w:ascii="微软雅黑" w:hAnsi="微软雅黑" w:eastAsia="微软雅黑" w:cs="微软雅黑"/>
-          <w:b w:val="0"/>
-        </w:rPr>
-        <w:t xml:space="preserve"> </w:t>
-      </w:r>
-      <w:r>
-        <w:rPr>
-          <w:rFonts w:ascii="Consolas" w:hAnsi="Consolas" w:eastAsia="微软雅黑"/>
-          <w:sz w:val="19"/>
-        </w:rPr>
-        <w:t>cmd.exe</w:t>
-      </w:r>
-      <w:r>
-        <w:rPr>
-          <w:rFonts w:ascii="微软雅黑" w:hAnsi="微软雅黑" w:eastAsia="微软雅黑" w:cs="微软雅黑"/>
-          <w:b w:val="0"/>
-        </w:rPr>
-        <w:t xml:space="preserve"> 按控制台代码页解析 </w:t>
-      </w:r>
-      <w:r>
-        <w:rPr>
-          <w:rFonts w:ascii="Consolas" w:hAnsi="Consolas" w:eastAsia="微软雅黑"/>
-          <w:sz w:val="19"/>
-        </w:rPr>
-        <w:t>.bat</w:t>
-      </w:r>
-      <w:r>
-        <w:rPr>
-          <w:rFonts w:ascii="微软雅黑" w:hAnsi="微软雅黑" w:eastAsia="微软雅黑" w:cs="微软雅黑"/>
-          <w:b w:val="0"/>
-        </w:rPr>
-        <w:t>，</w:t>
-      </w:r>
-    </w:p>
-    <w:p>
-      <w:r>
-        <w:rPr>
-          <w:rFonts w:ascii="微软雅黑" w:hAnsi="微软雅黑" w:eastAsia="微软雅黑" w:cs="微软雅黑"/>
-          <w:b w:val="0"/>
-        </w:rPr>
-        <w:t xml:space="preserve">   中文注释/参数在部分机器上会让语法解析直接失败</w:t>
-      </w:r>
-    </w:p>
-    <w:p>
-      <w:r>
-        <w:rPr>
-          <w:rFonts w:ascii="微软雅黑" w:hAnsi="微软雅黑" w:eastAsia="微软雅黑" w:cs="微软雅黑"/>
-          <w:b w:val="0"/>
-        </w:rPr>
-        <w:t xml:space="preserve">   （实测报 </w:t>
-      </w:r>
-      <w:r>
-        <w:rPr>
-          <w:rFonts w:ascii="Consolas" w:hAnsi="Consolas" w:eastAsia="微软雅黑"/>
-          <w:sz w:val="19"/>
-        </w:rPr>
-        <w:t>'xx' is not recognized as an internal or external command</w:t>
-      </w:r>
-      <w:r>
-        <w:rPr>
-          <w:rFonts w:ascii="微软雅黑" w:hAnsi="微软雅黑" w:eastAsia="微软雅黑" w:cs="微软雅黑"/>
-          <w:b w:val="0"/>
-        </w:rPr>
-        <w:t>，</w:t>
-      </w:r>
-    </w:p>
-    <w:p>
-      <w:r>
-        <w:rPr>
-          <w:rFonts w:ascii="微软雅黑" w:hAnsi="微软雅黑" w:eastAsia="微软雅黑" w:cs="微软雅黑"/>
-          <w:b w:val="0"/>
-        </w:rPr>
-        <w:t xml:space="preserve">   且发生在 </w:t>
-      </w:r>
-      <w:r>
-        <w:rPr>
-          <w:rFonts w:ascii="Consolas" w:hAnsi="Consolas" w:eastAsia="微软雅黑"/>
-          <w:sz w:val="19"/>
-        </w:rPr>
-        <w:t>chcp</w:t>
-      </w:r>
-      <w:r>
-        <w:rPr>
-          <w:rFonts w:ascii="微软雅黑" w:hAnsi="微软雅黑" w:eastAsia="微软雅黑" w:cs="微软雅黑"/>
-          <w:b w:val="0"/>
-        </w:rPr>
-        <w:t xml:space="preserve"> 生效之前，加 </w:t>
-      </w:r>
-      <w:r>
-        <w:rPr>
-          <w:rFonts w:ascii="Consolas" w:hAnsi="Consolas" w:eastAsia="微软雅黑"/>
-          <w:sz w:val="19"/>
-        </w:rPr>
-        <w:t>chcp</w:t>
-      </w:r>
-      <w:r>
-        <w:rPr>
-          <w:rFonts w:ascii="微软雅黑" w:hAnsi="微软雅黑" w:eastAsia="微软雅黑" w:cs="微软雅黑"/>
-          <w:b w:val="0"/>
-        </w:rPr>
-        <w:t xml:space="preserve"> 也救不回来）。存成 GBK 也不行——</w:t>
-      </w:r>
-    </w:p>
-    <w:p>
-      <w:r>
-        <w:rPr>
-          <w:rFonts w:ascii="微软雅黑" w:hAnsi="微软雅黑" w:eastAsia="微软雅黑" w:cs="微软雅黑"/>
-          <w:b w:val="0"/>
-        </w:rPr>
-        <w:t xml:space="preserve">   这台机器的 cmd 实际代码页并不是 936。</w:t>
-      </w:r>
-    </w:p>
-    <w:p>
-      <w:pPr>
-        <w:pStyle w:val="ListNumber"/>
-        <w:spacing w:after="60"/>
-      </w:pPr>
-      <w:r>
-        <w:rPr>
-          <w:rFonts w:ascii="微软雅黑" w:hAnsi="微软雅黑" w:eastAsia="微软雅黑" w:cs="微软雅黑"/>
-          <w:b/>
-        </w:rPr>
-        <w:t>`run_all.ps1` 存为 UTF-8 with BOM。</w:t>
-      </w:r>
-      <w:r>
-        <w:rPr>
-          <w:rFonts w:ascii="微软雅黑" w:hAnsi="微软雅黑" w:eastAsia="微软雅黑" w:cs="微软雅黑"/>
-          <w:b w:val="0"/>
-        </w:rPr>
-        <w:t xml:space="preserve"> Windows PowerShell 5.1 对无 BOM 的</w:t>
-      </w:r>
-    </w:p>
-    <w:p>
-      <w:r>
-        <w:rPr>
-          <w:rFonts w:ascii="微软雅黑" w:hAnsi="微软雅黑" w:eastAsia="微软雅黑" w:cs="微软雅黑"/>
-          <w:b w:val="0"/>
-        </w:rPr>
-        <w:t xml:space="preserve">   </w:t>
-      </w:r>
-      <w:r>
-        <w:rPr>
-          <w:rFonts w:ascii="Consolas" w:hAnsi="Consolas" w:eastAsia="微软雅黑"/>
-          <w:sz w:val="19"/>
-        </w:rPr>
-        <w:t>.ps1</w:t>
-      </w:r>
-      <w:r>
-        <w:rPr>
-          <w:rFonts w:ascii="微软雅黑" w:hAnsi="微软雅黑" w:eastAsia="微软雅黑" w:cs="微软雅黑"/>
-          <w:b w:val="0"/>
-        </w:rPr>
-        <w:t xml:space="preserve"> 按系统 ANSI 代码页解析，中文会变乱码（实测报</w:t>
-      </w:r>
-    </w:p>
-    <w:p>
-      <w:r>
-        <w:rPr>
-          <w:rFonts w:ascii="微软雅黑" w:hAnsi="微软雅黑" w:eastAsia="微软雅黑" w:cs="微软雅黑"/>
-          <w:b w:val="0"/>
-        </w:rPr>
-        <w:t xml:space="preserve">   </w:t>
-      </w:r>
-      <w:r>
-        <w:rPr>
-          <w:rFonts w:ascii="Consolas" w:hAnsi="Consolas" w:eastAsia="微软雅黑"/>
-          <w:sz w:val="19"/>
-        </w:rPr>
-        <w:t>Missing '=' operator after key in hash literal</w:t>
-      </w:r>
-      <w:r>
-        <w:rPr>
-          <w:rFonts w:ascii="微软雅黑" w:hAnsi="微软雅黑" w:eastAsia="微软雅黑" w:cs="微软雅黑"/>
-          <w:b w:val="0"/>
-        </w:rPr>
-        <w:t>）。</w:t>
-      </w:r>
-    </w:p>
-    <w:p>
-      <w:pPr>
-        <w:pStyle w:val="ListNumber"/>
-        <w:spacing w:after="60"/>
-      </w:pPr>
-      <w:r>
-        <w:rPr>
-          <w:rFonts w:ascii="微软雅黑" w:hAnsi="微软雅黑" w:eastAsia="微软雅黑" w:cs="微软雅黑"/>
-          <w:b/>
-        </w:rPr>
-        <w:t>批处理里不把中文文件名当参数传给 Python</w:t>
-      </w:r>
-      <w:r>
-        <w:rPr>
-          <w:rFonts w:ascii="微软雅黑" w:hAnsi="微软雅黑" w:eastAsia="微软雅黑" w:cs="微软雅黑"/>
-          <w:b w:val="0"/>
-        </w:rPr>
-        <w:t>：代码页转换会破坏参数</w:t>
-      </w:r>
-    </w:p>
-    <w:p>
-      <w:r>
-        <w:rPr>
-          <w:rFonts w:ascii="微软雅黑" w:hAnsi="微软雅黑" w:eastAsia="微软雅黑" w:cs="微软雅黑"/>
-          <w:b w:val="0"/>
-        </w:rPr>
-        <w:t xml:space="preserve">   （实测到达 Python 时文件名里全是 </w:t>
-      </w:r>
-      <w:r>
-        <w:rPr>
-          <w:rFonts w:ascii="Consolas" w:hAnsi="Consolas" w:eastAsia="微软雅黑"/>
-          <w:sz w:val="19"/>
-        </w:rPr>
-        <w:t>\ufffd</w:t>
-      </w:r>
-      <w:r>
-        <w:rPr>
-          <w:rFonts w:ascii="微软雅黑" w:hAnsi="微软雅黑" w:eastAsia="微软雅黑" w:cs="微软雅黑"/>
-          <w:b w:val="0"/>
-        </w:rPr>
-        <w:t>），所以改由脚本自己按目录发现文件</w:t>
-      </w:r>
-    </w:p>
-    <w:p>
-      <w:r>
-        <w:rPr>
-          <w:rFonts w:ascii="微软雅黑" w:hAnsi="微软雅黑" w:eastAsia="微软雅黑" w:cs="微软雅黑"/>
-          <w:b w:val="0"/>
-        </w:rPr>
-        <w:t xml:space="preserve">   （见 </w:t>
-      </w:r>
-      <w:r>
-        <w:rPr>
-          <w:rFonts w:ascii="Consolas" w:hAnsi="Consolas" w:eastAsia="微软雅黑"/>
-          <w:sz w:val="19"/>
-        </w:rPr>
-        <w:t>md2docx.py</w:t>
-      </w:r>
-      <w:r>
-        <w:rPr>
-          <w:rFonts w:ascii="微软雅黑" w:hAnsi="微软雅黑" w:eastAsia="微软雅黑" w:cs="微软雅黑"/>
-          <w:b w:val="0"/>
-        </w:rPr>
-        <w:t xml:space="preserve"> 的 </w:t>
-      </w:r>
-      <w:r>
-        <w:rPr>
-          <w:rFonts w:ascii="Consolas" w:hAnsi="Consolas" w:eastAsia="微软雅黑"/>
-          <w:sz w:val="19"/>
-        </w:rPr>
-        <w:t>build_all</w:t>
-      </w:r>
-      <w:r>
-        <w:rPr>
-          <w:rFonts w:ascii="微软雅黑" w:hAnsi="微软雅黑" w:eastAsia="微软雅黑" w:cs="微软雅黑"/>
-          <w:b w:val="0"/>
-        </w:rPr>
-        <w:t>）。</w:t>
-      </w:r>
-    </w:p>
-    <w:p>
-      <w:pPr>
-        <w:pStyle w:val="ListNumber"/>
-        <w:spacing w:after="60"/>
-      </w:pPr>
-      <w:r>
-        <w:rPr>
-          <w:rFonts w:ascii="微软雅黑" w:hAnsi="微软雅黑" w:eastAsia="微软雅黑" w:cs="微软雅黑"/>
-          <w:b/>
-        </w:rPr>
-        <w:t>Python 脚本要重配 stdout 为 UTF-8。</w:t>
-      </w:r>
-      <w:r>
-        <w:rPr>
-          <w:rFonts w:ascii="微软雅黑" w:hAnsi="微软雅黑" w:eastAsia="微软雅黑" w:cs="微软雅黑"/>
-          <w:b w:val="0"/>
-        </w:rPr>
-        <w:t xml:space="preserve"> 控制台默认 GBK，脚本里任何非 GBK 字符</w:t>
-      </w:r>
-    </w:p>
-    <w:p>
-      <w:r>
-        <w:rPr>
-          <w:rFonts w:ascii="微软雅黑" w:hAnsi="微软雅黑" w:eastAsia="微软雅黑" w:cs="微软雅黑"/>
-          <w:b w:val="0"/>
-        </w:rPr>
-        <w:t xml:space="preserve">   （</w:t>
-      </w:r>
-      <w:r>
-        <w:rPr>
-          <w:rFonts w:ascii="Consolas" w:hAnsi="Consolas" w:eastAsia="微软雅黑"/>
-          <w:sz w:val="19"/>
-        </w:rPr>
-        <w:t>✓</w:t>
-      </w:r>
-      <w:r>
-        <w:rPr>
-          <w:rFonts w:ascii="微软雅黑" w:hAnsi="微软雅黑" w:eastAsia="微软雅黑" w:cs="微软雅黑"/>
-          <w:b w:val="0"/>
-        </w:rPr>
-        <w:t xml:space="preserve"> </w:t>
-      </w:r>
-      <w:r>
-        <w:rPr>
-          <w:rFonts w:ascii="Consolas" w:hAnsi="Consolas" w:eastAsia="微软雅黑"/>
-          <w:sz w:val="19"/>
-        </w:rPr>
-        <w:t>⚠</w:t>
-      </w:r>
-      <w:r>
-        <w:rPr>
-          <w:rFonts w:ascii="微软雅黑" w:hAnsi="微软雅黑" w:eastAsia="微软雅黑" w:cs="微软雅黑"/>
-          <w:b w:val="0"/>
-        </w:rPr>
-        <w:t xml:space="preserve"> </w:t>
-      </w:r>
-      <w:r>
-        <w:rPr>
-          <w:rFonts w:ascii="Consolas" w:hAnsi="Consolas" w:eastAsia="微软雅黑"/>
-          <w:sz w:val="19"/>
-        </w:rPr>
-        <w:t>▪</w:t>
-      </w:r>
-      <w:r>
-        <w:rPr>
-          <w:rFonts w:ascii="微软雅黑" w:hAnsi="微软雅黑" w:eastAsia="微软雅黑" w:cs="微软雅黑"/>
-          <w:b w:val="0"/>
-        </w:rPr>
-        <w:t xml:space="preserve">）在 </w:t>
-      </w:r>
-      <w:r>
-        <w:rPr>
-          <w:rFonts w:ascii="Consolas" w:hAnsi="Consolas" w:eastAsia="微软雅黑"/>
-          <w:sz w:val="19"/>
-        </w:rPr>
-        <w:t>print</w:t>
-      </w:r>
-      <w:r>
-        <w:rPr>
-          <w:rFonts w:ascii="微软雅黑" w:hAnsi="微软雅黑" w:eastAsia="微软雅黑" w:cs="微软雅黑"/>
-          <w:b w:val="0"/>
-        </w:rPr>
-        <w:t xml:space="preserve"> 时都会抛 </w:t>
-      </w:r>
-      <w:r>
-        <w:rPr>
-          <w:rFonts w:ascii="Consolas" w:hAnsi="Consolas" w:eastAsia="微软雅黑"/>
-          <w:sz w:val="19"/>
-        </w:rPr>
-        <w:t>UnicodeEncodeError</w:t>
-      </w:r>
-      <w:r>
-        <w:rPr>
-          <w:rFonts w:ascii="微软雅黑" w:hAnsi="微软雅黑" w:eastAsia="微软雅黑" w:cs="微软雅黑"/>
-          <w:b w:val="0"/>
-        </w:rPr>
-        <w:t xml:space="preserve"> 并中断执行。</w:t>
-      </w:r>
-    </w:p>
-    <w:p>
-      <w:r>
-        <w:rPr>
-          <w:rFonts w:ascii="微软雅黑" w:hAnsi="微软雅黑" w:eastAsia="微软雅黑" w:cs="微软雅黑"/>
-          <w:b w:val="0"/>
-        </w:rPr>
-        <w:t xml:space="preserve">   已在各入口脚本统一加 </w:t>
-      </w:r>
-      <w:r>
-        <w:rPr>
-          <w:rFonts w:ascii="Consolas" w:hAnsi="Consolas" w:eastAsia="微软雅黑"/>
-          <w:sz w:val="19"/>
-        </w:rPr>
-        <w:t>sys.stdout.reconfigure(encoding="utf-8")</w:t>
-      </w:r>
-      <w:r>
-        <w:rPr>
-          <w:rFonts w:ascii="微软雅黑" w:hAnsi="微软雅黑" w:eastAsia="微软雅黑" w:cs="微软雅黑"/>
-          <w:b w:val="0"/>
-        </w:rPr>
-        <w:t>。</w:t>
+        <w:t>本项目用于记录个人的数据分析实践，欢迎交流与指正。</w:t>
       </w:r>
     </w:p>
     <w:sectPr>

--- a/README.docx
+++ b/README.docx
@@ -147,7 +147,7 @@
           <w:rFonts w:ascii="微软雅黑" w:hAnsi="微软雅黑" w:eastAsia="微软雅黑" w:cs="微软雅黑"/>
           <w:b w:val="0"/>
         </w:rPr>
-        <w:t>![成因判定](https://img.shields.io/badge/成因判定-7%2F7-success)</w:t>
+        <w:t>![成因判定](https://img.shields.io/badge/成因判定(3类)-7%2F7-success)</w:t>
       </w:r>
     </w:p>
     <w:p>
@@ -156,7 +156,25 @@
           <w:rFonts w:ascii="微软雅黑" w:hAnsi="微软雅黑" w:eastAsia="微软雅黑" w:cs="微软雅黑"/>
           <w:b w:val="0"/>
         </w:rPr>
+        <w:t>![成因细类](https://img.shields.io/badge/成因判定(细类)-6%2F7-yellow)</w:t>
+      </w:r>
+    </w:p>
+    <w:p>
+      <w:r>
+        <w:rPr>
+          <w:rFonts w:ascii="微软雅黑" w:hAnsi="微软雅黑" w:eastAsia="微软雅黑" w:cs="微软雅黑"/>
+          <w:b w:val="0"/>
+        </w:rPr>
         <w:t>![License](https://img.shields.io/badge/License-MIT-green)</w:t>
+      </w:r>
+    </w:p>
+    <w:p>
+      <w:r>
+        <w:rPr>
+          <w:rFonts w:ascii="微软雅黑" w:hAnsi="微软雅黑" w:eastAsia="微软雅黑" w:cs="微软雅黑"/>
+          <w:b w:val="0"/>
+        </w:rPr>
+        <w:t>[![在线打开](https://img.shields.io/badge/%E5%9C%A8%E7%BA%BF%E6%89%93%E5%BC%80-GitHub%20Pages-2E7D6F)](https://arnoldwang-86.github.io/pingan-branch-ops-monitoring/)</w:t>
       </w:r>
     </w:p>
     <w:p>
@@ -1540,7 +1558,7 @@
                 <w:b w:val="0"/>
                 <w:sz w:val="18"/>
               </w:rPr>
-              <w:t>性质判定正确</w:t>
+              <w:t>性质判定正确（3 大类）</w:t>
             </w:r>
           </w:p>
         </w:tc>
@@ -1559,7 +1577,47 @@
                 <w:b/>
                 <w:sz w:val="18"/>
               </w:rPr>
-              <w:t>7 例（准确率 100%）</w:t>
+              <w:t>7 例（100%）</w:t>
+            </w:r>
+          </w:p>
+        </w:tc>
+      </w:tr>
+      <w:tr>
+        <w:tc>
+          <w:tcPr>
+            <w:tcW w:type="dxa" w:w="4320"/>
+          </w:tcPr>
+          <w:p>
+            <w:pPr>
+              <w:spacing w:after="40"/>
+            </w:pPr>
+            <w:r/>
+            <w:r>
+              <w:rPr>
+                <w:rFonts w:ascii="微软雅黑" w:hAnsi="微软雅黑" w:eastAsia="微软雅黑" w:cs="微软雅黑"/>
+                <w:b w:val="0"/>
+                <w:sz w:val="18"/>
+              </w:rPr>
+              <w:t>性质判定正确（细分类型）</w:t>
+            </w:r>
+          </w:p>
+        </w:tc>
+        <w:tc>
+          <w:tcPr>
+            <w:tcW w:type="dxa" w:w="4320"/>
+          </w:tcPr>
+          <w:p>
+            <w:pPr>
+              <w:spacing w:after="40"/>
+            </w:pPr>
+            <w:r/>
+            <w:r>
+              <w:rPr>
+                <w:rFonts w:ascii="微软雅黑" w:hAnsi="微软雅黑" w:eastAsia="微软雅黑" w:cs="微软雅黑"/>
+                <w:b/>
+                <w:sz w:val="18"/>
+              </w:rPr>
+              <w:t>6 例（85.7%）</w:t>
             </w:r>
           </w:p>
         </w:tc>
@@ -1638,6 +1696,115 @@
       </w:tr>
     </w:tbl>
     <w:p/>
+    <w:p>
+      <w:pPr>
+        <w:ind w:left="340"/>
+      </w:pPr>
+      <w:r>
+        <w:rPr>
+          <w:rFonts w:ascii="微软雅黑" w:hAnsi="微软雅黑" w:eastAsia="微软雅黑" w:cs="微软雅黑"/>
+          <w:b w:val="0"/>
+          <w:i/>
+          <w:color w:val="606060"/>
+          <w:sz w:val="20"/>
+        </w:rPr>
+        <w:t>为什么给两个数：评估脚本把成因归并到 3 大类（数据错误 / 口径差异 / 真实风险）后比对，</w:t>
+      </w:r>
+    </w:p>
+    <w:p>
+      <w:pPr>
+        <w:ind w:left="340"/>
+      </w:pPr>
+      <w:r>
+        <w:rPr>
+          <w:rFonts w:ascii="微软雅黑" w:hAnsi="微软雅黑" w:eastAsia="微软雅黑" w:cs="微软雅黑"/>
+          <w:b w:val="0"/>
+          <w:i/>
+          <w:color w:val="606060"/>
+          <w:sz w:val="20"/>
+        </w:rPr>
+        <w:t>这个口径下是 7/7。但细分类型上有一例判错——</w:t>
+      </w:r>
+    </w:p>
+    <w:p>
+      <w:pPr>
+        <w:ind w:left="340"/>
+      </w:pPr>
+      <w:r>
+        <w:rPr>
+          <w:rFonts w:ascii="Consolas" w:hAnsi="Consolas" w:eastAsia="微软雅黑"/>
+          <w:i/>
+          <w:color w:val="606060"/>
+          <w:sz w:val="18"/>
+        </w:rPr>
+        <w:t>error_drift</w:t>
+      </w:r>
+      <w:r>
+        <w:rPr>
+          <w:rFonts w:ascii="微软雅黑" w:hAnsi="微软雅黑" w:eastAsia="微软雅黑" w:cs="微软雅黑"/>
+          <w:b w:val="0"/>
+          <w:i/>
+          <w:color w:val="606060"/>
+          <w:sz w:val="20"/>
+        </w:rPr>
+        <w:t>（SH011 新人轮换致差错率漂移）应判为「操作风险」，</w:t>
+      </w:r>
+    </w:p>
+    <w:p>
+      <w:pPr>
+        <w:ind w:left="340"/>
+      </w:pPr>
+      <w:r>
+        <w:rPr>
+          <w:rFonts w:ascii="微软雅黑" w:hAnsi="微软雅黑" w:eastAsia="微软雅黑" w:cs="微软雅黑"/>
+          <w:b w:val="0"/>
+          <w:i/>
+          <w:color w:val="606060"/>
+          <w:sz w:val="20"/>
+        </w:rPr>
+        <w:t>实际首条预警落在「服务风险」：差错与投诉在该网点同时抬升，而判定规则里</w:t>
+      </w:r>
+    </w:p>
+    <w:p>
+      <w:pPr>
+        <w:ind w:left="340"/>
+      </w:pPr>
+      <w:r>
+        <w:rPr>
+          <w:rFonts w:ascii="微软雅黑" w:hAnsi="微软雅黑" w:eastAsia="微软雅黑" w:cs="微软雅黑"/>
+          <w:b w:val="0"/>
+          <w:i/>
+          <w:color w:val="606060"/>
+          <w:sz w:val="20"/>
+        </w:rPr>
+        <w:t>服务风险条件先满足，于是首报按投诉归因。</w:t>
+      </w:r>
+    </w:p>
+    <w:p>
+      <w:pPr>
+        <w:ind w:left="340"/>
+      </w:pPr>
+      <w:r>
+        <w:rPr>
+          <w:rFonts w:ascii="微软雅黑" w:hAnsi="微软雅黑" w:eastAsia="微软雅黑" w:cs="微软雅黑"/>
+          <w:b w:val="0"/>
+          <w:i/>
+          <w:color w:val="606060"/>
+          <w:sz w:val="20"/>
+        </w:rPr>
+        <w:t>大类没错、细类错了。</w:t>
+      </w:r>
+      <w:r>
+        <w:rPr>
+          <w:rFonts w:ascii="微软雅黑" w:hAnsi="微软雅黑" w:eastAsia="微软雅黑" w:cs="微软雅黑"/>
+          <w:b/>
+          <w:i/>
+          <w:color w:val="606060"/>
+          <w:sz w:val="20"/>
+        </w:rPr>
+        <w:t>只报 7/7 会掩盖这一点，所以两个数都列出来。</w:t>
+      </w:r>
+    </w:p>
     <w:p>
       <w:r>
         <w:rPr>
@@ -6845,6 +7012,44 @@
           <w:b w:val="0"/>
         </w:rPr>
         <w:t>：真实存在但未被登记的波动也被计入分母。</w:t>
+      </w:r>
+    </w:p>
+    <w:p>
+      <w:pPr>
+        <w:pStyle w:val="ListNumber"/>
+        <w:spacing w:after="60"/>
+      </w:pPr>
+      <w:r>
+        <w:rPr>
+          <w:rFonts w:ascii="微软雅黑" w:hAnsi="微软雅黑" w:eastAsia="微软雅黑" w:cs="微软雅黑"/>
+          <w:b/>
+        </w:rPr>
+        <w:t>一例成因细分类型误判</w:t>
+      </w:r>
+      <w:r>
+        <w:rPr>
+          <w:rFonts w:ascii="微软雅黑" w:hAnsi="微软雅黑" w:eastAsia="微软雅黑" w:cs="微软雅黑"/>
+          <w:b w:val="0"/>
+        </w:rPr>
+        <w:t>：SH011（新人轮换致差错率漂移）被首报为「服务风险」</w:t>
+      </w:r>
+    </w:p>
+    <w:p>
+      <w:r>
+        <w:rPr>
+          <w:rFonts w:ascii="微软雅黑" w:hAnsi="微软雅黑" w:eastAsia="微软雅黑" w:cs="微软雅黑"/>
+          <w:b w:val="0"/>
+        </w:rPr>
+        <w:t xml:space="preserve">   而非「操作风险」。原因是该网点差错与投诉同时抬升，判定规则中服务风险条件先满足。</w:t>
+      </w:r>
+    </w:p>
+    <w:p>
+      <w:r>
+        <w:rPr>
+          <w:rFonts w:ascii="微软雅黑" w:hAnsi="微软雅黑" w:eastAsia="微软雅黑" w:cs="微软雅黑"/>
+          <w:b w:val="0"/>
+        </w:rPr>
+        <w:t xml:space="preserve">   3 大类没错、细类错了，详见结果表下方说明。</w:t>
       </w:r>
     </w:p>
     <w:p>

--- a/README.docx
+++ b/README.docx
@@ -102,7 +102,7 @@
           <w:rFonts w:ascii="微软雅黑" w:hAnsi="微软雅黑" w:eastAsia="微软雅黑" w:cs="微软雅黑"/>
           <w:b w:val="0"/>
         </w:rPr>
-        <w:t>![Python](https://img.shields.io/badge/Python-3.13-3776AB)</w:t>
+        <w:t>!Python</w:t>
       </w:r>
     </w:p>
     <w:p>
@@ -111,7 +111,7 @@
           <w:rFonts w:ascii="微软雅黑" w:hAnsi="微软雅黑" w:eastAsia="微软雅黑" w:cs="微软雅黑"/>
           <w:b w:val="0"/>
         </w:rPr>
-        <w:t>![DuckDB](https://img.shields.io/badge/DuckDB-1.5-FFF000)</w:t>
+        <w:t>!DuckDB</w:t>
       </w:r>
     </w:p>
     <w:p>
@@ -120,7 +120,7 @@
           <w:rFonts w:ascii="微软雅黑" w:hAnsi="微软雅黑" w:eastAsia="微软雅黑" w:cs="微软雅黑"/>
           <w:b w:val="0"/>
         </w:rPr>
-        <w:t>![SQL](https://img.shields.io/badge/SQL-窗口函数%2FCTE-4479A1)</w:t>
+        <w:t>!SQL</w:t>
       </w:r>
     </w:p>
     <w:p>
@@ -129,7 +129,7 @@
           <w:rFonts w:ascii="微软雅黑" w:hAnsi="微软雅黑" w:eastAsia="微软雅黑" w:cs="微软雅黑"/>
           <w:b w:val="0"/>
         </w:rPr>
-        <w:t>![样本](https://img.shields.io/badge/样本-20%20网点%20×%2090%20天-BLUE)</w:t>
+        <w:t>!样本</w:t>
       </w:r>
     </w:p>
     <w:p>
@@ -138,7 +138,7 @@
           <w:rFonts w:ascii="微软雅黑" w:hAnsi="微软雅黑" w:eastAsia="微软雅黑" w:cs="微软雅黑"/>
           <w:b w:val="0"/>
         </w:rPr>
-        <w:t>![查全率](https://img.shields.io/badge/异常查全率-7%2F7-success)</w:t>
+        <w:t>!查全率</w:t>
       </w:r>
     </w:p>
     <w:p>
@@ -147,7 +147,7 @@
           <w:rFonts w:ascii="微软雅黑" w:hAnsi="微软雅黑" w:eastAsia="微软雅黑" w:cs="微软雅黑"/>
           <w:b w:val="0"/>
         </w:rPr>
-        <w:t>![成因判定](https://img.shields.io/badge/成因判定(3类)-7%2F7-success)</w:t>
+        <w:t>!成因判定-7%2F7-success)</w:t>
       </w:r>
     </w:p>
     <w:p>
@@ -156,7 +156,7 @@
           <w:rFonts w:ascii="微软雅黑" w:hAnsi="微软雅黑" w:eastAsia="微软雅黑" w:cs="微软雅黑"/>
           <w:b w:val="0"/>
         </w:rPr>
-        <w:t>![成因细类](https://img.shields.io/badge/成因判定(细类)-6%2F7-yellow)</w:t>
+        <w:t>!成因细类-6%2F7-yellow)</w:t>
       </w:r>
     </w:p>
     <w:p>
@@ -165,7 +165,7 @@
           <w:rFonts w:ascii="微软雅黑" w:hAnsi="微软雅黑" w:eastAsia="微软雅黑" w:cs="微软雅黑"/>
           <w:b w:val="0"/>
         </w:rPr>
-        <w:t>![License](https://img.shields.io/badge/License-MIT-green)</w:t>
+        <w:t>!License</w:t>
       </w:r>
     </w:p>
     <w:p>
@@ -174,7 +174,7 @@
           <w:rFonts w:ascii="微软雅黑" w:hAnsi="微软雅黑" w:eastAsia="微软雅黑" w:cs="微软雅黑"/>
           <w:b w:val="0"/>
         </w:rPr>
-        <w:t>[![在线打开](https://img.shields.io/badge/%E5%9C%A8%E7%BA%BF%E6%89%93%E5%BC%80-GitHub%20Pages-2E7D6F)](https://arnoldwang-86.github.io/pingan-branch-ops-monitoring/)</w:t>
+        <w:t>![在线打开](https://arnoldwang-86.github.io/pingan-branch-ops-monitoring/)</w:t>
       </w:r>
     </w:p>
     <w:p>
@@ -647,7 +647,7 @@
           <w:rFonts w:ascii="微软雅黑" w:hAnsi="微软雅黑" w:eastAsia="微软雅黑" w:cs="微软雅黑"/>
           <w:b w:val="0"/>
         </w:rPr>
-        <w:t>🤖 [Text-to-Excel Agent](https://arnoldwang-86.github.io/pingan-branch-ops-monitoring/results/%E8%BF%90%E8%90%A5%E9%97%AE%E6%95%B0Agent.html)</w:t>
+        <w:t>🤖 Text-to-Excel Agent</w:t>
       </w:r>
     </w:p>
     <w:p>
@@ -656,7 +656,7 @@
           <w:rFonts w:ascii="微软雅黑" w:hAnsi="微软雅黑" w:eastAsia="微软雅黑" w:cs="微软雅黑"/>
           <w:b w:val="0"/>
         </w:rPr>
-        <w:t>· 📊 [交互式看板](https://arnoldwang-86.github.io/pingan-branch-ops-monitoring/results/%E7%9C%8B%E6%9D%BF.html)</w:t>
+        <w:t>· 📊 交互式看板</w:t>
       </w:r>
     </w:p>
     <w:p>
@@ -1834,7 +1834,7 @@
           <w:rFonts w:ascii="微软雅黑" w:hAnsi="微软雅黑" w:eastAsia="微软雅黑" w:cs="微软雅黑"/>
           <w:b w:val="0"/>
         </w:rPr>
-        <w:t>![Agent 完整工作流程](images/agent-pipeline.png)</w:t>
+        <w:t>!Agent 完整工作流程</w:t>
       </w:r>
     </w:p>
     <w:p>
@@ -2484,7 +2484,7 @@
           <w:rFonts w:ascii="微软雅黑" w:hAnsi="微软雅黑" w:eastAsia="微软雅黑" w:cs="微软雅黑"/>
           <w:b w:val="0"/>
         </w:rPr>
-        <w:t>![预警分析路径](images/agent-alert-analysis.png)</w:t>
+        <w:t>!预警分析路径</w:t>
       </w:r>
     </w:p>
     <w:p>
